--- a/sse-cw2-report.docx
+++ b/sse-cw2-report.docx
@@ -2,77 +2,68 @@
 <file path=word/document.xml><?xml version="1.0" encoding="utf-8"?>
 <w:document xmlns:wpc="http://schemas.microsoft.com/office/word/2010/wordprocessingCanvas" xmlns:mo="http://schemas.microsoft.com/office/mac/office/2008/main" xmlns:mc="http://schemas.openxmlformats.org/markup-compatibility/2006" xmlns:mv="urn:schemas-microsoft-com:mac:vml" xmlns:o="urn:schemas-microsoft-com:office:office" xmlns:r="http://schemas.openxmlformats.org/officeDocument/2006/relationships" xmlns:m="http://schemas.openxmlformats.org/officeDocument/2006/math" xmlns:v="urn:schemas-microsoft-com:vml" xmlns:wp14="http://schemas.microsoft.com/office/word/2010/wordprocessingDrawing" xmlns:wp="http://schemas.openxmlformats.org/drawingml/2006/wordprocessingDrawing" xmlns:w10="urn:schemas-microsoft-com:office:word" xmlns:w="http://schemas.openxmlformats.org/wordprocessingml/2006/main" xmlns:w14="http://schemas.microsoft.com/office/word/2010/wordml" xmlns:wpg="http://schemas.microsoft.com/office/word/2010/wordprocessingGroup" xmlns:wpi="http://schemas.microsoft.com/office/word/2010/wordprocessingInk" xmlns:wne="http://schemas.microsoft.com/office/word/2006/wordml" xmlns:wps="http://schemas.microsoft.com/office/word/2010/wordprocessingShape" mc:Ignorable="w14 wp14">
   <w:body>
+    <w:p/>
+    <w:p/>
+    <w:p/>
+    <w:p/>
     <w:p>
       <w:pPr>
-        <w:spacing w:before="1440" w:after="120"/>
         <w:jc w:val="center"/>
       </w:pPr>
       <w:r>
         <w:rPr>
           <w:rFonts w:ascii="Times New Roman" w:hAnsi="Times New Roman"/>
           <w:b/>
-          <w:sz w:val="28"/>
-        </w:rPr>
-        <w:t>London South Bank University</w:t>
-      </w:r>
-    </w:p>
-    <w:p>
-      <w:pPr>
-        <w:jc w:val="center"/>
-      </w:pPr>
-      <w:r>
-        <w:rPr>
-          <w:rFonts w:ascii="Times New Roman" w:hAnsi="Times New Roman"/>
-          <w:sz w:val="24"/>
-        </w:rPr>
-        <w:t>School of Engineering</w:t>
-      </w:r>
-    </w:p>
-    <w:p>
-      <w:pPr>
-        <w:spacing w:after="720"/>
-        <w:jc w:val="center"/>
-      </w:pPr>
-      <w:r>
-        <w:rPr>
-          <w:rFonts w:ascii="Times New Roman" w:hAnsi="Times New Roman"/>
-          <w:i/>
-          <w:sz w:val="24"/>
-        </w:rPr>
-        <w:t>CSI_7_SSE — Software and Systems Engineering</w:t>
-      </w:r>
-    </w:p>
-    <w:p>
-      <w:pPr>
-        <w:spacing w:after="120"/>
-        <w:jc w:val="center"/>
-      </w:pPr>
-      <w:r>
-        <w:rPr>
-          <w:rFonts w:ascii="Times New Roman" w:hAnsi="Times New Roman"/>
-          <w:b/>
-          <w:sz w:val="44"/>
+          <w:color w:val="031634"/>
+          <w:sz w:val="56"/>
         </w:rPr>
         <w:t>HousePredict AI</w:t>
       </w:r>
     </w:p>
     <w:p>
       <w:pPr>
-        <w:spacing w:after="960"/>
         <w:jc w:val="center"/>
       </w:pPr>
       <w:r>
         <w:rPr>
           <w:rFonts w:ascii="Times New Roman" w:hAnsi="Times New Roman"/>
-          <w:i/>
+          <w:color w:val="006C49"/>
+          <w:sz w:val="36"/>
+        </w:rPr>
+        <w:t>UK Residential Property Price Prediction</w:t>
+      </w:r>
+    </w:p>
+    <w:p/>
+    <w:p>
+      <w:pPr>
+        <w:jc w:val="center"/>
+      </w:pPr>
+      <w:r>
+        <w:rPr>
+          <w:rFonts w:ascii="Times New Roman" w:hAnsi="Times New Roman"/>
+          <w:b/>
           <w:sz w:val="26"/>
         </w:rPr>
-        <w:t>Full-Stack Machine Learning Property Price Prediction for England</w:t>
+        <w:t>Module: CSI_7_SSE — Software and Systems Engineering</w:t>
+      </w:r>
+    </w:p>
+    <w:p/>
+    <w:p>
+      <w:pPr>
+        <w:jc w:val="center"/>
+      </w:pPr>
+      <w:r>
+        <w:rPr>
+          <w:rFonts w:ascii="Times New Roman" w:hAnsi="Times New Roman"/>
+          <w:b/>
+          <w:sz w:val="26"/>
+          <w:u w:val="single"/>
+        </w:rPr>
+        <w:t>Team Members</w:t>
       </w:r>
     </w:p>
     <w:p>
       <w:pPr>
-        <w:spacing w:before="0" w:after="40"/>
         <w:jc w:val="center"/>
       </w:pPr>
       <w:r>
@@ -85,7 +76,6 @@
     </w:p>
     <w:p>
       <w:pPr>
-        <w:spacing w:before="0" w:after="40"/>
         <w:jc w:val="center"/>
       </w:pPr>
       <w:r>
@@ -98,7 +88,6 @@
     </w:p>
     <w:p>
       <w:pPr>
-        <w:spacing w:before="0" w:after="40"/>
         <w:jc w:val="center"/>
       </w:pPr>
       <w:r>
@@ -111,7 +100,6 @@
     </w:p>
     <w:p>
       <w:pPr>
-        <w:spacing w:before="0" w:after="40"/>
         <w:jc w:val="center"/>
       </w:pPr>
       <w:r>
@@ -122,29 +110,18 @@
         <w:t>Dhiraj   |   Student ID: pending</w:t>
       </w:r>
     </w:p>
+    <w:p/>
     <w:p>
       <w:pPr>
-        <w:spacing w:before="480"/>
         <w:jc w:val="center"/>
       </w:pPr>
       <w:r>
         <w:rPr>
           <w:rFonts w:ascii="Times New Roman" w:hAnsi="Times New Roman"/>
-          <w:sz w:val="22"/>
+          <w:i/>
+          <w:sz w:val="24"/>
         </w:rPr>
-        <w:t>Academic Year: 2025–2026</w:t>
-      </w:r>
-    </w:p>
-    <w:p>
-      <w:pPr>
-        <w:jc w:val="center"/>
-      </w:pPr>
-      <w:r>
-        <w:rPr>
-          <w:rFonts w:ascii="Times New Roman" w:hAnsi="Times New Roman"/>
-          <w:sz w:val="22"/>
-        </w:rPr>
-        <w:t>Submission Deadline: 1 May 2026</w:t>
+        <w:t>April 2026   |   Deadline: 1 May 2026</w:t>
       </w:r>
     </w:p>
     <w:p>
@@ -154,38 +131,36 @@
     </w:p>
     <w:p>
       <w:pPr>
-        <w:pStyle w:val="Heading1"/>
-        <w:spacing w:before="360" w:after="120"/>
-        <w:jc w:val="left"/>
+        <w:jc w:val="center"/>
       </w:pPr>
       <w:r>
         <w:rPr>
           <w:rFonts w:ascii="Times New Roman" w:hAnsi="Times New Roman"/>
-          <w:color w:val="000000"/>
-          <w:sz w:val="28"/>
+          <w:b/>
+          <w:sz w:val="32"/>
         </w:rPr>
         <w:t>Table of Contents</w:t>
       </w:r>
     </w:p>
+    <w:p/>
     <w:p>
       <w:pPr>
-        <w:spacing w:before="120" w:after="120"/>
+        <w:jc w:val="left"/>
       </w:pPr>
       <w:r>
         <w:fldChar w:fldCharType="begin"/>
-        <w:instrText xml:space="preserve">TOC \o "1-2" \h \z \u</w:instrText>
+      </w:r>
+      <w:r>
+        <w:instrText xml:space="preserve">TOC \o "1-3" \h \z \u</w:instrText>
+      </w:r>
+      <w:r>
         <w:fldChar w:fldCharType="separate"/>
+      </w:r>
+      <w:r>
+        <w:t>[Right-click and select Update Field to populate the Table of Contents]</w:t>
+      </w:r>
+      <w:r>
         <w:fldChar w:fldCharType="end"/>
-      </w:r>
-    </w:p>
-    <w:p>
-      <w:r>
-        <w:rPr>
-          <w:rFonts w:ascii="Times New Roman" w:hAnsi="Times New Roman"/>
-          <w:i/>
-          <w:sz w:val="20"/>
-        </w:rPr>
-        <w:t>(Right-click and select 'Update Field' to refresh the Table of Contents.)</w:t>
       </w:r>
     </w:p>
     <w:p>
@@ -197,75 +172,67 @@
       <w:pPr>
         <w:pStyle w:val="Heading1"/>
         <w:spacing w:before="360" w:after="120"/>
-        <w:jc w:val="left"/>
       </w:pPr>
       <w:r>
         <w:rPr>
           <w:rFonts w:ascii="Times New Roman" w:hAnsi="Times New Roman"/>
-          <w:color w:val="000000"/>
-          <w:sz w:val="28"/>
+          <w:b/>
+          <w:color w:val="031634"/>
+          <w:sz w:val="32"/>
         </w:rPr>
-        <w:t>1. Introduction</w:t>
+        <w:t>Chapter 1 — Introduction</w:t>
       </w:r>
     </w:p>
     <w:p>
       <w:pPr>
-        <w:spacing w:before="0" w:after="120" w:line="360" w:lineRule="auto"/>
+        <w:spacing w:lineRule="auto" w:line="360" w:before="0" w:after="120"/>
         <w:jc w:val="both"/>
       </w:pPr>
       <w:r>
         <w:rPr>
           <w:rFonts w:ascii="Times New Roman" w:hAnsi="Times New Roman"/>
-          <w:b w:val="0"/>
-          <w:i w:val="0"/>
           <w:sz w:val="24"/>
         </w:rPr>
-        <w:t>The United Kingdom residential property market is one of the largest and most complex asset classes in the national economy, yet it remains characterised by significant information asymmetry. Buyers and sellers routinely make decisions involving hundreds of thousands of pounds with limited access to objective, data-driven valuations. Traditional estate agent appraisals are subject to anchoring bias and commercial incentive, while published house price indices — such as those produced by HM Land Registry and Nationwide — are retrospective and aggregated to broad geographies, offering little utility for individual transaction guidance (Clapp and Giaccotto, 1992).</w:t>
+        <w:t>The residential property market in England is characterised by significant information asymmetry between buyers and sellers. Clapp and Giaccotto (1992) observe that accurate price indices are notoriously difficult to construct because transaction data are sparse, heterogeneous, and infrequent for individual properties. Buyers frequently lack the market knowledge necessary to evaluate whether an asking price is fair, while sellers and estate agents hold informational advantages that distort negotiation outcomes. The consequences of mispricing are severe: buyers may overpay by tens of thousands of pounds, and sellers may under-price assets that represent the majority of their personal wealth. This information gap motivates the development of automated valuation models (AVMs) capable of generating data-driven, reproducible price estimates accessible to all market participants.</w:t>
       </w:r>
     </w:p>
     <w:p>
       <w:pPr>
-        <w:spacing w:before="0" w:after="120" w:line="360" w:lineRule="auto"/>
+        <w:spacing w:lineRule="auto" w:line="360" w:before="0" w:after="120"/>
         <w:jc w:val="both"/>
       </w:pPr>
       <w:r>
         <w:rPr>
           <w:rFonts w:ascii="Times New Roman" w:hAnsi="Times New Roman"/>
-          <w:b w:val="0"/>
-          <w:i w:val="0"/>
           <w:sz w:val="24"/>
         </w:rPr>
-        <w:t>Automated Valuation Models (AVMs) have emerged in both academic and commercial settings as a means of providing rapid, repeatable, and data-grounded property price estimates. Early approaches relied on hedonic regression, but ensemble machine learning methods — in particular gradient-boosted decision trees — have demonstrated markedly superior predictive accuracy on large, heterogeneous real estate datasets (Antipov and Pokryshevskaya, 2012; Park and Bae, 2015). The combination of tabular property attributes, geographic context, macroeconomic indicators, and energy performance data creates a rich, high-dimensional feature space that gradient boosting methods navigate efficiently (Ke et al., 2017).</w:t>
+        <w:t>The theoretical foundation for property valuation rests on hedonic pricing theory, first formalised by Rosen (1974), who demonstrated that the market price of a differentiated good can be decomposed into the implicit prices of its constituent attributes. A residential property's transaction price therefore reflects a bundle of structural characteristics — floor area, room count, construction age, property type and tenure — as well as locational attributes such as proximity to transport, schools, parks, and the relative deprivation of the surrounding neighbourhood. The hedonic framework provides the conceptual grounding for the 21 features used in this project.</w:t>
       </w:r>
     </w:p>
     <w:p>
       <w:pPr>
-        <w:spacing w:before="0" w:after="120" w:line="360" w:lineRule="auto"/>
+        <w:spacing w:lineRule="auto" w:line="360" w:before="0" w:after="120"/>
         <w:jc w:val="both"/>
       </w:pPr>
       <w:r>
         <w:rPr>
           <w:rFonts w:ascii="Times New Roman" w:hAnsi="Times New Roman"/>
-          <w:b w:val="0"/>
-          <w:i w:val="0"/>
           <w:sz w:val="24"/>
         </w:rPr>
-        <w:t>HousePredict AI was developed by the project team to address this gap for the English residential market. The system is a full-stack web application that enables any user to obtain an instant, model-driven valuation by entering a property's postcode and physical characteristics. The backend serves a LightGBM model trained on 4.5 million HM Land Registry and Energy Performance Certificate transactions, and the frontend provides an intuitive, postcode-first user interface with transparent feature contributions, interactive satellite imagery, and contextual neighbourhood amenity information. The live system is deployed at https://house-predict-england.vercel.app.</w:t>
+        <w:t>Over the past decade, machine learning methods have supplanted traditional hedonic regression as the state of the art for residential price prediction. Antipov and Pokryshevskaya (2012) demonstrated that Random Forest outperforms ordinary least squares for mass appraisal, while Park and Bae (2015) extended these findings to US housing markets. A comprehensive survey by Geerts et al. (2023) confirms that gradient-boosted tree ensembles consistently achieve the lowest prediction errors across diverse property datasets. In particular, LightGBM (Ke et al., 2017) has emerged as the dominant algorithm for tabular property data owing to its histogram-based split-finding, which dramatically reduces training time without sacrificing predictive accuracy.</w:t>
       </w:r>
     </w:p>
     <w:p>
       <w:pPr>
-        <w:spacing w:before="0" w:after="120" w:line="360" w:lineRule="auto"/>
+        <w:spacing w:lineRule="auto" w:line="360" w:before="0" w:after="120"/>
         <w:jc w:val="both"/>
       </w:pPr>
       <w:r>
         <w:rPr>
           <w:rFonts w:ascii="Times New Roman" w:hAnsi="Times New Roman"/>
-          <w:b w:val="0"/>
-          <w:i w:val="0"/>
           <w:sz w:val="24"/>
         </w:rPr>
-        <w:t>This report documents the full software and systems engineering lifecycle of HousePredict AI across nine chapters. Chapter 2 establishes the functional and non-functional requirements. Chapter 3 presents three architectural design views. Chapter 4 details the implementation decisions and engineering challenges encountered. Chapter 5 describes the machine learning model in depth, including feature engineering and evaluation metrics. Chapter 6 covers the testing strategy and results. Chapter 7 provides a critical evaluation of the system against requirements. Chapter 8 reflects on project management practices, and Chapter 9 concludes with a summary of achievements and directions for future work.</w:t>
+        <w:t>HousePredict is a full-stack automated valuation model built for the English residential property market. The system trains a LightGBM model on 4.5 million HM Land Registry Price Paid transactions joined with Energy Performance Certificate (EPC) data spanning 2018 to 2021, and evaluates model performance on a temporally held-out test set of approximately 620,000 transactions from 2023 to 2024. The production system exposes the model through a FastAPI backend deployed on Render, and a React 19 single-page application hosted on Vercel, providing users with a postcode-first prediction form, a feature contribution chart, a satellite location snapshot, and live OpenStreetMap amenity distances. This report documents the system's requirements (Chapter 2), design (Chapter 3), implementation (Chapter 4), machine learning methodology (Chapter 5), testing strategy (Chapter 6), evaluation (Chapter 7), project management (Chapter 8), and conclusions (Chapter 9).</w:t>
       </w:r>
     </w:p>
     <w:p>
@@ -277,120 +244,296 @@
       <w:pPr>
         <w:pStyle w:val="Heading1"/>
         <w:spacing w:before="360" w:after="120"/>
-        <w:jc w:val="left"/>
       </w:pPr>
       <w:r>
         <w:rPr>
           <w:rFonts w:ascii="Times New Roman" w:hAnsi="Times New Roman"/>
-          <w:color w:val="000000"/>
-          <w:sz w:val="28"/>
+          <w:b/>
+          <w:color w:val="031634"/>
+          <w:sz w:val="32"/>
         </w:rPr>
-        <w:t>2. Requirements</w:t>
+        <w:t>Chapter 2 — Requirements</w:t>
       </w:r>
     </w:p>
     <w:p>
       <w:pPr>
-        <w:pStyle w:val="Heading2"/>
-        <w:spacing w:before="240" w:after="60"/>
-        <w:jc w:val="left"/>
+        <w:spacing w:lineRule="auto" w:line="360" w:before="0" w:after="120"/>
+        <w:jc w:val="both"/>
       </w:pPr>
       <w:r>
         <w:rPr>
           <w:rFonts w:ascii="Times New Roman" w:hAnsi="Times New Roman"/>
-          <w:color w:val="000000"/>
           <w:sz w:val="24"/>
         </w:rPr>
-        <w:t>2.1 Requirements Elicitation</w:t>
+        <w:t>Requirements were elicited through a user-centred process that translated stakeholder needs into formal user stories and subsequently into functional and non-functional requirements using MoSCoW prioritisation, as recommended by Sommerville (2015). Six user stories were identified, spanning homeowners, prospective buyers, registered users, estate agents, mobile users, and the module's industry liaison who acted as the client throughout the project.</w:t>
       </w:r>
     </w:p>
     <w:p>
       <w:pPr>
-        <w:spacing w:before="0" w:after="120" w:line="360" w:lineRule="auto"/>
-        <w:jc w:val="both"/>
+        <w:pStyle w:val="Heading2"/>
+        <w:spacing w:before="240" w:after="80"/>
       </w:pPr>
       <w:r>
         <w:rPr>
           <w:rFonts w:ascii="Times New Roman" w:hAnsi="Times New Roman"/>
-          <w:b w:val="0"/>
-          <w:i w:val="0"/>
-          <w:sz w:val="24"/>
+          <w:b/>
+          <w:color w:val="006C49"/>
+          <w:sz w:val="26"/>
         </w:rPr>
-        <w:t>Requirements were elicited through an iterative process beginning with structured user stories, which were subsequently prioritised using the MoSCoW method (Must have, Should have, Could have, Won't have). The team conducted four rounds of client review — one at the end of each sprint — gathering qualitative feedback that fed directly into the backlog. This approach ensured that the requirements remained grounded in genuine user need rather than technical assumption, and that evolving stakeholder expectations were captured systematically (Provost and Fawcett, 2013).</w:t>
+        <w:t>2.1 User Stories</w:t>
       </w:r>
     </w:p>
     <w:p>
       <w:pPr>
-        <w:pStyle w:val="Heading2"/>
-        <w:spacing w:before="240" w:after="60"/>
-        <w:jc w:val="left"/>
+        <w:spacing w:lineRule="auto" w:line="360" w:before="0" w:after="120"/>
+        <w:ind w:left="432"/>
+        <w:jc w:val="both"/>
       </w:pPr>
       <w:r>
         <w:rPr>
           <w:rFonts w:ascii="Times New Roman" w:hAnsi="Times New Roman"/>
-          <w:color w:val="000000"/>
+          <w:b/>
           <w:sz w:val="24"/>
         </w:rPr>
-        <w:t>2.2 Functional Requirements</w:t>
+        <w:t xml:space="preserve">US1: </w:t>
+      </w:r>
+      <w:r>
+        <w:rPr>
+          <w:rFonts w:ascii="Times New Roman" w:hAnsi="Times New Roman"/>
+          <w:sz w:val="24"/>
+        </w:rPr>
+        <w:t>As a homeowner, I want to enter my postcode and receive an instant price estimate, so that I can understand my property's market value.</w:t>
       </w:r>
     </w:p>
     <w:p>
       <w:pPr>
-        <w:spacing w:before="0" w:after="120" w:line="360" w:lineRule="auto"/>
+        <w:spacing w:lineRule="auto" w:line="360" w:before="0" w:after="120"/>
+        <w:ind w:left="432"/>
         <w:jc w:val="both"/>
       </w:pPr>
       <w:r>
         <w:rPr>
           <w:rFonts w:ascii="Times New Roman" w:hAnsi="Times New Roman"/>
-          <w:b w:val="0"/>
-          <w:i w:val="0"/>
+          <w:b/>
           <w:sz w:val="24"/>
         </w:rPr>
-        <w:t>Six functional requirements were identified and baselined. FR1 specifies that the system must accept a structured set of property attributes and return an estimated sale price together with a 95% confidence interval; this is the core predictive capability that motivates the entire system. FR2 requires that a postcode lookup service resolves user-entered UK postcodes to geographic coordinates and administrative codes, enabling the system to populate location-dependent fields without manual data entry. FR3 mandates the integration of the ONS English Indices of Multiple Deprivation 2019 so that the IMD rank for the relevant Lower Super Output Area is incorporated as a model feature, reflecting the documented relationship between area-level deprivation and property values (Department for Levelling Up, Housing and Communities, 2019). FR4 requires that authenticated users may save prediction results and retrieve their history; this necessitated a persistent data store with appropriate access control. FR5 specifies that the prediction results page must display per-feature contribution values so that users can understand which attributes drive the estimated price up or down, realising the principles of explainable AI articulated by Lundberg and Lee (2017). FR6 requires that nearby amenities — including train stations, schools, supermarkets, and pharmacies — are displayed on the results page to provide contextual neighbourhood information to the user.</w:t>
+        <w:t xml:space="preserve">US2: </w:t>
+      </w:r>
+      <w:r>
+        <w:rPr>
+          <w:rFonts w:ascii="Times New Roman" w:hAnsi="Times New Roman"/>
+          <w:sz w:val="24"/>
+        </w:rPr>
+        <w:t>As a buyer, I want to see which features drive the valuation, so that I can understand what affects prices in that area.</w:t>
       </w:r>
     </w:p>
     <w:p>
       <w:pPr>
-        <w:pStyle w:val="Heading2"/>
-        <w:spacing w:before="240" w:after="60"/>
-        <w:jc w:val="left"/>
+        <w:spacing w:lineRule="auto" w:line="360" w:before="0" w:after="120"/>
+        <w:ind w:left="432"/>
+        <w:jc w:val="both"/>
       </w:pPr>
       <w:r>
         <w:rPr>
           <w:rFonts w:ascii="Times New Roman" w:hAnsi="Times New Roman"/>
-          <w:color w:val="000000"/>
+          <w:b/>
           <w:sz w:val="24"/>
+        </w:rPr>
+        <w:t xml:space="preserve">US3: </w:t>
+      </w:r>
+      <w:r>
+        <w:rPr>
+          <w:rFonts w:ascii="Times New Roman" w:hAnsi="Times New Roman"/>
+          <w:sz w:val="24"/>
+        </w:rPr>
+        <w:t>As a registered user, I want to save and revisit my valuations, so that I can track changes over time.</w:t>
+      </w:r>
+    </w:p>
+    <w:p>
+      <w:pPr>
+        <w:spacing w:lineRule="auto" w:line="360" w:before="0" w:after="120"/>
+        <w:ind w:left="432"/>
+        <w:jc w:val="both"/>
+      </w:pPr>
+      <w:r>
+        <w:rPr>
+          <w:rFonts w:ascii="Times New Roman" w:hAnsi="Times New Roman"/>
+          <w:b/>
+          <w:sz w:val="24"/>
+        </w:rPr>
+        <w:t xml:space="preserve">US4: </w:t>
+      </w:r>
+      <w:r>
+        <w:rPr>
+          <w:rFonts w:ascii="Times New Roman" w:hAnsi="Times New Roman"/>
+          <w:sz w:val="24"/>
+        </w:rPr>
+        <w:t>As any user, I want to see nearby amenities and a satellite map, so that I can contextualise the location. This requirement was explicitly requested by the client, the module's industry liaison, who reviewed a working prototype during Sprint 4.</w:t>
+      </w:r>
+    </w:p>
+    <w:p>
+      <w:pPr>
+        <w:spacing w:lineRule="auto" w:line="360" w:before="0" w:after="120"/>
+        <w:ind w:left="432"/>
+        <w:jc w:val="both"/>
+      </w:pPr>
+      <w:r>
+        <w:rPr>
+          <w:rFonts w:ascii="Times New Roman" w:hAnsi="Times New Roman"/>
+          <w:b/>
+          <w:sz w:val="24"/>
+        </w:rPr>
+        <w:t xml:space="preserve">US5: </w:t>
+      </w:r>
+      <w:r>
+        <w:rPr>
+          <w:rFonts w:ascii="Times New Roman" w:hAnsi="Times New Roman"/>
+          <w:sz w:val="24"/>
+        </w:rPr>
+        <w:t>As an estate agent, I want a confidence interval alongside the estimate, so that I can set realistic expectations with clients.</w:t>
+      </w:r>
+    </w:p>
+    <w:p>
+      <w:pPr>
+        <w:spacing w:lineRule="auto" w:line="360" w:before="0" w:after="120"/>
+        <w:ind w:left="432"/>
+        <w:jc w:val="both"/>
+      </w:pPr>
+      <w:r>
+        <w:rPr>
+          <w:rFonts w:ascii="Times New Roman" w:hAnsi="Times New Roman"/>
+          <w:b/>
+          <w:sz w:val="24"/>
+        </w:rPr>
+        <w:t xml:space="preserve">US6: </w:t>
+      </w:r>
+      <w:r>
+        <w:rPr>
+          <w:rFonts w:ascii="Times New Roman" w:hAnsi="Times New Roman"/>
+          <w:sz w:val="24"/>
+        </w:rPr>
+        <w:t>As a mobile user, I want to sign in with Google, so that I can access my history without creating a new password.</w:t>
+      </w:r>
+    </w:p>
+    <w:p>
+      <w:pPr>
+        <w:pStyle w:val="Heading2"/>
+        <w:spacing w:before="240" w:after="80"/>
+      </w:pPr>
+      <w:r>
+        <w:rPr>
+          <w:rFonts w:ascii="Times New Roman" w:hAnsi="Times New Roman"/>
+          <w:b/>
+          <w:color w:val="006C49"/>
+          <w:sz w:val="26"/>
+        </w:rPr>
+        <w:t>2.2 Functional Requirements and Acceptance Criteria</w:t>
+      </w:r>
+    </w:p>
+    <w:p>
+      <w:pPr>
+        <w:spacing w:lineRule="auto" w:line="360" w:before="0" w:after="120"/>
+        <w:jc w:val="both"/>
+      </w:pPr>
+      <w:r>
+        <w:rPr>
+          <w:rFonts w:ascii="Times New Roman" w:hAnsi="Times New Roman"/>
+          <w:sz w:val="24"/>
+        </w:rPr>
+        <w:t>FR1 — Prediction Engine: The system shall accept property attributes through a validated input form and return a predicted transaction price within two seconds. A 95% confidence interval, derived from the model's log-space RMSE of 0.2408, shall accompany every prediction. Pydantic v2 validation shall reject malformed inputs before they reach the model, returning descriptive HTTP 422 error messages. This requirement satisfies US1 and US5.</w:t>
+      </w:r>
+    </w:p>
+    <w:p>
+      <w:pPr>
+        <w:spacing w:lineRule="auto" w:line="360" w:before="0" w:after="120"/>
+        <w:jc w:val="both"/>
+      </w:pPr>
+      <w:r>
+        <w:rPr>
+          <w:rFonts w:ascii="Times New Roman" w:hAnsi="Times New Roman"/>
+          <w:sz w:val="24"/>
+        </w:rPr>
+        <w:t>FR2 — Postcode Lookup and Geocoding: Upon the user typing at least two characters into the postcode field, the system shall query the postcodes.io API to provide autocomplete suggestions. On postcode selection, the system shall automatically resolve latitude, longitude, region code, local authority code, and the LSOA identifier required for IMD lookup. Immediately upon postcode resolution, the Overpass API prefetch shall commence asynchronously, so that amenity data is ready by the time the user navigates to the Results page. This satisfies US1 and underpins FR6.</w:t>
+      </w:r>
+    </w:p>
+    <w:p>
+      <w:pPr>
+        <w:spacing w:lineRule="auto" w:line="360" w:before="0" w:after="120"/>
+        <w:jc w:val="both"/>
+      </w:pPr>
+      <w:r>
+        <w:rPr>
+          <w:rFonts w:ascii="Times New Roman" w:hAnsi="Times New Roman"/>
+          <w:sz w:val="24"/>
+        </w:rPr>
+        <w:t>FR3 — Index of Multiple Deprivation Integration: The system shall resolve the IMD deprivation rank for every submitted postcode using a 32,844-entry LSOA lookup table derived from the ONS English Indices of Deprivation 2019. Where the LSOA code cannot be matched — for example, due to boundary changes — the system shall fall back to the national median rank of 15,000 without surfacing an error to the user. This satisfies US1 and US2 by ensuring the deprivation context is always populated.</w:t>
+      </w:r>
+    </w:p>
+    <w:p>
+      <w:pPr>
+        <w:spacing w:lineRule="auto" w:line="360" w:before="0" w:after="120"/>
+        <w:jc w:val="both"/>
+      </w:pPr>
+      <w:r>
+        <w:rPr>
+          <w:rFonts w:ascii="Times New Roman" w:hAnsi="Times New Roman"/>
+          <w:sz w:val="24"/>
+        </w:rPr>
+        <w:t>FR4 — Authentication and Prediction History: The system shall support user registration and login via email and password as well as Google OAuth. Authenticated users shall be able to save individual valuations to a Supabase PostgreSQL table, and shall be able to view, remove, and clear their history across separate sessions. Row-Level Security (RLS) policies shall ensure that users can only access their own records. This satisfies US3 and US6.</w:t>
+      </w:r>
+    </w:p>
+    <w:p>
+      <w:pPr>
+        <w:spacing w:lineRule="auto" w:line="360" w:before="0" w:after="120"/>
+        <w:jc w:val="both"/>
+      </w:pPr>
+      <w:r>
+        <w:rPr>
+          <w:rFonts w:ascii="Times New Roman" w:hAnsi="Times New Roman"/>
+          <w:sz w:val="24"/>
+        </w:rPr>
+        <w:t>FR5 — Feature Contribution Explanation: Following each prediction, the system shall display the top ten contributing features as a directional waterfall-style bar chart, computed using LightGBM's pred_contrib=True parameter, which produces SHAP-equivalent per-feature contributions for each individual prediction (Lundberg and Lee, 2017). This satisfies US2 by giving buyers and homeowners an interpretable explanation of why a particular price was predicted.</w:t>
+      </w:r>
+    </w:p>
+    <w:p>
+      <w:pPr>
+        <w:spacing w:lineRule="auto" w:line="360" w:before="0" w:after="120"/>
+        <w:jc w:val="both"/>
+      </w:pPr>
+      <w:r>
+        <w:rPr>
+          <w:rFonts w:ascii="Times New Roman" w:hAnsi="Times New Roman"/>
+          <w:sz w:val="24"/>
+        </w:rPr>
+        <w:t>FR6 — Amenity Display (Client Requirement): The Results page shall display the nearest railway station, school, supermarket, and pharmacy, including the OpenStreetMap name tag and the walking distance in miles, fetched via the Overpass API. This requirement was explicitly requested by the client and satisfies US4. It is architecturally important to note that these four displayed amenity distances are contextual location information only and are not passed as inputs to the trained model; the distinction is explained in full in Section 5.3.</w:t>
+      </w:r>
+    </w:p>
+    <w:p>
+      <w:pPr>
+        <w:pStyle w:val="Heading2"/>
+        <w:spacing w:before="240" w:after="80"/>
+      </w:pPr>
+      <w:r>
+        <w:rPr>
+          <w:rFonts w:ascii="Times New Roman" w:hAnsi="Times New Roman"/>
+          <w:b/>
+          <w:color w:val="006C49"/>
+          <w:sz w:val="26"/>
         </w:rPr>
         <w:t>2.3 Non-Functional Requirements</w:t>
       </w:r>
     </w:p>
     <w:p>
       <w:pPr>
-        <w:spacing w:before="0" w:after="120" w:line="360" w:lineRule="auto"/>
+        <w:spacing w:lineRule="auto" w:line="360" w:before="0" w:after="120"/>
         <w:jc w:val="both"/>
       </w:pPr>
       <w:r>
         <w:rPr>
           <w:rFonts w:ascii="Times New Roman" w:hAnsi="Times New Roman"/>
-          <w:b w:val="0"/>
-          <w:i w:val="0"/>
           <w:sz w:val="24"/>
         </w:rPr>
-        <w:t>Four non-functional requirements were agreed with the client. NFR1 stipulates that the end-to-end prediction response — from form submission to results display — must complete within two seconds under normal network conditions, a threshold consistent with established web usability expectations. NFR2 requires that the automated test suite achieves a function coverage rate exceeding 80% of all API endpoints and validation paths. NFR3 constrains the deployment to free-tier cloud services, specifically Vercel for the frontend and Render for the backend, in order to eliminate operational cost during the academic period. NFR4 mandates that all API responses include appropriate Cross-Origin Resource Sharing headers, restricting browser access to the permitted frontend origin and preventing unauthorised cross-origin requests.</w:t>
-      </w:r>
-    </w:p>
-    <w:p>
-      <w:pPr>
-        <w:spacing w:before="0" w:after="120" w:line="360" w:lineRule="auto"/>
-        <w:jc w:val="both"/>
-      </w:pPr>
-      <w:r>
-        <w:rPr>
-          <w:rFonts w:ascii="Times New Roman" w:hAnsi="Times New Roman"/>
-          <w:b w:val="0"/>
-          <w:i w:val="0"/>
-          <w:sz w:val="24"/>
-        </w:rPr>
-        <w:t>The MoSCoW classification assigned FR1, FR2, and FR3 as Must-have items, FR4 and FR5 as Should-have, and FR6 as Could-have. All six were ultimately implemented within the four-sprint development timeline. NFR1 and NFR4 were treated as Must-have constraints; NFR2 and NFR3 were treated as Should-have targets and were also fully met.</w:t>
+        <w:t>NFR1 requires that the /predict endpoint responds within two seconds under normal load, ensuring a responsive user experience consistent with contemporary web application standards. NFR2 specifies that the test suite must cover all eight API endpoints, achieved through 58 test cases across 52 test functions distributed among nine test classes. NFR3 mandates that the entire production system operates within free-tier resource limits, using Vercel for the frontend and Render for the backend, thereby enabling continued operation without ongoing hosting cost. NFR4 requires that all API cross-origin requests are restricted to known origins specified in the ALLOWED_ORIGINS environment variable, and that all user-specific data in Supabase is protected by Row-Level Security policies.</w:t>
       </w:r>
     </w:p>
     <w:p>
@@ -402,606 +545,557 @@
       <w:pPr>
         <w:pStyle w:val="Heading1"/>
         <w:spacing w:before="360" w:after="120"/>
-        <w:jc w:val="left"/>
       </w:pPr>
       <w:r>
         <w:rPr>
           <w:rFonts w:ascii="Times New Roman" w:hAnsi="Times New Roman"/>
-          <w:color w:val="000000"/>
-          <w:sz w:val="28"/>
+          <w:b/>
+          <w:color w:val="031634"/>
+          <w:sz w:val="32"/>
         </w:rPr>
-        <w:t>3. Design</w:t>
+        <w:t>Chapter 3 — Design</w:t>
       </w:r>
     </w:p>
     <w:p>
       <w:pPr>
-        <w:pStyle w:val="Heading2"/>
-        <w:spacing w:before="240" w:after="60"/>
-        <w:jc w:val="left"/>
+        <w:spacing w:lineRule="auto" w:line="360" w:before="0" w:after="120"/>
+        <w:jc w:val="both"/>
       </w:pPr>
       <w:r>
         <w:rPr>
           <w:rFonts w:ascii="Times New Roman" w:hAnsi="Times New Roman"/>
-          <w:color w:val="000000"/>
           <w:sz w:val="24"/>
         </w:rPr>
-        <w:t>3.1 Architectural Overview</w:t>
+        <w:t>The HousePredict system is designed as a decoupled three-tier architecture comprising a React 19 single-page application (presentation tier), a FastAPI REST backend (application tier), and a combination of LightGBM model artefacts and Supabase PostgreSQL (data tier). Three UML-style architectural views — component, sequence, and deployment — are presented below to capture the static structure, runtime interaction, and physical deployment of the system respectively, following the conventions recommended in Sommerville (2015).</w:t>
       </w:r>
     </w:p>
     <w:p>
       <w:pPr>
-        <w:spacing w:before="0" w:after="120" w:line="360" w:lineRule="auto"/>
-        <w:jc w:val="both"/>
+        <w:pStyle w:val="Heading2"/>
+        <w:spacing w:before="240" w:after="80"/>
       </w:pPr>
       <w:r>
         <w:rPr>
           <w:rFonts w:ascii="Times New Roman" w:hAnsi="Times New Roman"/>
-          <w:b w:val="0"/>
-          <w:i w:val="0"/>
-          <w:sz w:val="24"/>
+          <w:b/>
+          <w:color w:val="006C49"/>
+          <w:sz w:val="26"/>
         </w:rPr>
-        <w:t>The system architecture follows a three-tier client-server pattern: a single-page application frontend hosted on a global content delivery network, a stateless RESTful backend hosting the prediction engine, and a set of external services providing geocoding, amenity data, authentication, and deprivation indices. This separation of concerns ensures that each tier can be scaled, updated, or replaced independently, and that the latency-sensitive machine learning inference path is isolated from asynchronous data-enrichment concerns.</w:t>
+        <w:t>3.1 Component View (Figure 1)</w:t>
       </w:r>
     </w:p>
     <w:p>
       <w:pPr>
-        <w:pStyle w:val="Heading2"/>
-        <w:spacing w:before="240" w:after="60"/>
-        <w:jc w:val="left"/>
+        <w:spacing w:lineRule="auto" w:line="360" w:before="0" w:after="120"/>
+        <w:jc w:val="both"/>
       </w:pPr>
       <w:r>
         <w:rPr>
           <w:rFonts w:ascii="Times New Roman" w:hAnsi="Times New Roman"/>
-          <w:color w:val="000000"/>
           <w:sz w:val="24"/>
         </w:rPr>
-        <w:t>3.2 Component View</w:t>
+        <w:t>Figure 1 illustrates the component decomposition of the system. The React 19 SPA, deployed to Vercel's global CDN, contains the core page components (Predict.jsx and Results.jsx), an AuthContext provider that wraps the entire application, and a Supabase client module for authentication and history persistence. The FastAPI backend, deployed on Render, exposes eight REST endpoints and encapsulates the LightGBM Booster loaded at startup alongside a 32,844-entry IMD JSON lookup table. External services include postcodes.io for geocoding, Supabase for managed PostgreSQL, the OSM Overpass API for amenity fetching, and the Esri World Imagery tile service for satellite imagery display.</w:t>
       </w:r>
     </w:p>
     <w:p>
       <w:pPr>
-        <w:spacing w:before="0" w:after="120" w:line="360" w:lineRule="auto"/>
-        <w:jc w:val="both"/>
+        <w:spacing w:line="240" w:lineRule="auto" w:before="120" w:after="40"/>
+        <w:ind w:left="288"/>
+        <w:shd w:val="clear" w:color="auto" w:fill="F2F2F2"/>
       </w:pPr>
       <w:r>
         <w:rPr>
-          <w:rFonts w:ascii="Times New Roman" w:hAnsi="Times New Roman"/>
-          <w:b w:val="0"/>
-          <w:i w:val="0"/>
-          <w:sz w:val="24"/>
+          <w:rFonts w:ascii="Courier New" w:hAnsi="Courier New"/>
+          <w:sz w:val="18"/>
         </w:rPr>
-        <w:t>Figure 1 presents the component-level architecture of HousePredict AI.</w:t>
+        <w:t>┌─────────────────────────────────────────────────────────────────┐</w:t>
+        <w:br/>
+        <w:t>│                    HousePredict System                          │</w:t>
+        <w:br/>
+        <w:t>│                                                                 │</w:t>
+        <w:br/>
+        <w:t>│  ┌──────────────────────────┐    ┌──────────────────────────┐  │</w:t>
+        <w:br/>
+        <w:t>│  │   React 19 SPA (Vercel)  │    │  FastAPI Backend (Render) │  │</w:t>
+        <w:br/>
+        <w:t>│  │                          │    │                           │  │</w:t>
+        <w:br/>
+        <w:t>│  │  ┌─────────┐ ┌────────┐  │    │  ┌──────────────────────┐│  │</w:t>
+        <w:br/>
+        <w:t>│  │  │Predict  │ │Results │  │◄──►│  │  /predict endpoint   ││  │</w:t>
+        <w:br/>
+        <w:t>│  │  │.jsx     │ │.jsx    │  │    │  │  /health, /imd,      ││  │</w:t>
+        <w:br/>
+        <w:t>│  │  └─────────┘ └────────┘  │    │  │  /feature-importance  ││  │</w:t>
+        <w:br/>
+        <w:t>│  │  ┌─────────┐ ┌────────┐  │    │  └──────────────────────┘│  │</w:t>
+        <w:br/>
+        <w:t>│  │  │AuthCtx  │ │Supabase│  │    │  ┌──────────────────────┐│  │</w:t>
+        <w:br/>
+        <w:t>│  │  │Provider │ │.js     │  │    │  │  LightGBM Booster    ││  │</w:t>
+        <w:br/>
+        <w:t>│  │  └─────────┘ └────────┘  │    │  │  3,000 trees/21 feat ││  │</w:t>
+        <w:br/>
+        <w:t>│  └──────────────────────────┘    │  └──────────────────────┘│  │</w:t>
+        <w:br/>
+        <w:t>│           │         │            │  ┌──────────────────────┐│  │</w:t>
+        <w:br/>
+        <w:t>│           │         │            │  │  IMD JSON lookup     ││  │</w:t>
+        <w:br/>
+        <w:t>│           ▼         ▼            │  │  32,844 LSOAs        ││  │</w:t>
+        <w:br/>
+        <w:t>│  ┌──────────────┐ ┌──────────┐   │  └──────────────────────┘│  │</w:t>
+        <w:br/>
+        <w:t>│  │ postcodes.io │ │Supabase  │   └──────────────────────────┘  │</w:t>
+        <w:br/>
+        <w:t>│  │ (geocoding)  │ │(auth+db) │                                  │</w:t>
+        <w:br/>
+        <w:t>│  └──────────────┘ └──────────┘                                  │</w:t>
+        <w:br/>
+        <w:t>│  ┌──────────────┐ ┌──────────────┐                              │</w:t>
+        <w:br/>
+        <w:t>│  │ OSM Overpass │ │ Esri World   │                              │</w:t>
+        <w:br/>
+        <w:t>│  │ (amenities)  │ │ Imagery      │                              │</w:t>
+        <w:br/>
+        <w:t>│  └──────────────┘ └──────────────┘                              │</w:t>
+        <w:br/>
+        <w:t>└─────────────────────────────────────────────────────────────────┘</w:t>
       </w:r>
     </w:p>
     <w:p>
       <w:pPr>
-        <w:spacing w:before="0" w:after="0" w:line="240" w:lineRule="auto"/>
-      </w:pPr>
-      <w:r>
-        <w:rPr>
-          <w:rFonts w:ascii="Courier New" w:hAnsi="Courier New"/>
-          <w:sz w:val="20"/>
-        </w:rPr>
-        <w:t>+-------------------+        +---------------------+       +------------------+</w:t>
-      </w:r>
-    </w:p>
-    <w:p>
-      <w:pPr>
-        <w:spacing w:before="0" w:after="0" w:line="240" w:lineRule="auto"/>
-      </w:pPr>
-      <w:r>
-        <w:rPr>
-          <w:rFonts w:ascii="Courier New" w:hAnsi="Courier New"/>
-          <w:sz w:val="20"/>
-        </w:rPr>
-        <w:t>|   React SPA       |        |   FastAPI Backend   |       | External Services|</w:t>
-      </w:r>
-    </w:p>
-    <w:p>
-      <w:pPr>
-        <w:spacing w:before="0" w:after="0" w:line="240" w:lineRule="auto"/>
-      </w:pPr>
-      <w:r>
-        <w:rPr>
-          <w:rFonts w:ascii="Courier New" w:hAnsi="Courier New"/>
-          <w:sz w:val="20"/>
-        </w:rPr>
-        <w:t>|   (Vercel CDN)    |        |   (Render.com)      |       |                  |</w:t>
-      </w:r>
-    </w:p>
-    <w:p>
-      <w:pPr>
-        <w:spacing w:before="0" w:after="0" w:line="240" w:lineRule="auto"/>
-      </w:pPr>
-      <w:r>
-        <w:rPr>
-          <w:rFonts w:ascii="Courier New" w:hAnsi="Courier New"/>
-          <w:sz w:val="20"/>
-        </w:rPr>
-        <w:t>|-------------------|        |---------------------|       |------------------|</w:t>
-      </w:r>
-    </w:p>
-    <w:p>
-      <w:pPr>
-        <w:spacing w:before="0" w:after="0" w:line="240" w:lineRule="auto"/>
-      </w:pPr>
-      <w:r>
-        <w:rPr>
-          <w:rFonts w:ascii="Courier New" w:hAnsi="Courier New"/>
-          <w:sz w:val="20"/>
-        </w:rPr>
-        <w:t>| PredictForm.jsx   |&lt;------&gt;| POST /predict       |       | postcodes.io     |</w:t>
-      </w:r>
-    </w:p>
-    <w:p>
-      <w:pPr>
-        <w:spacing w:before="0" w:after="0" w:line="240" w:lineRule="auto"/>
-      </w:pPr>
-      <w:r>
-        <w:rPr>
-          <w:rFonts w:ascii="Courier New" w:hAnsi="Courier New"/>
-          <w:sz w:val="20"/>
-        </w:rPr>
-        <w:t>| Results.jsx       |        | GET  /imd/{lsoa}    |&lt;-----&gt;| Overpass API     |</w:t>
-      </w:r>
-    </w:p>
-    <w:p>
-      <w:pPr>
-        <w:spacing w:before="0" w:after="0" w:line="240" w:lineRule="auto"/>
-      </w:pPr>
-      <w:r>
-        <w:rPr>
-          <w:rFonts w:ascii="Courier New" w:hAnsi="Courier New"/>
-          <w:sz w:val="20"/>
-        </w:rPr>
-        <w:t>| AuthContext       |        | GET  /health        |       | Supabase         |</w:t>
-      </w:r>
-    </w:p>
-    <w:p>
-      <w:pPr>
-        <w:spacing w:before="0" w:after="0" w:line="240" w:lineRule="auto"/>
-      </w:pPr>
-      <w:r>
-        <w:rPr>
-          <w:rFonts w:ascii="Courier New" w:hAnsi="Courier New"/>
-          <w:sz w:val="20"/>
-        </w:rPr>
-        <w:t>| HistoryPage.jsx   |        | GET  /feature-      |       | ONS IMD 2019     |</w:t>
-      </w:r>
-    </w:p>
-    <w:p>
-      <w:pPr>
-        <w:spacing w:before="0" w:after="0" w:line="240" w:lineRule="auto"/>
-      </w:pPr>
-      <w:r>
-        <w:rPr>
-          <w:rFonts w:ascii="Courier New" w:hAnsi="Courier New"/>
-          <w:sz w:val="20"/>
-        </w:rPr>
-        <w:t>| AmenityCard.jsx   |        |      importance     |       | Esri Imagery     |</w:t>
-      </w:r>
-    </w:p>
-    <w:p>
-      <w:pPr>
-        <w:spacing w:before="0" w:after="0" w:line="240" w:lineRule="auto"/>
-      </w:pPr>
-      <w:r>
-        <w:rPr>
-          <w:rFonts w:ascii="Courier New" w:hAnsi="Courier New"/>
-          <w:sz w:val="20"/>
-        </w:rPr>
-        <w:t>+-------------------+        +---------------------+       +------------------+</w:t>
-      </w:r>
-    </w:p>
-    <w:p>
-      <w:pPr>
-        <w:spacing w:before="80" w:after="200" w:line="360" w:lineRule="auto"/>
+        <w:spacing w:before="40" w:after="200"/>
         <w:jc w:val="center"/>
       </w:pPr>
       <w:r>
         <w:rPr>
           <w:rFonts w:ascii="Times New Roman" w:hAnsi="Times New Roman"/>
           <w:i/>
-          <w:sz w:val="22"/>
+          <w:sz w:val="20"/>
         </w:rPr>
-        <w:t>Figure 1: Component View — HousePredict AI Architecture</w:t>
+        <w:t>Figure 1 — Component View: HousePredict system architecture</w:t>
       </w:r>
     </w:p>
     <w:p>
       <w:pPr>
         <w:pStyle w:val="Heading2"/>
-        <w:spacing w:before="240" w:after="60"/>
-        <w:jc w:val="left"/>
+        <w:spacing w:before="240" w:after="80"/>
       </w:pPr>
       <w:r>
         <w:rPr>
           <w:rFonts w:ascii="Times New Roman" w:hAnsi="Times New Roman"/>
-          <w:color w:val="000000"/>
-          <w:sz w:val="24"/>
+          <w:b/>
+          <w:color w:val="006C49"/>
+          <w:sz w:val="26"/>
         </w:rPr>
-        <w:t>3.3 Sequence Diagram</w:t>
+        <w:t>3.2 Sequence Diagram (Figure 2)</w:t>
       </w:r>
     </w:p>
     <w:p>
       <w:pPr>
-        <w:spacing w:before="0" w:after="120" w:line="360" w:lineRule="auto"/>
+        <w:spacing w:lineRule="auto" w:line="360" w:before="0" w:after="120"/>
         <w:jc w:val="both"/>
       </w:pPr>
       <w:r>
         <w:rPr>
           <w:rFonts w:ascii="Times New Roman" w:hAnsi="Times New Roman"/>
-          <w:b w:val="0"/>
-          <w:i w:val="0"/>
           <w:sz w:val="24"/>
         </w:rPr>
-        <w:t>Figure 2 illustrates the principal interaction sequence when a user submits the prediction form. The synchronous path — form submission, backend inference, and navigation to the results page — completes within the two-second NFR1 budget. The Overpass amenity fetch proceeds asynchronously, populating amenity cards once the data arrives without blocking the price display.</w:t>
+        <w:t>Figure 2 depicts the runtime message sequence for a complete prediction request. The critical design decision visible in this diagram is the asynchronous prefetch of amenity data: the prefetchAmenities() call is dispatched the moment the postcode is resolved from postcodes.io, several seconds before the user submits the form. By the time Results.jsx calls getAmenityDistances(), the Overpass response has in most cases already resolved from the module-level cache, eliminating the perceived wait. The synchronous POST /predict call then invokes the LightGBM model, retrieves pred_contrib feature contributions, and returns the structured JSON response before the SPA navigates to the Results page.</w:t>
       </w:r>
     </w:p>
     <w:p>
       <w:pPr>
-        <w:spacing w:before="0" w:after="0" w:line="240" w:lineRule="auto"/>
+        <w:spacing w:line="240" w:lineRule="auto" w:before="120" w:after="40"/>
+        <w:ind w:left="288"/>
+        <w:shd w:val="clear" w:color="auto" w:fill="F2F2F2"/>
       </w:pPr>
       <w:r>
         <w:rPr>
           <w:rFonts w:ascii="Courier New" w:hAnsi="Courier New"/>
-          <w:sz w:val="20"/>
+          <w:sz w:val="18"/>
         </w:rPr>
-        <w:t>User     PredictForm    FastAPI     LightGBM    Results    Overpass</w:t>
+        <w:t>User     Predict.jsx    postcodes.io    FastAPI     LightGBM    Results.jsx   Overpass</w:t>
+        <w:br/>
+        <w:t xml:space="preserve"> │            │               │            │            │             │           │</w:t>
+        <w:br/>
+        <w:t xml:space="preserve"> │─typePostcode►│               │            │            │             │           │</w:t>
+        <w:br/>
+        <w:t xml:space="preserve"> │            │──lookup()─────►│            │            │             │           │</w:t>
+        <w:br/>
+        <w:t xml:space="preserve"> │            │◄──lat/lon/LSOA─│            │            │             │           │</w:t>
+        <w:br/>
+        <w:t xml:space="preserve"> │            │──prefetchAmenities()────────────────────────────────────────────►│</w:t>
+        <w:br/>
+        <w:t xml:space="preserve"> │            │                │            │            │             │   [async] │</w:t>
+        <w:br/>
+        <w:t xml:space="preserve"> │─submitForm─►│               │            │            │             │           │</w:t>
+        <w:br/>
+        <w:t xml:space="preserve"> │            │──POST /predict─────────────►│            │             │           │</w:t>
+        <w:br/>
+        <w:t xml:space="preserve"> │            │                │            │──predict()─►│            │           │</w:t>
+        <w:br/>
+        <w:t xml:space="preserve"> │            │                │            │◄─log_pred──│            │           │</w:t>
+        <w:br/>
+        <w:t xml:space="preserve"> │            │                │            │──pred_contrib►│          │           │</w:t>
+        <w:br/>
+        <w:t xml:space="preserve"> │            │                │            │◄─contributions│          │           │</w:t>
+        <w:br/>
+        <w:t xml:space="preserve"> │            │◄─prediction────────────────│            │             │           │</w:t>
+        <w:br/>
+        <w:t xml:space="preserve"> │            │──navigate(/results)────────────────────────────────►│           │</w:t>
+        <w:br/>
+        <w:t xml:space="preserve"> │            │                │            │            │             │──resolve()►│</w:t>
+        <w:br/>
+        <w:t xml:space="preserve"> │            │                │            │            │             │◄─amenities─│</w:t>
+        <w:br/>
+        <w:t xml:space="preserve"> │◄─results page──────────────────────────────────────────────────────│           │</w:t>
       </w:r>
     </w:p>
     <w:p>
       <w:pPr>
-        <w:spacing w:before="0" w:after="0" w:line="240" w:lineRule="auto"/>
-      </w:pPr>
-      <w:r>
-        <w:rPr>
-          <w:rFonts w:ascii="Courier New" w:hAnsi="Courier New"/>
-          <w:sz w:val="20"/>
-        </w:rPr>
-        <w:t xml:space="preserve"> |           |             |            |          |           |</w:t>
-      </w:r>
-    </w:p>
-    <w:p>
-      <w:pPr>
-        <w:spacing w:before="0" w:after="0" w:line="240" w:lineRule="auto"/>
-      </w:pPr>
-      <w:r>
-        <w:rPr>
-          <w:rFonts w:ascii="Courier New" w:hAnsi="Courier New"/>
-          <w:sz w:val="20"/>
-        </w:rPr>
-        <w:t xml:space="preserve"> |--submit--&gt;|             |            |          |           |</w:t>
-      </w:r>
-    </w:p>
-    <w:p>
-      <w:pPr>
-        <w:spacing w:before="0" w:after="0" w:line="240" w:lineRule="auto"/>
-      </w:pPr>
-      <w:r>
-        <w:rPr>
-          <w:rFonts w:ascii="Courier New" w:hAnsi="Courier New"/>
-          <w:sz w:val="20"/>
-        </w:rPr>
-        <w:t xml:space="preserve"> |           |--POST /predict----------&gt;|          |           |</w:t>
-      </w:r>
-    </w:p>
-    <w:p>
-      <w:pPr>
-        <w:spacing w:before="0" w:after="0" w:line="240" w:lineRule="auto"/>
-      </w:pPr>
-      <w:r>
-        <w:rPr>
-          <w:rFonts w:ascii="Courier New" w:hAnsi="Courier New"/>
-          <w:sz w:val="20"/>
-        </w:rPr>
-        <w:t xml:space="preserve"> |           |             |--infer----&gt;|          |           |</w:t>
-      </w:r>
-    </w:p>
-    <w:p>
-      <w:pPr>
-        <w:spacing w:before="0" w:after="0" w:line="240" w:lineRule="auto"/>
-      </w:pPr>
-      <w:r>
-        <w:rPr>
-          <w:rFonts w:ascii="Courier New" w:hAnsi="Courier New"/>
-          <w:sz w:val="20"/>
-        </w:rPr>
-        <w:t xml:space="preserve"> |           |             |&lt;--price+CI-+          |           |</w:t>
-      </w:r>
-    </w:p>
-    <w:p>
-      <w:pPr>
-        <w:spacing w:before="0" w:after="0" w:line="240" w:lineRule="auto"/>
-      </w:pPr>
-      <w:r>
-        <w:rPr>
-          <w:rFonts w:ascii="Courier New" w:hAnsi="Courier New"/>
-          <w:sz w:val="20"/>
-        </w:rPr>
-        <w:t xml:space="preserve"> |           |&lt;--response--|            |          |           |</w:t>
-      </w:r>
-    </w:p>
-    <w:p>
-      <w:pPr>
-        <w:spacing w:before="0" w:after="0" w:line="240" w:lineRule="auto"/>
-      </w:pPr>
-      <w:r>
-        <w:rPr>
-          <w:rFonts w:ascii="Courier New" w:hAnsi="Courier New"/>
-          <w:sz w:val="20"/>
-        </w:rPr>
-        <w:t xml:space="preserve"> |           |----------------------------navigate-&gt;|          |</w:t>
-      </w:r>
-    </w:p>
-    <w:p>
-      <w:pPr>
-        <w:spacing w:before="0" w:after="0" w:line="240" w:lineRule="auto"/>
-      </w:pPr>
-      <w:r>
-        <w:rPr>
-          <w:rFonts w:ascii="Courier New" w:hAnsi="Courier New"/>
-          <w:sz w:val="20"/>
-        </w:rPr>
-        <w:t xml:space="preserve"> |           |             |            |          |--fetch---&gt;|</w:t>
-      </w:r>
-    </w:p>
-    <w:p>
-      <w:pPr>
-        <w:spacing w:before="0" w:after="0" w:line="240" w:lineRule="auto"/>
-      </w:pPr>
-      <w:r>
-        <w:rPr>
-          <w:rFonts w:ascii="Courier New" w:hAnsi="Courier New"/>
-          <w:sz w:val="20"/>
-        </w:rPr>
-        <w:t xml:space="preserve"> |           |             |            |          |&lt;-amenities|</w:t>
-      </w:r>
-    </w:p>
-    <w:p>
-      <w:pPr>
-        <w:spacing w:before="0" w:after="0" w:line="240" w:lineRule="auto"/>
-      </w:pPr>
-      <w:r>
-        <w:rPr>
-          <w:rFonts w:ascii="Courier New" w:hAnsi="Courier New"/>
-          <w:sz w:val="20"/>
-        </w:rPr>
-        <w:t xml:space="preserve"> |&lt;-------display price + amenities----------------|          |</w:t>
-      </w:r>
-    </w:p>
-    <w:p>
-      <w:pPr>
-        <w:spacing w:before="80" w:after="200" w:line="360" w:lineRule="auto"/>
+        <w:spacing w:before="40" w:after="200"/>
         <w:jc w:val="center"/>
       </w:pPr>
       <w:r>
         <w:rPr>
           <w:rFonts w:ascii="Times New Roman" w:hAnsi="Times New Roman"/>
           <w:i/>
-          <w:sz w:val="22"/>
+          <w:sz w:val="20"/>
         </w:rPr>
-        <w:t>Figure 2: Sequence Diagram — Prediction Request Flow</w:t>
+        <w:t>Figure 2 — Sequence Diagram: Prediction request flow showing async amenity prefetch</w:t>
       </w:r>
     </w:p>
     <w:p>
       <w:pPr>
         <w:pStyle w:val="Heading2"/>
-        <w:spacing w:before="240" w:after="60"/>
-        <w:jc w:val="left"/>
+        <w:spacing w:before="240" w:after="80"/>
       </w:pPr>
       <w:r>
         <w:rPr>
           <w:rFonts w:ascii="Times New Roman" w:hAnsi="Times New Roman"/>
-          <w:color w:val="000000"/>
-          <w:sz w:val="24"/>
+          <w:b/>
+          <w:color w:val="006C49"/>
+          <w:sz w:val="26"/>
         </w:rPr>
-        <w:t>3.4 Deployment View</w:t>
+        <w:t>3.3 Deployment View (Figure 3)</w:t>
       </w:r>
     </w:p>
     <w:p>
       <w:pPr>
-        <w:spacing w:before="0" w:after="120" w:line="360" w:lineRule="auto"/>
+        <w:spacing w:lineRule="auto" w:line="360" w:before="0" w:after="120"/>
         <w:jc w:val="both"/>
       </w:pPr>
       <w:r>
         <w:rPr>
           <w:rFonts w:ascii="Times New Roman" w:hAnsi="Times New Roman"/>
-          <w:b w:val="0"/>
-          <w:i w:val="0"/>
           <w:sz w:val="24"/>
         </w:rPr>
-        <w:t>Figure 3 depicts the deployment topology. The React SPA is served via Vercel's edge network, which provides global CDN distribution and automatic HTTPS. The FastAPI backend runs on Render's free tier, with the LightGBM model artefact loaded into memory at startup. Authentication state, saved predictions, and row-level security policies are managed by Supabase, which operates independently of the prediction backend.</w:t>
+        <w:t>Figure 3 shows the physical deployment topology. The React SPA is compiled to static assets by Vercel's build pipeline on every push to the main branch, and served from Vercel's global edge network with zero configuration. The FastAPI backend runs under Uvicorn on Render's free tier, loading the LightGBM model artefacts (lgb_property_model.txt and label_encoders.pkl) and the IMD lookup (imd_lookup.json) at container startup. Supabase provides a fully managed PostgreSQL instance with built-in authentication and row-level security. Three external APIs — postcodes.io, OSM Overpass, and Esri World Imagery — are consumed client-side or by the SPA's JavaScript modules without requiring API keys.</w:t>
       </w:r>
     </w:p>
     <w:p>
       <w:pPr>
-        <w:spacing w:before="0" w:after="0" w:line="240" w:lineRule="auto"/>
+        <w:spacing w:line="240" w:lineRule="auto" w:before="120" w:after="40"/>
+        <w:ind w:left="288"/>
+        <w:shd w:val="clear" w:color="auto" w:fill="F2F2F2"/>
       </w:pPr>
       <w:r>
         <w:rPr>
           <w:rFonts w:ascii="Courier New" w:hAnsi="Courier New"/>
-          <w:sz w:val="20"/>
+          <w:sz w:val="18"/>
         </w:rPr>
-        <w:t>[Browser] --&gt; [Vercel CDN] --&gt; [React SPA]</w:t>
+        <w:t>┌──────────────────────────────────────────────────────────────┐</w:t>
+        <w:br/>
+        <w:t>│                      Production Deployment                   │</w:t>
+        <w:br/>
+        <w:t>│                                                              │</w:t>
+        <w:br/>
+        <w:t>│  ┌─────────────────────────┐    ┌─────────────────────────┐ │</w:t>
+        <w:br/>
+        <w:t>│  │     Vercel CDN           │    │    Render.com           │ │</w:t>
+        <w:br/>
+        <w:t>│  │  (Global Edge Network)   │    │    (Free Tier)          │ │</w:t>
+        <w:br/>
+        <w:t>│  │                          │    │                         │ │</w:t>
+        <w:br/>
+        <w:t>│  │  React 19 SPA (static)   │    │  Uvicorn + FastAPI      │ │</w:t>
+        <w:br/>
+        <w:t>│  │  house-predict-          │───►│  housepredict-backend   │ │</w:t>
+        <w:br/>
+        <w:t>│  │  england.vercel.app      │    │  .onrender.com          │ │</w:t>
+        <w:br/>
+        <w:t>│  │                          │    │                         │ │</w:t>
+        <w:br/>
+        <w:t>│  │  Auto-deploy on          │    │  Model artefacts:       │ │</w:t>
+        <w:br/>
+        <w:t>│  │  git push to main        │    │  lgb_property_model.txt │ │</w:t>
+        <w:br/>
+        <w:t>│  └─────────────────────────┘    │  label_encoders.pkl     │ │</w:t>
+        <w:br/>
+        <w:t>│                                  │  imd_lookup.json        │ │</w:t>
+        <w:br/>
+        <w:t>│  ┌─────────────────────────┐    └─────────────────────────┘ │</w:t>
+        <w:br/>
+        <w:t>│  │     Supabase             │                                │</w:t>
+        <w:br/>
+        <w:t>│  │  (managed PostgreSQL)    │    ┌─────────────────────────┐ │</w:t>
+        <w:br/>
+        <w:t>│  │                          │    │    External APIs         │ │</w:t>
+        <w:br/>
+        <w:t>│  │  Auth (email + Google)   │    │  postcodes.io (free)    │ │</w:t>
+        <w:br/>
+        <w:t>│  │  saved_predictions table │    │  OSM Overpass (free)    │ │</w:t>
+        <w:br/>
+        <w:t>│  │  Row-Level Security (RLS)│    │  Esri World Imagery     │ │</w:t>
+        <w:br/>
+        <w:t>│  └─────────────────────────┘    └─────────────────────────┘ │</w:t>
+        <w:br/>
+        <w:t>└──────────────────────────────────────────────────────────────┘</w:t>
       </w:r>
     </w:p>
     <w:p>
       <w:pPr>
-        <w:spacing w:before="0" w:after="0" w:line="240" w:lineRule="auto"/>
-      </w:pPr>
-      <w:r>
-        <w:rPr>
-          <w:rFonts w:ascii="Courier New" w:hAnsi="Courier New"/>
-          <w:sz w:val="20"/>
-        </w:rPr>
-        <w:t xml:space="preserve">                                    |</w:t>
-      </w:r>
-    </w:p>
-    <w:p>
-      <w:pPr>
-        <w:spacing w:before="0" w:after="0" w:line="240" w:lineRule="auto"/>
-      </w:pPr>
-      <w:r>
-        <w:rPr>
-          <w:rFonts w:ascii="Courier New" w:hAnsi="Courier New"/>
-          <w:sz w:val="20"/>
-        </w:rPr>
-        <w:t xml:space="preserve">                                    v</w:t>
-      </w:r>
-    </w:p>
-    <w:p>
-      <w:pPr>
-        <w:spacing w:before="0" w:after="0" w:line="240" w:lineRule="auto"/>
-      </w:pPr>
-      <w:r>
-        <w:rPr>
-          <w:rFonts w:ascii="Courier New" w:hAnsi="Courier New"/>
-          <w:sz w:val="20"/>
-        </w:rPr>
-        <w:t xml:space="preserve">                          [Render.com Free Tier]</w:t>
-      </w:r>
-    </w:p>
-    <w:p>
-      <w:pPr>
-        <w:spacing w:before="0" w:after="0" w:line="240" w:lineRule="auto"/>
-      </w:pPr>
-      <w:r>
-        <w:rPr>
-          <w:rFonts w:ascii="Courier New" w:hAnsi="Courier New"/>
-          <w:sz w:val="20"/>
-        </w:rPr>
-        <w:t xml:space="preserve">                          [FastAPI + Uvicorn]</w:t>
-      </w:r>
-    </w:p>
-    <w:p>
-      <w:pPr>
-        <w:spacing w:before="0" w:after="0" w:line="240" w:lineRule="auto"/>
-      </w:pPr>
-      <w:r>
-        <w:rPr>
-          <w:rFonts w:ascii="Courier New" w:hAnsi="Courier New"/>
-          <w:sz w:val="20"/>
-        </w:rPr>
-        <w:t xml:space="preserve">                          [LightGBM model.pkl]</w:t>
-      </w:r>
-    </w:p>
-    <w:p>
-      <w:pPr>
-        <w:spacing w:before="0" w:after="0" w:line="240" w:lineRule="auto"/>
-      </w:pPr>
-      <w:r>
-        <w:rPr>
-          <w:rFonts w:ascii="Courier New" w:hAnsi="Courier New"/>
-          <w:sz w:val="20"/>
-        </w:rPr>
-        <w:t xml:space="preserve">                                    |</w:t>
-      </w:r>
-    </w:p>
-    <w:p>
-      <w:pPr>
-        <w:spacing w:before="0" w:after="0" w:line="240" w:lineRule="auto"/>
-      </w:pPr>
-      <w:r>
-        <w:rPr>
-          <w:rFonts w:ascii="Courier New" w:hAnsi="Courier New"/>
-          <w:sz w:val="20"/>
-        </w:rPr>
-        <w:t xml:space="preserve">                    +---------------+---------------+</w:t>
-      </w:r>
-    </w:p>
-    <w:p>
-      <w:pPr>
-        <w:spacing w:before="0" w:after="0" w:line="240" w:lineRule="auto"/>
-      </w:pPr>
-      <w:r>
-        <w:rPr>
-          <w:rFonts w:ascii="Courier New" w:hAnsi="Courier New"/>
-          <w:sz w:val="20"/>
-        </w:rPr>
-        <w:t xml:space="preserve">                    |               |               |</w:t>
-      </w:r>
-    </w:p>
-    <w:p>
-      <w:pPr>
-        <w:spacing w:before="0" w:after="0" w:line="240" w:lineRule="auto"/>
-      </w:pPr>
-      <w:r>
-        <w:rPr>
-          <w:rFonts w:ascii="Courier New" w:hAnsi="Courier New"/>
-          <w:sz w:val="20"/>
-        </w:rPr>
-        <w:t xml:space="preserve">               [Supabase]    [postcodes.io]   [Overpass API]</w:t>
-      </w:r>
-    </w:p>
-    <w:p>
-      <w:pPr>
-        <w:spacing w:before="0" w:after="0" w:line="240" w:lineRule="auto"/>
-      </w:pPr>
-      <w:r>
-        <w:rPr>
-          <w:rFonts w:ascii="Courier New" w:hAnsi="Courier New"/>
-          <w:sz w:val="20"/>
-        </w:rPr>
-        <w:t xml:space="preserve">               [Auth + RLS]  [Geocoding]      [Amenity data]</w:t>
-      </w:r>
-    </w:p>
-    <w:p>
-      <w:pPr>
-        <w:spacing w:before="80" w:after="200" w:line="360" w:lineRule="auto"/>
+        <w:spacing w:before="40" w:after="200"/>
         <w:jc w:val="center"/>
       </w:pPr>
       <w:r>
         <w:rPr>
           <w:rFonts w:ascii="Times New Roman" w:hAnsi="Times New Roman"/>
           <w:i/>
-          <w:sz w:val="22"/>
+          <w:sz w:val="20"/>
         </w:rPr>
-        <w:t>Figure 3: Deployment View — HousePredict AI Infrastructure</w:t>
+        <w:t>Figure 3 — Deployment View: Production topology on Vercel, Render, and Supabase</w:t>
       </w:r>
     </w:p>
     <w:p>
       <w:pPr>
         <w:pStyle w:val="Heading2"/>
-        <w:spacing w:before="240" w:after="60"/>
-        <w:jc w:val="left"/>
+        <w:spacing w:before="240" w:after="80"/>
       </w:pPr>
       <w:r>
         <w:rPr>
           <w:rFonts w:ascii="Times New Roman" w:hAnsi="Times New Roman"/>
-          <w:color w:val="000000"/>
-          <w:sz w:val="24"/>
+          <w:b/>
+          <w:color w:val="006C49"/>
+          <w:sz w:val="26"/>
         </w:rPr>
-        <w:t>3.5 Key Design Decisions</w:t>
+        <w:t>3.4 Key Design Decisions</w:t>
       </w:r>
     </w:p>
     <w:p>
       <w:pPr>
-        <w:spacing w:before="0" w:after="120" w:line="360" w:lineRule="auto"/>
+        <w:spacing w:lineRule="auto" w:line="360" w:before="0" w:after="120"/>
         <w:jc w:val="both"/>
       </w:pPr>
       <w:r>
         <w:rPr>
           <w:rFonts w:ascii="Times New Roman" w:hAnsi="Times New Roman"/>
-          <w:b w:val="0"/>
-          <w:i w:val="0"/>
           <w:sz w:val="24"/>
         </w:rPr>
-        <w:t>Several significant design choices shaped the architecture. LightGBM was selected over deep neural networks (Goodfellow, Bengio and Courville, 2016) because tabular property data — with its mixture of categorical and numeric features, sparse category distributions, and moderate dimensionality — does not benefit from the representation-learning strengths of neural networks and incurs substantially higher training cost and hyperparameter sensitivity (Kim, Hwang and Lee, 2021). FastAPI was preferred over Flask or Django REST Framework for its native asynchronous support, automatic OpenAPI documentation generation, and tight integration with Pydantic v2 for schema validation. Supabase was adopted as the authentication and persistence layer because it provides PostgreSQL row-level security out of the box, eliminating the need to implement a custom authorisation service. Tailwind CSS v4 was chosen for rapid UI construction, with a Material-You-inspired token set using the primary navy colour (#031634) and a secondary green (#006c49). The postcodes.io API was selected for geocoding as it is freely available, requires no API key, and covers the full ONS postcode directory (postcodes.io, 2024).</w:t>
+        <w:t>LightGBM was selected over neural network approaches on the basis of Grinsztajn et al. (2022), who demonstrate empirically across 45 tabular datasets that tree-based ensembles consistently outperform multi-layer perceptrons, with the gap widening as the proportion of uninformative features increases. Property data exhibits precisely this characteristic: categorical variables such as region and postcode district carry high predictive signal but are most naturally handled through the integer-encoded splits of a tree model rather than the embedding layers required by neural networks.</w:t>
       </w:r>
     </w:p>
     <w:p>
       <w:pPr>
-        <w:spacing w:before="0" w:after="120" w:line="360" w:lineRule="auto"/>
+        <w:spacing w:lineRule="auto" w:line="360" w:before="0" w:after="120"/>
         <w:jc w:val="both"/>
       </w:pPr>
       <w:r>
         <w:rPr>
           <w:rFonts w:ascii="Times New Roman" w:hAnsi="Times New Roman"/>
-          <w:b w:val="0"/>
-          <w:i w:val="0"/>
           <w:sz w:val="24"/>
         </w:rPr>
-        <w:t>The user interface was designed around a postcode-first interaction model: until a valid postcode is entered and resolved, subsequent form sections remain locked. This progressive disclosure pattern reduces cognitive load and ensures that location-dependent fields are populated with accurate defaults before the user reaches them. A contribution waterfall chart on the results page renders the per-feature SHAP-style contributions produced by LightGBM's pred_contrib mode, satisfying FR5 in an immediately interpretable visual form (Lundberg and Lee, 2017). An Esri World Imagery satellite strip provides a visual anchor for the predicted property's geographic location.</w:t>
+        <w:t>FastAPI was chosen over Flask for the backend because its native async support, automatic OpenAPI documentation, and first-class Pydantic v2 integration reduce boilerplate while improving input validation and developer productivity (FastAPI, 2024). Supabase was selected to provide authentication with Google OAuth, a managed PostgreSQL database, and row-level security without the overhead of implementing a custom auth server. postcodes.io was chosen for geocoding because it provides free, key-less access to the full ONS Postcode Directory, resolving not only coordinates but also region codes, local authority codes, and LSOA identifiers required by the model (postcodes.io, 2024).</w:t>
+      </w:r>
+    </w:p>
+    <w:p>
+      <w:pPr>
+        <w:pStyle w:val="Heading2"/>
+        <w:spacing w:before="240" w:after="80"/>
+      </w:pPr>
+      <w:r>
+        <w:rPr>
+          <w:rFonts w:ascii="Times New Roman" w:hAnsi="Times New Roman"/>
+          <w:b/>
+          <w:color w:val="006C49"/>
+          <w:sz w:val="26"/>
+        </w:rPr>
+        <w:t>3.5 User Interface Design</w:t>
+      </w:r>
+    </w:p>
+    <w:p>
+      <w:pPr>
+        <w:spacing w:lineRule="auto" w:line="360" w:before="0" w:after="120"/>
+        <w:jc w:val="both"/>
+      </w:pPr>
+      <w:r>
+        <w:rPr>
+          <w:rFonts w:ascii="Times New Roman" w:hAnsi="Times New Roman"/>
+          <w:sz w:val="24"/>
+        </w:rPr>
+        <w:t>The user interface follows a Material You-inspired design system with a primary colour of #031634 (deep navy) and a secondary accent of #006c49 (forest green), implemented through CSS custom property tokens. Icon glyphs are sourced from Google Material Symbols. The prediction flow is structured as a three-step postcode-first form: Section 01 (Location) must be completed and the postcode resolved before Sections 02 (Property Details) and 03 (Advanced) unlock, guiding users through the required inputs in a logical sequence. The Results page features a contribution waterfall chart and an Esri World Imagery satellite strip, the latter added in direct response to client feedback during Sprint 4. Figures 5, 6, and 7 below illustrate the three principal UI screens.</w:t>
+      </w:r>
+    </w:p>
+    <w:p/>
+    <w:p>
+      <w:pPr>
+        <w:jc w:val="center"/>
+      </w:pPr>
+      <w:r>
+        <w:drawing>
+          <wp:inline xmlns:a="http://schemas.openxmlformats.org/drawingml/2006/main" xmlns:pic="http://schemas.openxmlformats.org/drawingml/2006/picture">
+            <wp:extent cx="5029200" cy="2514600"/>
+            <wp:docPr id="1" name="Picture 1"/>
+            <wp:cNvGraphicFramePr>
+              <a:graphicFrameLocks noChangeAspect="1"/>
+            </wp:cNvGraphicFramePr>
+            <a:graphic>
+              <a:graphicData uri="http://schemas.openxmlformats.org/drawingml/2006/picture">
+                <pic:pic>
+                  <pic:nvPicPr>
+                    <pic:cNvPr id="0" name="image.png"/>
+                    <pic:cNvPicPr/>
+                  </pic:nvPicPr>
+                  <pic:blipFill>
+                    <a:blip r:embed="rId9"/>
+                    <a:stretch>
+                      <a:fillRect/>
+                    </a:stretch>
+                  </pic:blipFill>
+                  <pic:spPr>
+                    <a:xfrm>
+                      <a:off x="0" y="0"/>
+                      <a:ext cx="5029200" cy="2514600"/>
+                    </a:xfrm>
+                    <a:prstGeom prst="rect"/>
+                  </pic:spPr>
+                </pic:pic>
+              </a:graphicData>
+            </a:graphic>
+          </wp:inline>
+        </w:drawing>
+      </w:r>
+    </w:p>
+    <w:p>
+      <w:pPr>
+        <w:spacing w:before="80" w:after="240"/>
+        <w:jc w:val="center"/>
+      </w:pPr>
+      <w:r>
+        <w:rPr>
+          <w:rFonts w:ascii="Times New Roman" w:hAnsi="Times New Roman"/>
+          <w:i/>
+          <w:sz w:val="20"/>
+        </w:rPr>
+        <w:t>Figure 5 — HousePredict Home Page: Professional property valuation landing page for England</w:t>
+      </w:r>
+    </w:p>
+    <w:p>
+      <w:pPr>
+        <w:jc w:val="center"/>
+      </w:pPr>
+      <w:r>
+        <w:drawing>
+          <wp:inline xmlns:a="http://schemas.openxmlformats.org/drawingml/2006/main" xmlns:pic="http://schemas.openxmlformats.org/drawingml/2006/picture">
+            <wp:extent cx="5029200" cy="1885950"/>
+            <wp:docPr id="2" name="Picture 2"/>
+            <wp:cNvGraphicFramePr>
+              <a:graphicFrameLocks noChangeAspect="1"/>
+            </wp:cNvGraphicFramePr>
+            <a:graphic>
+              <a:graphicData uri="http://schemas.openxmlformats.org/drawingml/2006/picture">
+                <pic:pic>
+                  <pic:nvPicPr>
+                    <pic:cNvPr id="0" name="image.png"/>
+                    <pic:cNvPicPr/>
+                  </pic:nvPicPr>
+                  <pic:blipFill>
+                    <a:blip r:embed="rId10"/>
+                    <a:stretch>
+                      <a:fillRect/>
+                    </a:stretch>
+                  </pic:blipFill>
+                  <pic:spPr>
+                    <a:xfrm>
+                      <a:off x="0" y="0"/>
+                      <a:ext cx="5029200" cy="1885950"/>
+                    </a:xfrm>
+                    <a:prstGeom prst="rect"/>
+                  </pic:spPr>
+                </pic:pic>
+              </a:graphicData>
+            </a:graphic>
+          </wp:inline>
+        </w:drawing>
+      </w:r>
+    </w:p>
+    <w:p>
+      <w:pPr>
+        <w:spacing w:before="80" w:after="240"/>
+        <w:jc w:val="center"/>
+      </w:pPr>
+      <w:r>
+        <w:rPr>
+          <w:rFonts w:ascii="Times New Roman" w:hAnsi="Times New Roman"/>
+          <w:i/>
+          <w:sz w:val="20"/>
+        </w:rPr>
+        <w:t>Figure 6 — Predict Form: Postcode-first three-step form. Section 01 (Location) must be completed before Sections 02 and 03 unlock</w:t>
+      </w:r>
+    </w:p>
+    <w:p>
+      <w:pPr>
+        <w:jc w:val="center"/>
+      </w:pPr>
+      <w:r>
+        <w:drawing>
+          <wp:inline xmlns:a="http://schemas.openxmlformats.org/drawingml/2006/main" xmlns:pic="http://schemas.openxmlformats.org/drawingml/2006/picture">
+            <wp:extent cx="5029200" cy="1885950"/>
+            <wp:docPr id="3" name="Picture 3"/>
+            <wp:cNvGraphicFramePr>
+              <a:graphicFrameLocks noChangeAspect="1"/>
+            </wp:cNvGraphicFramePr>
+            <a:graphic>
+              <a:graphicData uri="http://schemas.openxmlformats.org/drawingml/2006/picture">
+                <pic:pic>
+                  <pic:nvPicPr>
+                    <pic:cNvPr id="0" name="image.png"/>
+                    <pic:cNvPicPr/>
+                  </pic:nvPicPr>
+                  <pic:blipFill>
+                    <a:blip r:embed="rId11"/>
+                    <a:stretch>
+                      <a:fillRect/>
+                    </a:stretch>
+                  </pic:blipFill>
+                  <pic:spPr>
+                    <a:xfrm>
+                      <a:off x="0" y="0"/>
+                      <a:ext cx="5029200" cy="1885950"/>
+                    </a:xfrm>
+                    <a:prstGeom prst="rect"/>
+                  </pic:spPr>
+                </pic:pic>
+              </a:graphicData>
+            </a:graphic>
+          </wp:inline>
+        </w:drawing>
+      </w:r>
+    </w:p>
+    <w:p>
+      <w:pPr>
+        <w:spacing w:before="80" w:after="240"/>
+        <w:jc w:val="center"/>
+      </w:pPr>
+      <w:r>
+        <w:rPr>
+          <w:rFonts w:ascii="Times New Roman" w:hAnsi="Times New Roman"/>
+          <w:i/>
+          <w:sz w:val="20"/>
+        </w:rPr>
+        <w:t>Figure 7 — Results Page: Location Snapshot showing satellite imagery and live OpenStreetMap distances to station (0.32 mi, St James's Park), school (1.48 mi), supermarket (0.37 mi, Mayfair Mini Market) and pharmacy (0.38 mi, Boots)</w:t>
       </w:r>
     </w:p>
     <w:p>
@@ -1013,180 +1107,177 @@
       <w:pPr>
         <w:pStyle w:val="Heading1"/>
         <w:spacing w:before="360" w:after="120"/>
-        <w:jc w:val="left"/>
       </w:pPr>
       <w:r>
         <w:rPr>
           <w:rFonts w:ascii="Times New Roman" w:hAnsi="Times New Roman"/>
-          <w:color w:val="000000"/>
-          <w:sz w:val="28"/>
+          <w:b/>
+          <w:color w:val="031634"/>
+          <w:sz w:val="32"/>
         </w:rPr>
-        <w:t>4. Implementation</w:t>
+        <w:t>Chapter 4 — Implementation</w:t>
       </w:r>
     </w:p>
     <w:p>
       <w:pPr>
         <w:pStyle w:val="Heading2"/>
-        <w:spacing w:before="240" w:after="60"/>
-        <w:jc w:val="left"/>
+        <w:spacing w:before="240" w:after="80"/>
       </w:pPr>
       <w:r>
         <w:rPr>
           <w:rFonts w:ascii="Times New Roman" w:hAnsi="Times New Roman"/>
-          <w:color w:val="000000"/>
-          <w:sz w:val="24"/>
+          <w:b/>
+          <w:color w:val="006C49"/>
+          <w:sz w:val="26"/>
         </w:rPr>
-        <w:t>4.1 Backend Implementation</w:t>
+        <w:t>4.1 Backend Architecture</w:t>
       </w:r>
     </w:p>
     <w:p>
       <w:pPr>
-        <w:spacing w:before="0" w:after="120" w:line="360" w:lineRule="auto"/>
+        <w:spacing w:lineRule="auto" w:line="360" w:before="0" w:after="120"/>
         <w:jc w:val="both"/>
       </w:pPr>
       <w:r>
         <w:rPr>
           <w:rFonts w:ascii="Times New Roman" w:hAnsi="Times New Roman"/>
-          <w:b w:val="0"/>
-          <w:i w:val="0"/>
           <w:sz w:val="24"/>
         </w:rPr>
-        <w:t>The backend is a Python 3.11 FastAPI application served by Uvicorn. On startup, the application loads the serialised LightGBM model artefact and the five LabelEncoder objects from disk into module-level variables, ensuring that inference requests incur no per-request I/O overhead. The 32,844-entry ONS IMD lookup table is also loaded into memory as a Python dictionary at startup, enabling O(1) LSOA-code lookups for the GET /imd/{lsoa_code} endpoint.</w:t>
+        <w:t>The FastAPI backend is structured as a single application module (main.py) that loads model artefacts at startup and exposes eight REST endpoints. At initialisation, the server reads the LightGBM Booster from lgb_property_model.txt — a text-format model file that is both version-controlled and human-readable — and deserialises the label_encoders.pkl file, which stores five scikit-learn LabelEncoder instances corresponding to the five categorical columns encoded during training (Pedregosa et al., 2011). The IMD lookup is loaded from imd_lookup.json, a dictionary keyed by LSOA code mapping to deprivation rank values for all 32,844 English lower-layer super output areas.</w:t>
       </w:r>
     </w:p>
     <w:p>
       <w:pPr>
-        <w:spacing w:before="0" w:after="120" w:line="360" w:lineRule="auto"/>
+        <w:spacing w:lineRule="auto" w:line="360" w:before="0" w:after="120"/>
         <w:jc w:val="both"/>
       </w:pPr>
       <w:r>
         <w:rPr>
           <w:rFonts w:ascii="Times New Roman" w:hAnsi="Times New Roman"/>
-          <w:b w:val="0"/>
-          <w:i w:val="0"/>
           <w:sz w:val="24"/>
         </w:rPr>
-        <w:t>All eight API endpoints are defined in a single FastAPI application instance. The POST /predict endpoint receives a twenty-one-feature JSON payload validated by a Pydantic v2 BaseModel. Pydantic performs type coercion and range validation before the payload reaches the inference function, so the model never receives malformed inputs. The inference pipeline applies the five LabelEncoders and the ordinal construction-age-band map, assembles a one-row NumPy array, and calls the LightGBM predict method twice: once for the point estimate and once with pred_contrib=True to obtain the per-feature contribution vector. The 95% confidence interval is derived by computing the residual standard deviation of log1p-transformed predictions on the held-out validation set and applying the formula CI = exp(log1p(price) +/- 1.96 * sigma) - 1, back-transforming to pounds sterling.</w:t>
+        <w:t>Input validation is handled entirely by a Pydantic v2 PropertyInput model with 21 fields corresponding to the model's feature set. Pydantic enforces type coercion, integer and float bounds, and enumeration constraints at the framework level before the application code is reached. The inference pipeline function build_feature_row() constructs a NumPy array in the exact column order expected by the trained LightGBM Booster, applying the same LabelEncoder transforms used during training. The model prediction is made in log1p space; the raw output is back-transformed using numpy's expm1() function to recover the predicted sterling price (Ke et al., 2017). When pred_contrib=True is passed to lgb_model.predict(), LightGBM returns a SHAP-equivalent contribution matrix; the per-feature contributions are extracted, sorted by absolute magnitude, and the top ten are serialised into the API response alongside the prediction and confidence interval bounds.</w:t>
       </w:r>
     </w:p>
     <w:p>
       <w:pPr>
-        <w:spacing w:before="0" w:after="120" w:line="360" w:lineRule="auto"/>
+        <w:spacing w:lineRule="auto" w:line="360" w:before="0" w:after="120"/>
         <w:jc w:val="both"/>
       </w:pPr>
       <w:r>
         <w:rPr>
           <w:rFonts w:ascii="Times New Roman" w:hAnsi="Times New Roman"/>
-          <w:b w:val="0"/>
-          <w:i w:val="0"/>
           <w:sz w:val="24"/>
         </w:rPr>
-        <w:t>CORS middleware is configured to permit requests only from the registered Vercel frontend origin, satisfying NFR4. The GET /health endpoint exposes the model name and feature count, enabling automated uptime monitoring and acting as the warm-up target for Render's health check configuration.</w:t>
+        <w:t>The eight endpoints serve distinct responsibilities. GET /health returns the model name, feature count, and encoder manifest, enabling integration tests to verify that artefacts loaded correctly. POST /predict is the primary inference endpoint. GET /imd/{lsoa_code} performs a direct LSOA-to-rank lookup. GET /feature-importance returns the global LightGBM split-gain importance scores. GET /age-bands returns the ordinal construction age band mapping. GET /encoders/{column} exposes the class labels known to each LabelEncoder. GET /regions and GET /local-authorities provide the complete lists of encoded region and local authority identifiers for dropdown population in the frontend. CORS middleware is configured to restrict cross-origin access to origins enumerated in the ALLOWED_ORIGINS environment variable, satisfying NFR4.</w:t>
       </w:r>
     </w:p>
     <w:p>
       <w:pPr>
         <w:pStyle w:val="Heading2"/>
-        <w:spacing w:before="240" w:after="60"/>
-        <w:jc w:val="left"/>
+        <w:spacing w:before="240" w:after="80"/>
       </w:pPr>
       <w:r>
         <w:rPr>
           <w:rFonts w:ascii="Times New Roman" w:hAnsi="Times New Roman"/>
-          <w:color w:val="000000"/>
-          <w:sz w:val="24"/>
+          <w:b/>
+          <w:color w:val="006C49"/>
+          <w:sz w:val="26"/>
         </w:rPr>
-        <w:t>4.2 Frontend Implementation</w:t>
+        <w:t>4.2 Frontend Architecture</w:t>
       </w:r>
     </w:p>
     <w:p>
       <w:pPr>
-        <w:spacing w:before="0" w:after="120" w:line="360" w:lineRule="auto"/>
+        <w:spacing w:lineRule="auto" w:line="360" w:before="0" w:after="120"/>
         <w:jc w:val="both"/>
       </w:pPr>
       <w:r>
         <w:rPr>
           <w:rFonts w:ascii="Times New Roman" w:hAnsi="Times New Roman"/>
-          <w:b w:val="0"/>
-          <w:i w:val="0"/>
           <w:sz w:val="24"/>
         </w:rPr>
-        <w:t>The frontend is a React 19 single-page application structured around React Router v7. An AuthContext provider wraps the application tree, exposing the Supabase session object and sign-in, sign-out, and sign-up handlers to all descendant components. Row-level security policies on the Supabase saved_predictions table ensure that each authenticated user can read and write only their own records, without any custom server-side authorisation logic in the FastAPI backend (Supabase, 2024).</w:t>
+        <w:t>The frontend is a React 19 single-page application bundled with Vite 8. Application-wide state management uses React Context through a custom AuthContext provider that wraps the entire component tree, exposing the current user session and auth helper functions through the useAuth() hook. Client-side routing is managed by react-router-dom v7, with three primary routes: the home landing page, the Predict page containing the three-step form, and the Results page that displays the prediction outcome.</w:t>
       </w:r>
     </w:p>
     <w:p>
       <w:pPr>
-        <w:spacing w:before="0" w:after="120" w:line="360" w:lineRule="auto"/>
+        <w:spacing w:lineRule="auto" w:line="360" w:before="0" w:after="120"/>
         <w:jc w:val="both"/>
       </w:pPr>
       <w:r>
         <w:rPr>
           <w:rFonts w:ascii="Times New Roman" w:hAnsi="Times New Roman"/>
-          <w:b w:val="0"/>
-          <w:i w:val="0"/>
           <w:sz w:val="24"/>
         </w:rPr>
-        <w:t>The prediction form is implemented as a finite-state machine with three sequential sections: postcode entry, property attributes, and economic context. Each section is conditionally rendered and enabled only when the preceding section's data is valid and confirmed, implementing the postcode-first UX mandated by client feedback. When the user enters a postcode, the application immediately invokes postcodes.io and begins prefetching Overpass amenity data in the background; this prefetch-cache strategy is described further in Section 4.3. On form submission, the assembled feature payload is sent to POST /predict, the response is stored in React Router's location state, and the user is navigated to the Results page. The Results page renders the predicted price, confidence interval, feature contribution waterfall chart, satellite imagery strip using the Esri World Imagery tile service, and the amenity cards sourced from the prefetch cache.</w:t>
+        <w:t>Authentication is implemented through the Supabase JavaScript client, which handles both email and password authentication and Google OAuth via Supabase's built-in provider integration (Supabase, 2024). Prediction history is stored in the saved_predictions table with four corresponding data access functions: savePrediction() inserts a new row, getHistory() retrieves the authenticated user's records, removePrediction() deletes a single row by its primary key, and clearHistory() deletes all rows for the current user. Row-Level Security policies on the Supabase table ensure that each of these operations is scoped to the authenticated user's UID.</w:t>
       </w:r>
     </w:p>
     <w:p>
       <w:pPr>
-        <w:pStyle w:val="Heading2"/>
-        <w:spacing w:before="240" w:after="60"/>
-        <w:jc w:val="left"/>
+        <w:spacing w:lineRule="auto" w:line="360" w:before="0" w:after="120"/>
+        <w:jc w:val="both"/>
       </w:pPr>
       <w:r>
         <w:rPr>
           <w:rFonts w:ascii="Times New Roman" w:hAnsi="Times New Roman"/>
-          <w:color w:val="000000"/>
           <w:sz w:val="24"/>
+        </w:rPr>
+        <w:t>Postcode handling is abstracted into a dedicated module with three public functions. autocomplete() fetches suggestions from the postcodes.io bulk autocomplete endpoint as the user types. lookup() retrieves the full record for a selected postcode including its LSOA identifier, administrative region, and local authority codes (postcodes.io, 2024). extractModelFields() maps the postcodes.io response fields to the exact input names required by the PropertyInput Pydantic model on the backend. The Overpass integration is implemented as a module-level prefetch cache: prefetchAmenities() fires an asynchronous Overpass QL query the moment a postcode is resolved, storing the promise in a module-scoped variable; getAmenityDistances() awaits this cached promise from Results.jsx, ensuring the amenity cards populate instantly in most cases without requiring a separate loading state (OpenStreetMap Wiki, 2025).</w:t>
+      </w:r>
+    </w:p>
+    <w:p>
+      <w:pPr>
+        <w:pStyle w:val="Heading2"/>
+        <w:spacing w:before="240" w:after="80"/>
+      </w:pPr>
+      <w:r>
+        <w:rPr>
+          <w:rFonts w:ascii="Times New Roman" w:hAnsi="Times New Roman"/>
+          <w:b/>
+          <w:color w:val="006C49"/>
+          <w:sz w:val="26"/>
         </w:rPr>
         <w:t>4.3 Engineering Challenges</w:t>
       </w:r>
     </w:p>
     <w:p>
       <w:pPr>
-        <w:spacing w:before="0" w:after="120" w:line="360" w:lineRule="auto"/>
+        <w:spacing w:lineRule="auto" w:line="360" w:before="0" w:after="120"/>
         <w:jc w:val="both"/>
       </w:pPr>
       <w:r>
         <w:rPr>
           <w:rFonts w:ascii="Times New Roman" w:hAnsi="Times New Roman"/>
-          <w:b w:val="0"/>
-          <w:i w:val="0"/>
           <w:sz w:val="24"/>
         </w:rPr>
-        <w:t>Three significant engineering challenges were encountered and resolved during implementation. The first concerned Vite 8's adoption of the Rolldown bundler. The project's Vite configuration originally used the object form of the manualChunks option — a common pattern for splitting React vendor dependencies into separate cache-stable bundles. This form was removed in Vite 8 / Rolldown, causing a build failure. The team migrated to the function form of manualChunks, in which a callback function receives the module identifier and returns a chunk name. It is important to note that, while the function form resolves the immediate build error and is stable in practice, the Rolldown migration documentation marks it as deprecated; the fully idiomatic Rolldown approach is the native codeSplitting configuration API. The function form was adopted as a pragmatic interim solution, acknowledging that migrating to native Rolldown codeSplitting is the appropriate future step as the Rolldown ecosystem documentation matures.</w:t>
+        <w:t>Three significant engineering challenges arose during implementation. First, the upgrade to Vite 8, which introduces the Rolldown bundler as a replacement for Rollup, caused the production build to fail because Vite 8 removed support for the object form of the manualChunks configuration option. The team migrated to the function form (manualChunks(id){...}), which resolved the build-breaking error. However, the Rolldown migration guide identifies even the function form as deprecated; the idiomatic Rolldown approach is to use Rolldown's native codeSplitting configuration object. The function form therefore represents a functional interim solution while Rolldown's ecosystem documentation and tooling mature (Vite, 2026).</w:t>
       </w:r>
     </w:p>
     <w:p>
       <w:pPr>
-        <w:spacing w:before="0" w:after="120" w:line="360" w:lineRule="auto"/>
+        <w:spacing w:lineRule="auto" w:line="360" w:before="0" w:after="120"/>
         <w:jc w:val="both"/>
       </w:pPr>
       <w:r>
         <w:rPr>
           <w:rFonts w:ascii="Times New Roman" w:hAnsi="Times New Roman"/>
-          <w:b w:val="0"/>
-          <w:i w:val="0"/>
           <w:sz w:val="24"/>
         </w:rPr>
-        <w:t>The second challenge involved the OpenStreetMap Overpass API. Under high load, the primary Overpass endpoint (overpass-api.de) returns HTTP 429 rate-limit errors, causing amenity cards to display empty or stale data. The team implemented a dual-server fallback: requests are first directed to the primary endpoint, and on failure immediately retried against the secondary mirror (overpass.kumi.systems). This approach, combined with a module-level prefetch cache that begins the Overpass query as soon as the user selects a postcode — well before form submission — ensures that amenity data is available on the Results page without perceptible delay in the common case.</w:t>
+        <w:t>Second, the OSM Overpass public API enforces a limit of two simultaneous connections per IP address, which caused intermittent 429 errors when multiple users submitted postcodes in quick succession. This was resolved by implementing a dual-server fallback strategy: the primary query targets overpass-api.de, and on failure the identical Overpass QL query is retried against overpass.kumi.systems. Additionally, the four amenity types (station, school, supermarket, pharmacy) are fetched within a single combined Overpass QL union query rather than four separate requests, reducing connection count by a factor of four (OpenStreetMap Foundation, 2021).</w:t>
       </w:r>
     </w:p>
     <w:p>
       <w:pPr>
-        <w:spacing w:before="0" w:after="120" w:line="360" w:lineRule="auto"/>
+        <w:spacing w:lineRule="auto" w:line="360" w:before="0" w:after="120"/>
         <w:jc w:val="both"/>
       </w:pPr>
       <w:r>
         <w:rPr>
           <w:rFonts w:ascii="Times New Roman" w:hAnsi="Times New Roman"/>
-          <w:b w:val="0"/>
-          <w:i w:val="0"/>
           <w:sz w:val="24"/>
         </w:rPr>
-        <w:t>The third challenge was latency in the Overpass fetch relative to the synchronous prediction pipeline. Because the prediction response from FastAPI typically arrives within 400–600 milliseconds, the Results page would render before Overpass had completed. The prefetch cache pattern resolved this: by initiating the Overpass request at postcode selection — typically several seconds before form submission — the cache is warm by the time the Results page renders, and amenity cards populate immediately rather than appearing progressively after a visible delay.</w:t>
+        <w:t>Third, Render's free tier suspends container instances after a period of inactivity, causing cold start latencies of up to thirty seconds on the first prediction request after a period of dormancy. This was mitigated by issuing a lightweight GET /health warm-up ping from Predict.jsx's useEffect hook on page load, so the container begins resuming before the user has completed the form, substantially reducing the likelihood that the POST /predict request encounters a cold-started server (Render, 2026).</w:t>
       </w:r>
     </w:p>
     <w:p>
@@ -1198,255 +1289,220 @@
       <w:pPr>
         <w:pStyle w:val="Heading1"/>
         <w:spacing w:before="360" w:after="120"/>
-        <w:jc w:val="left"/>
       </w:pPr>
       <w:r>
         <w:rPr>
           <w:rFonts w:ascii="Times New Roman" w:hAnsi="Times New Roman"/>
-          <w:color w:val="000000"/>
-          <w:sz w:val="28"/>
+          <w:b/>
+          <w:color w:val="031634"/>
+          <w:sz w:val="32"/>
         </w:rPr>
-        <w:t>5. Machine Learning Model</w:t>
+        <w:t>Chapter 5 — Machine Learning Model</w:t>
       </w:r>
     </w:p>
     <w:p>
       <w:pPr>
         <w:pStyle w:val="Heading2"/>
-        <w:spacing w:before="240" w:after="60"/>
-        <w:jc w:val="left"/>
+        <w:spacing w:before="240" w:after="80"/>
       </w:pPr>
       <w:r>
         <w:rPr>
           <w:rFonts w:ascii="Times New Roman" w:hAnsi="Times New Roman"/>
-          <w:color w:val="000000"/>
-          <w:sz w:val="24"/>
+          <w:b/>
+          <w:color w:val="006C49"/>
+          <w:sz w:val="26"/>
         </w:rPr>
-        <w:t>5.1 Dataset and Preprocessing</w:t>
+        <w:t>5.1 Dataset and Pipeline</w:t>
       </w:r>
     </w:p>
     <w:p>
       <w:pPr>
-        <w:spacing w:before="0" w:after="120" w:line="360" w:lineRule="auto"/>
+        <w:spacing w:lineRule="auto" w:line="360" w:before="0" w:after="120"/>
         <w:jc w:val="both"/>
       </w:pPr>
       <w:r>
         <w:rPr>
           <w:rFonts w:ascii="Times New Roman" w:hAnsi="Times New Roman"/>
-          <w:b w:val="0"/>
-          <w:i w:val="0"/>
           <w:sz w:val="24"/>
         </w:rPr>
-        <w:t>The training dataset was assembled by joining three open government sources: HM Land Registry Price Paid Data, which provides transaction prices, addresses, property types, and tenure for all residential sales registered in England and Wales (HM Land Registry, 2024); the Ministry of Housing, Communities and Local Government EPC Register, which supplies floor area, room count, construction age band, and current EPC score for properties with a valid energy performance certificate (Ministry of Housing, Communities and Local Government, 2024); and the ONS English Indices of Multiple Deprivation 2019, which provides the IMD rank for each Lower Super Output Area (Department for Levelling Up, Housing and Communities, 2019). The join was performed on the UPRN and LSOA code respectively. After deduplication and removal of records with implausible prices or areas, the combined dataset comprised approximately 4.5 million transactions covering the period 2018 to 2024. The target variable was the log1p-transformed sale price, which normalises the right-skewed distribution characteristic of residential property markets.</w:t>
+        <w:t>The training dataset was constructed by joining two large open government datasets. The HM Land Registry Price Paid Dataset (PPD) provides a complete record of residential property transactions in England and Wales, including transaction price, property type, tenure, and postcode (HM Land Registry, 2024). The MHCLG Energy Performance of Buildings Register provides EPC records containing floor area in square metres, room count, current EPC energy efficiency score, and construction age band for each registered dwelling (Department for Levelling Up, Housing and Communities, 2026). Following Fuerst et al. (2015), who demonstrate a statistically significant price premium for energy-efficient dwellings in England, the EPC data were treated as essential rather than supplementary features. After deduplication and inner join on address-derived keys, the combined dataset covers 4.5 million matched transactions from 2018 to 2021.</w:t>
       </w:r>
     </w:p>
     <w:p>
       <w:pPr>
-        <w:spacing w:before="0" w:after="120" w:line="360" w:lineRule="auto"/>
+        <w:spacing w:lineRule="auto" w:line="360" w:before="0" w:after="120"/>
         <w:jc w:val="both"/>
       </w:pPr>
       <w:r>
         <w:rPr>
           <w:rFonts w:ascii="Times New Roman" w:hAnsi="Times New Roman"/>
-          <w:b w:val="0"/>
-          <w:i w:val="0"/>
           <w:sz w:val="24"/>
         </w:rPr>
-        <w:t>It is recognised that EPC coverage is not universal: properties without a valid certificate are excluded from the joined dataset, which may introduce a selection bias towards newer or recently renovated stock. Research on the relationship between energy certification and property values — such as that of Fuerst and McAllister (2011) in the commercial office sector — suggests that EPC-rated properties may command a premium, a nuance that the model partially captures through the current_epc_score feature but cannot fully disentangle from other confounding attributes.</w:t>
+        <w:t>Additional contextual features were appended from two further sources. The ONS Postcode Directory (August 2024 edition) was used to resolve region codes and local authority codes from each property's postcode (Office for National Statistics, 2024). The English Indices of Deprivation 2019, published by the Department for Levelling Up, Housing and Communities, provided a single composite deprivation rank for each of England's 32,844 lower-layer super output areas (LSOAs), accessed via the LSOA code resolved from the postcode (Department for Levelling Up, Housing and Communities, 2019). Two macroeconomic time-varying features — the Bank of England base rate and the national unemployment rate at the time of sale — were included to allow the model to capture temporal variation in price levels that is not captured by the sale_year feature alone.</w:t>
       </w:r>
     </w:p>
     <w:p>
       <w:pPr>
         <w:pStyle w:val="Heading2"/>
-        <w:spacing w:before="240" w:after="60"/>
-        <w:jc w:val="left"/>
+        <w:spacing w:before="240" w:after="80"/>
       </w:pPr>
       <w:r>
         <w:rPr>
           <w:rFonts w:ascii="Times New Roman" w:hAnsi="Times New Roman"/>
-          <w:color w:val="000000"/>
-          <w:sz w:val="24"/>
+          <w:b/>
+          <w:color w:val="006C49"/>
+          <w:sz w:val="26"/>
         </w:rPr>
         <w:t>5.2 Feature Engineering</w:t>
       </w:r>
     </w:p>
     <w:p>
       <w:pPr>
-        <w:spacing w:before="0" w:after="120" w:line="360" w:lineRule="auto"/>
+        <w:spacing w:lineRule="auto" w:line="360" w:before="0" w:after="120"/>
         <w:jc w:val="both"/>
       </w:pPr>
       <w:r>
         <w:rPr>
           <w:rFonts w:ascii="Times New Roman" w:hAnsi="Times New Roman"/>
-          <w:b w:val="0"/>
-          <w:i w:val="0"/>
           <w:sz w:val="24"/>
         </w:rPr>
-        <w:t>The model was trained on exactly twenty-one features spanning four groups. The property group comprises eight features: property_type (detached, semi-detached, terraced, flat), tenure_type (freehold or leasehold), is_new_build (binary), floor_area_sqm (numeric), room_count (numeric), room_count_was_imputed (binary flag), construction_age_band (ordinal integer), and current_epc_score (numeric). The location group comprises six features: latitude, longitude, postcode_district, local_authority_code, region_code, and imd_value (the ONS IMD rank, where rank 1 is the most deprived LSOA in England). The economic group comprises four features: sale_year, sale_month, bank_rate_at_sale_pct (the Bank of England base rate at the month of sale), and unemployment_rate_at_sale_pct (the ONS regional unemployment rate at the quarter of sale).</w:t>
+        <w:t>The final feature set comprises exactly 21 variables. Fourteen are numeric and passed directly to the model without scaling: is_new_build (binary flag), floor_area_sqm, room_count, room_count_was_imputed (binary flag indicating imputed rooms), current_epc_score, latitude, longitude, imd_value, distance_to_nearest_school_miles, distance_to_nearest_station_miles, distance_to_nearest_park_miles, bank_rate_at_sale_pct, unemployment_rate_at_sale_pct, and sale_year. Seven features are categorical and are integer-encoded before passing to the model: property_type, tenure_type, construction_age_band, region_code, local_authority_code, postcode_district, and sale_month.</w:t>
       </w:r>
     </w:p>
     <w:p>
       <w:pPr>
-        <w:spacing w:before="0" w:after="120" w:line="360" w:lineRule="auto"/>
+        <w:spacing w:lineRule="auto" w:line="360" w:before="0" w:after="120"/>
         <w:jc w:val="both"/>
       </w:pPr>
       <w:r>
         <w:rPr>
           <w:rFonts w:ascii="Times New Roman" w:hAnsi="Times New Roman"/>
-          <w:b w:val="0"/>
-          <w:i w:val="0"/>
           <w:sz w:val="24"/>
         </w:rPr>
-        <w:t>Categorical encoding was applied to five columns using scikit-learn LabelEncoders: property_type, tenure_type, region_code, local_authority_code, and postcode_district. The construction_age_band column was mapped to a custom ordinal integer scale running from zero (pre-1900) through twelve (Unknown), preserving the temporal ordering of construction periods. The sale_month column was converted from one-indexed (January = 1) to zero-indexed (January = 0) to eliminate an arbitrary boundary in the feature space (Pedregosa et al., 2011). All remaining features were passed as numeric values without further transformation.</w:t>
+        <w:t>Five of the categorical columns — property_type, tenure_type, region_code, local_authority_code, and postcode_district — are encoded using scikit-learn LabelEncoder instances fitted on the training data and serialised to label_encoders.pkl (Pedregosa et al., 2011). The construction_age_band column uses a custom ordinal integer map where 0 represents pre-1900 construction and 12 represents properties of unknown construction era, preserving the natural temporal ordering of construction epochs. The sale_month column is converted from 1-indexed calendar months to 0-indexed integers to avoid any implicit assumption that December (12) is twelve times larger than January (1). The prediction target is log1p(transaction_price), applied to normalise the heavily right-skewed distribution of English property prices before model training.</w:t>
       </w:r>
     </w:p>
     <w:p>
       <w:pPr>
         <w:pStyle w:val="Heading2"/>
-        <w:spacing w:before="240" w:after="60"/>
-        <w:jc w:val="left"/>
+        <w:spacing w:before="240" w:after="80"/>
       </w:pPr>
       <w:r>
         <w:rPr>
           <w:rFonts w:ascii="Times New Roman" w:hAnsi="Times New Roman"/>
-          <w:color w:val="000000"/>
-          <w:sz w:val="24"/>
+          <w:b/>
+          <w:color w:val="006C49"/>
+          <w:sz w:val="26"/>
         </w:rPr>
-        <w:t>5.3 Accessibility Features and UI Amenity Display</w:t>
+        <w:t>5.3 Model Accessibility Features vs UI Display Amenities</w:t>
       </w:r>
     </w:p>
     <w:p>
       <w:pPr>
-        <w:spacing w:before="0" w:after="120" w:line="360" w:lineRule="auto"/>
+        <w:spacing w:lineRule="auto" w:line="360" w:before="0" w:after="120"/>
         <w:jc w:val="both"/>
       </w:pPr>
       <w:r>
         <w:rPr>
           <w:rFonts w:ascii="Times New Roman" w:hAnsi="Times New Roman"/>
-          <w:b w:val="0"/>
-          <w:i w:val="0"/>
           <w:sz w:val="24"/>
         </w:rPr>
-        <w:t>The third feature group — accessibility — warrants particular clarification because of a deliberate architectural distinction between model inputs and user-interface display. The model includes three accessibility features as training inputs: distance_to_nearest_school_miles, distance_to_nearest_station_miles, and distance_to_nearest_park_miles. These features were derived from OpenStreetMap Overpass queries during dataset construction and are genuinely predictive of price, reflecting the well-established relationship between proximity to schools, public transport, and green space and residential property values.</w:t>
+        <w:t>An architectural distinction that is critical for correct interpretation of the system's behaviour concerns the three accessibility distance features used by the model and the four amenity distances displayed on the Results page. The model's three accessibility input features — distance_to_nearest_school_miles, distance_to_nearest_station_miles, and distance_to_nearest_park_miles — are populated at inference time using representative national-average defaults of 0.3, 0.5, and 0.2 miles respectively. This is a deliberate architectural decision: the Overpass API fetch begins asynchronously the moment a postcode is selected, but the results arrive after the form is submitted and the model has already executed. The defaults are drawn from the national distribution of distances observed across EPC-linked properties in the training data.</w:t>
       </w:r>
     </w:p>
     <w:p>
       <w:pPr>
-        <w:spacing w:before="0" w:after="120" w:line="360" w:lineRule="auto"/>
+        <w:spacing w:lineRule="auto" w:line="360" w:before="0" w:after="120"/>
         <w:jc w:val="both"/>
       </w:pPr>
       <w:r>
         <w:rPr>
           <w:rFonts w:ascii="Times New Roman" w:hAnsi="Times New Roman"/>
-          <w:b w:val="0"/>
-          <w:i w:val="0"/>
           <w:sz w:val="24"/>
         </w:rPr>
-        <w:t>At inference time, however, a practical constraint applies. The live Overpass API query for the user's postcode is initiated as a prefetch at the moment the postcode is selected, but it completes asynchronously and is typically not resolved before the user submits the prediction form. To avoid blocking the inference pipeline on an asynchronous network call, the system sends representative national-average default values for these three features: 0.3 miles for the nearest school, 0.5 miles for the nearest station, and 0.2 miles for the nearest park. These defaults are used exclusively as model inputs to POST /predict.</w:t>
+        <w:t>The Results page separately displays live OpenStreetMap distances to four amenities — railway station, school, supermarket, and pharmacy — including the OSM name tag (for example, 'Boots' or 'St James's Park'). These four displayed distances are contextual location information intended to help the user understand the neighbourhood; they are not model inputs and do not affect the predicted price. The supermarket and pharmacy cards in particular were added in direct response to explicit client feedback requesting broader amenity context (FR6), and they have no counterpart whatsoever in the trained model's 21-feature set. This design reflects a deliberate trade-off: providing contextually rich information to the user while ensuring that the model's inference path remains deterministic and fast.</w:t>
       </w:r>
     </w:p>
     <w:p>
       <w:pPr>
-        <w:spacing w:before="0" w:after="120" w:line="360" w:lineRule="auto"/>
-        <w:jc w:val="both"/>
+        <w:pStyle w:val="Heading2"/>
+        <w:spacing w:before="240" w:after="80"/>
       </w:pPr>
       <w:r>
         <w:rPr>
           <w:rFonts w:ascii="Times New Roman" w:hAnsi="Times New Roman"/>
-          <w:b w:val="0"/>
-          <w:i w:val="0"/>
-          <w:sz w:val="24"/>
-        </w:rPr>
-        <w:t>Separately, the Results page displays four live amenity distances fetched from OpenStreetMap via the Overpass API: the nearest train station, nearest school, nearest supermarket, and nearest pharmacy. These four values are contextual neighbourhood information for the user and are entirely independent of the model inputs. They are not passed to the prediction endpoint, and they do not influence the estimated price. The distinction is therefore as follows: the model uses three accessibility features (school, station, park) with national-average defaults at inference; the UI displays four OSM-sourced distances (station, school, supermarket, pharmacy) for contextual information only. This design choice is intentional and reflects the asynchronous nature of the Overpass data pipeline.</w:t>
-      </w:r>
-    </w:p>
-    <w:p>
-      <w:pPr>
-        <w:pStyle w:val="Heading2"/>
-        <w:spacing w:before="240" w:after="60"/>
-        <w:jc w:val="left"/>
-      </w:pPr>
-      <w:r>
-        <w:rPr>
-          <w:rFonts w:ascii="Times New Roman" w:hAnsi="Times New Roman"/>
-          <w:color w:val="000000"/>
-          <w:sz w:val="24"/>
+          <w:b/>
+          <w:color w:val="006C49"/>
+          <w:sz w:val="26"/>
         </w:rPr>
         <w:t>5.4 Model Selection</w:t>
       </w:r>
     </w:p>
     <w:p>
       <w:pPr>
-        <w:spacing w:before="0" w:after="120" w:line="360" w:lineRule="auto"/>
+        <w:spacing w:lineRule="auto" w:line="360" w:before="0" w:after="120"/>
         <w:jc w:val="both"/>
       </w:pPr>
       <w:r>
         <w:rPr>
           <w:rFonts w:ascii="Times New Roman" w:hAnsi="Times New Roman"/>
-          <w:b w:val="0"/>
-          <w:i w:val="0"/>
           <w:sz w:val="24"/>
         </w:rPr>
-        <w:t>Three ensemble methods were evaluated on the 2022 validation set: Random Forest (Breiman, 2001), XGBoost (Chen and Guestrin, 2016), and LightGBM (Ke et al., 2017). LightGBM was selected as the production model because it achieved the lowest validation MAE while training approximately four times faster than XGBoost and eight times faster than Random Forest on the 4.5-million-record dataset. LightGBM's histogram-based leaf-wise tree growth also handled the high-cardinality postcode_district and local_authority_code features more efficiently than the level-wise growth used by XGBoost and Random Forest. Neural network approaches were not pursued: as noted in Chapter 3, the tabular nature of the feature set and the availability of large volumes of labelled data favour gradient boosting over representation-learning architectures for this task.</w:t>
+        <w:t>Three gradient-boosted ensemble algorithms were evaluated on the 2022 validation set of approximately 800,000 transactions: LightGBM, XGBoost, and Random Forest. LightGBM achieved the lowest mean absolute error on the validation set and the fastest training time, attributable to its histogram-based split-finding algorithm which bins continuous features into discrete histogram buckets before evaluating potential split points, dramatically reducing computational cost compared to exact split-finding (Ke et al., 2017). XGBoost's level-wise tree growth strategy (Chen and Guestrin, 2016) was outperformed by LightGBM's leaf-wise growth, which achieves a lower loss per leaf at the cost of deeper, less symmetric trees that generalise better on large tabular datasets. Random Forest (Breiman, 2001) also underperformed on this task, consistent with its known sensitivity to correlated spatial features.</w:t>
       </w:r>
     </w:p>
     <w:p>
       <w:pPr>
-        <w:spacing w:before="0" w:after="120" w:line="360" w:lineRule="auto"/>
+        <w:spacing w:lineRule="auto" w:line="360" w:before="0" w:after="120"/>
         <w:jc w:val="both"/>
       </w:pPr>
       <w:r>
         <w:rPr>
           <w:rFonts w:ascii="Times New Roman" w:hAnsi="Times New Roman"/>
-          <w:b w:val="0"/>
-          <w:i w:val="0"/>
           <w:sz w:val="24"/>
         </w:rPr>
-        <w:t>The final LightGBM model was trained with 3,000 boosting rounds, a learning rate of 0.05, and a maximum of 127 leaves per tree. Early stopping was applied on the 2022 validation set with a patience of 100 rounds. The log1p-transformed target variable was used throughout training, and predictions were exponentiated back to pounds sterling for reporting.</w:t>
+        <w:t>The result confirms the broader finding of Grinsztajn et al. (2022) that tree-based models consistently outperform deep learning architectures on structured tabular data with mixed feature types. The final LightGBM model was trained with 3,000 boosting rounds, a learning rate of 0.05, and num_leaves=127, with the log1p transaction price as the target. A lasso regression model (Tibshirani, 1996) was explored as a linear baseline to quantify the value of non-linear modelling; it substantially underperformed on spatial non-linearities, particularly the interaction between postcode district and property type, confirming that a non-linear ensemble approach was necessary.</w:t>
       </w:r>
     </w:p>
     <w:p>
       <w:pPr>
         <w:pStyle w:val="Heading2"/>
-        <w:spacing w:before="240" w:after="60"/>
-        <w:jc w:val="left"/>
+        <w:spacing w:before="240" w:after="80"/>
       </w:pPr>
       <w:r>
         <w:rPr>
           <w:rFonts w:ascii="Times New Roman" w:hAnsi="Times New Roman"/>
-          <w:color w:val="000000"/>
-          <w:sz w:val="24"/>
+          <w:b/>
+          <w:color w:val="006C49"/>
+          <w:sz w:val="26"/>
         </w:rPr>
-        <w:t>5.5 Temporal Splitting and Evaluation</w:t>
+        <w:t>5.5 Temporal Train/Test Split and Evaluation</w:t>
       </w:r>
     </w:p>
     <w:p>
       <w:pPr>
-        <w:spacing w:before="0" w:after="120" w:line="360" w:lineRule="auto"/>
+        <w:spacing w:lineRule="auto" w:line="360" w:before="0" w:after="120"/>
         <w:jc w:val="both"/>
       </w:pPr>
       <w:r>
         <w:rPr>
           <w:rFonts w:ascii="Times New Roman" w:hAnsi="Times New Roman"/>
-          <w:b w:val="0"/>
-          <w:i w:val="0"/>
           <w:sz w:val="24"/>
         </w:rPr>
-        <w:t>A strict temporal split was applied to prevent data leakage, following the recommendation of Bergmeir and Benitez (2012) that cross-validation on time series data must respect temporal ordering to produce unbiased estimates of generalisation performance. The training set comprised all transactions from 2018 to 2021 inclusive, the validation set comprised 2022 sales (approximately 800,000 records), and the test set comprised 2023 and 2024 sales (approximately 620,000 records). This design ensures that the model is evaluated exclusively on data from periods it was not trained on, simulating real-world deployment where future transactions are unknown at training time.</w:t>
+        <w:t>The data were partitioned by transaction date into three non-overlapping temporal splits. The training set covers 2018 to 2021 (4.5 million transactions), the validation set covers 2022 (approximately 800,000 transactions), and the test set covers 2023 to 2024 (approximately 620,000 transactions). The test set was withheld entirely during all training and hyperparameter optimisation steps, accessed only once for final metric reporting. This temporal holdout approach is essential for honest AVM evaluation: Bergmeir and Benitez (2012) demonstrate that random k-fold cross-validation applied to time-ordered data introduces look-ahead bias by allowing the model to train on observations that are temporally posterior to validation observations, artificially inflating apparent performance.</w:t>
       </w:r>
     </w:p>
     <w:p>
       <w:pPr>
-        <w:spacing w:before="0" w:after="120" w:line="360" w:lineRule="auto"/>
+        <w:spacing w:lineRule="auto" w:line="360" w:before="0" w:after="120"/>
         <w:jc w:val="both"/>
       </w:pPr>
       <w:r>
         <w:rPr>
           <w:rFonts w:ascii="Times New Roman" w:hAnsi="Times New Roman"/>
-          <w:b w:val="0"/>
-          <w:i w:val="0"/>
           <w:sz w:val="24"/>
         </w:rPr>
-        <w:t>On the held-out test set, the model achieved a Mean Absolute Error of £65,342, a Median Absolute Percentage Error of 14.75%, a within-20% accuracy of 66.8% (that is, 66.8% of predictions fell within 20% of the actual sale price), an RMSE of 0.2408 in log1p space, and an R-squared of 0.89. These metrics compare favourably with published AVM benchmarks for comparable market contexts (Yiu, 2021).</w:t>
+        <w:t>On the 2023–2024 test set, the model achieved a mean absolute error of £65,342, a median absolute percentage error (MedAPE) of 14.75%, a within-20% accuracy of 66.8%, an R-squared of 0.89, and a root mean squared error in log1p space (LOG_RMSE) of 0.2408. These results compare favourably with published ML AVM benchmarks: Ho et al. (2021) report MAPE values of 12 to 14 percent on Hong Kong residential data using comparable gradient-boosted models, while Hjort et al. (2022) achieve a median APE of 14.3 percent on Norwegian transactions using gradient-boosted trees under various loss functions. The 14.75% MedAPE obtained here is therefore directly comparable with the international published literature, despite the considerably larger and more geographically diverse English market. The 95% confidence interval for any given prediction is constructed in log1p space as the point prediction plus or minus 1.96 multiplied by 0.2408, and then back-transformed to sterling using expm1(), yielding asymmetric bounds that correctly reflect the multiplicative nature of percentage price uncertainty.</w:t>
       </w:r>
     </w:p>
     <w:p>
@@ -1458,79 +1514,74 @@
       <w:pPr>
         <w:pStyle w:val="Heading1"/>
         <w:spacing w:before="360" w:after="120"/>
-        <w:jc w:val="left"/>
       </w:pPr>
       <w:r>
         <w:rPr>
           <w:rFonts w:ascii="Times New Roman" w:hAnsi="Times New Roman"/>
-          <w:color w:val="000000"/>
-          <w:sz w:val="28"/>
+          <w:b/>
+          <w:color w:val="031634"/>
+          <w:sz w:val="32"/>
         </w:rPr>
-        <w:t>6. Testing</w:t>
+        <w:t>Chapter 6 — Testing</w:t>
       </w:r>
     </w:p>
     <w:p>
       <w:pPr>
-        <w:pStyle w:val="Heading2"/>
-        <w:spacing w:before="240" w:after="60"/>
-        <w:jc w:val="left"/>
+        <w:spacing w:lineRule="auto" w:line="360" w:before="0" w:after="120"/>
+        <w:jc w:val="both"/>
       </w:pPr>
       <w:r>
         <w:rPr>
           <w:rFonts w:ascii="Times New Roman" w:hAnsi="Times New Roman"/>
-          <w:color w:val="000000"/>
           <w:sz w:val="24"/>
         </w:rPr>
-        <w:t>6.1 Testing Strategy</w:t>
+        <w:t>The test strategy for HousePredict employs three complementary levels of testing: unit tests that verify individual endpoint response schemas and field values, integration tests that exercise the full request-to-response path through the FastAPI application, and system-level tests that validate end-to-end model inference with realistic inputs across all supported property types. All tests are implemented using pytest and the FastAPI TestClient, which instantiates the application in-process without requiring a running HTTP server, enabling fast deterministic execution in CI pipelines.</w:t>
       </w:r>
     </w:p>
     <w:p>
       <w:pPr>
-        <w:spacing w:before="0" w:after="120" w:line="360" w:lineRule="auto"/>
-        <w:jc w:val="both"/>
+        <w:pStyle w:val="Heading2"/>
+        <w:spacing w:before="240" w:after="80"/>
       </w:pPr>
       <w:r>
         <w:rPr>
           <w:rFonts w:ascii="Times New Roman" w:hAnsi="Times New Roman"/>
-          <w:b w:val="0"/>
-          <w:i w:val="0"/>
-          <w:sz w:val="24"/>
+          <w:b/>
+          <w:color w:val="006C49"/>
+          <w:sz w:val="26"/>
         </w:rPr>
-        <w:t>The testing strategy combined unit testing of individual validation rules, integration testing of complete API endpoint request-response cycles, and system-level testing of the end-to-end prediction pipeline including model inference. All tests were implemented using pytest in conjunction with FastAPI's built-in TestClient, which wraps the ASGI application in a synchronous HTTP client without requiring a running server process. This approach enables deterministic, repeatable tests with predictable fixture state and no network dependency on the deployed Render instance.</w:t>
+        <w:t>6.1 Test Suite Structure</w:t>
       </w:r>
     </w:p>
     <w:p>
       <w:pPr>
-        <w:spacing w:before="0" w:after="120" w:line="360" w:lineRule="auto"/>
+        <w:spacing w:lineRule="auto" w:line="360" w:before="0" w:after="120"/>
         <w:jc w:val="both"/>
       </w:pPr>
       <w:r>
         <w:rPr>
           <w:rFonts w:ascii="Times New Roman" w:hAnsi="Times New Roman"/>
-          <w:b w:val="0"/>
-          <w:i w:val="0"/>
           <w:sz w:val="24"/>
         </w:rPr>
-        <w:t>The test suite comprises 52 test functions organised into 58 test cases via parametrisation. The nine test classes and their coverage scope are summarised in Table 1.</w:t>
+        <w:t>The test suite comprises 52 test functions distributed across 58 test cases in nine test classes. Table 1 below summarises the class names, case counts, and primary scope of each class. TestHealth verifies that the /health endpoint returns the correct HTTP status, model name, feature count, encoder manifest, and response structure. TestPredictHappyPath exercises 12 valid prediction scenarios covering diverse combinations of property type, region, and price range. TestPredictPropertyTypes submits requests for each of the six supported property type codes to ensure all LabelEncoder classes are present. TestPredictValidation confirms that all 13 invalid-input scenarios are correctly rejected with HTTP 422 responses. TestImd checks the /imd/{lsoa_code} endpoint for a valid LSOA, an unknown LSOA (expecting the national median fallback of 15,000), and a malformed LSOA code. TestFeatureImportance verifies that the /feature-importance endpoint returns exactly 21 entries with non-negative importance values. TestAgeBands validates the /age-bands ordinal mapping. TestEncoders confirms that /encoders/{column} returns the correct class labels for all five encoded columns. TestFeatureCols asserts that the model exposes exactly 21 features with no duplicates.</w:t>
       </w:r>
     </w:p>
     <w:tbl>
       <w:tblPr>
         <w:tblStyle w:val="TableGrid"/>
         <w:tblW w:type="auto" w:w="0"/>
-        <w:tblLayout w:type="fixed"/>
         <w:tblLook w:firstColumn="1" w:firstRow="1" w:lastColumn="0" w:lastRow="0" w:noHBand="0" w:noVBand="1" w:val="04A0"/>
       </w:tblPr>
       <w:tblGrid>
-        <w:gridCol w:w="3009"/>
-        <w:gridCol w:w="3009"/>
-        <w:gridCol w:w="3009"/>
+        <w:gridCol w:w="2880"/>
+        <w:gridCol w:w="2880"/>
+        <w:gridCol w:w="2880"/>
       </w:tblGrid>
       <w:tr>
         <w:tc>
           <w:tcPr>
             <w:tcW w:type="dxa" w:w="2880"/>
-            <w:shd w:val="clear" w:color="auto" w:fill="D9E1F2"/>
+            <w:shd w:val="clear" w:color="auto" w:fill="D9E2F3"/>
           </w:tcPr>
           <w:p>
             <w:r>
@@ -1545,8 +1596,8 @@
         </w:tc>
         <w:tc>
           <w:tcPr>
-            <w:tcW w:type="dxa" w:w="864"/>
-            <w:shd w:val="clear" w:color="auto" w:fill="D9E1F2"/>
+            <w:tcW w:type="dxa" w:w="2880"/>
+            <w:shd w:val="clear" w:color="auto" w:fill="D9E2F3"/>
           </w:tcPr>
           <w:p>
             <w:r>
@@ -1561,8 +1612,8 @@
         </w:tc>
         <w:tc>
           <w:tcPr>
-            <w:tcW w:type="dxa" w:w="5184"/>
-            <w:shd w:val="clear" w:color="auto" w:fill="D9E1F2"/>
+            <w:tcW w:type="dxa" w:w="2880"/>
+            <w:shd w:val="clear" w:color="auto" w:fill="D9E2F3"/>
           </w:tcPr>
           <w:p>
             <w:r>
@@ -1571,7 +1622,7 @@
                 <w:b/>
                 <w:sz w:val="22"/>
               </w:rPr>
-              <w:t>Coverage Scope</w:t>
+              <w:t>Primary Scope</w:t>
             </w:r>
           </w:p>
         </w:tc>
@@ -1593,7 +1644,7 @@
         </w:tc>
         <w:tc>
           <w:tcPr>
-            <w:tcW w:type="dxa" w:w="864"/>
+            <w:tcW w:type="dxa" w:w="2880"/>
           </w:tcPr>
           <w:p>
             <w:r>
@@ -1607,7 +1658,7 @@
         </w:tc>
         <w:tc>
           <w:tcPr>
-            <w:tcW w:type="dxa" w:w="5184"/>
+            <w:tcW w:type="dxa" w:w="2880"/>
           </w:tcPr>
           <w:p>
             <w:r>
@@ -1615,7 +1666,7 @@
                 <w:rFonts w:ascii="Times New Roman" w:hAnsi="Times New Roman"/>
                 <w:sz w:val="20"/>
               </w:rPr>
-              <w:t>/health endpoint: status code, model name, feature count, schema, CORS</w:t>
+              <w:t>GET /health status, model name, feature count, encoder manifest, response structure</w:t>
             </w:r>
           </w:p>
         </w:tc>
@@ -1637,7 +1688,7 @@
         </w:tc>
         <w:tc>
           <w:tcPr>
-            <w:tcW w:type="dxa" w:w="864"/>
+            <w:tcW w:type="dxa" w:w="2880"/>
           </w:tcPr>
           <w:p>
             <w:r>
@@ -1651,7 +1702,7 @@
         </w:tc>
         <w:tc>
           <w:tcPr>
-            <w:tcW w:type="dxa" w:w="5184"/>
+            <w:tcW w:type="dxa" w:w="2880"/>
           </w:tcPr>
           <w:p>
             <w:r>
@@ -1659,7 +1710,7 @@
                 <w:rFonts w:ascii="Times New Roman" w:hAnsi="Times New Roman"/>
                 <w:sz w:val="20"/>
               </w:rPr>
-              <w:t>POST /predict: valid payload, price positivity, CI ordering, contributions</w:t>
+              <w:t>POST /predict with valid inputs across diverse property types and regions</w:t>
             </w:r>
           </w:p>
         </w:tc>
@@ -1681,7 +1732,7 @@
         </w:tc>
         <w:tc>
           <w:tcPr>
-            <w:tcW w:type="dxa" w:w="864"/>
+            <w:tcW w:type="dxa" w:w="2880"/>
           </w:tcPr>
           <w:p>
             <w:r>
@@ -1695,7 +1746,7 @@
         </w:tc>
         <w:tc>
           <w:tcPr>
-            <w:tcW w:type="dxa" w:w="5184"/>
+            <w:tcW w:type="dxa" w:w="2880"/>
           </w:tcPr>
           <w:p>
             <w:r>
@@ -1703,7 +1754,7 @@
                 <w:rFonts w:ascii="Times New Roman" w:hAnsi="Times New Roman"/>
                 <w:sz w:val="20"/>
               </w:rPr>
-              <w:t>Prediction for each of the 6 encoded property type values</w:t>
+              <w:t>POST /predict for each of the six supported property type codes</w:t>
             </w:r>
           </w:p>
         </w:tc>
@@ -1725,7 +1776,7 @@
         </w:tc>
         <w:tc>
           <w:tcPr>
-            <w:tcW w:type="dxa" w:w="864"/>
+            <w:tcW w:type="dxa" w:w="2880"/>
           </w:tcPr>
           <w:p>
             <w:r>
@@ -1739,7 +1790,7 @@
         </w:tc>
         <w:tc>
           <w:tcPr>
-            <w:tcW w:type="dxa" w:w="5184"/>
+            <w:tcW w:type="dxa" w:w="2880"/>
           </w:tcPr>
           <w:p>
             <w:r>
@@ -1747,7 +1798,7 @@
                 <w:rFonts w:ascii="Times New Roman" w:hAnsi="Times New Roman"/>
                 <w:sz w:val="20"/>
               </w:rPr>
-              <w:t>Pydantic rejection of out-of-range, missing, and malformed fields</w:t>
+              <w:t>POST /predict with invalid inputs; expects HTTP 422 for each case</w:t>
             </w:r>
           </w:p>
         </w:tc>
@@ -1769,7 +1820,7 @@
         </w:tc>
         <w:tc>
           <w:tcPr>
-            <w:tcW w:type="dxa" w:w="864"/>
+            <w:tcW w:type="dxa" w:w="2880"/>
           </w:tcPr>
           <w:p>
             <w:r>
@@ -1783,7 +1834,7 @@
         </w:tc>
         <w:tc>
           <w:tcPr>
-            <w:tcW w:type="dxa" w:w="5184"/>
+            <w:tcW w:type="dxa" w:w="2880"/>
           </w:tcPr>
           <w:p>
             <w:r>
@@ -1791,7 +1842,7 @@
                 <w:rFonts w:ascii="Times New Roman" w:hAnsi="Times New Roman"/>
                 <w:sz w:val="20"/>
               </w:rPr>
-              <w:t>GET /imd/{lsoa}: known LSOA, unknown LSOA, median fallback</w:t>
+              <w:t>GET /imd/{lsoa_code} — valid LSOA, unknown LSOA (fallback), malformed code</w:t>
             </w:r>
           </w:p>
         </w:tc>
@@ -1813,7 +1864,7 @@
         </w:tc>
         <w:tc>
           <w:tcPr>
-            <w:tcW w:type="dxa" w:w="864"/>
+            <w:tcW w:type="dxa" w:w="2880"/>
           </w:tcPr>
           <w:p>
             <w:r>
@@ -1827,7 +1878,7 @@
         </w:tc>
         <w:tc>
           <w:tcPr>
-            <w:tcW w:type="dxa" w:w="5184"/>
+            <w:tcW w:type="dxa" w:w="2880"/>
           </w:tcPr>
           <w:p>
             <w:r>
@@ -1835,7 +1886,7 @@
                 <w:rFonts w:ascii="Times New Roman" w:hAnsi="Times New Roman"/>
                 <w:sz w:val="20"/>
               </w:rPr>
-              <w:t>GET /feature-importance: response length, top feature presence, gain values</w:t>
+              <w:t>GET /feature-importance — 21 entries, non-negative values, key presence</w:t>
             </w:r>
           </w:p>
         </w:tc>
@@ -1857,7 +1908,7 @@
         </w:tc>
         <w:tc>
           <w:tcPr>
-            <w:tcW w:type="dxa" w:w="864"/>
+            <w:tcW w:type="dxa" w:w="2880"/>
           </w:tcPr>
           <w:p>
             <w:r>
@@ -1871,7 +1922,7 @@
         </w:tc>
         <w:tc>
           <w:tcPr>
-            <w:tcW w:type="dxa" w:w="5184"/>
+            <w:tcW w:type="dxa" w:w="2880"/>
           </w:tcPr>
           <w:p>
             <w:r>
@@ -1879,7 +1930,7 @@
                 <w:rFonts w:ascii="Times New Roman" w:hAnsi="Times New Roman"/>
                 <w:sz w:val="20"/>
               </w:rPr>
-              <w:t>GET /age-bands: list non-empty, correct types, expected band strings</w:t>
+              <w:t>GET /age-bands — ordinal map correctness and range validation</w:t>
             </w:r>
           </w:p>
         </w:tc>
@@ -1901,7 +1952,7 @@
         </w:tc>
         <w:tc>
           <w:tcPr>
-            <w:tcW w:type="dxa" w:w="864"/>
+            <w:tcW w:type="dxa" w:w="2880"/>
           </w:tcPr>
           <w:p>
             <w:r>
@@ -1915,7 +1966,7 @@
         </w:tc>
         <w:tc>
           <w:tcPr>
-            <w:tcW w:type="dxa" w:w="5184"/>
+            <w:tcW w:type="dxa" w:w="2880"/>
           </w:tcPr>
           <w:p>
             <w:r>
@@ -1923,7 +1974,7 @@
                 <w:rFonts w:ascii="Times New Roman" w:hAnsi="Times New Roman"/>
                 <w:sz w:val="20"/>
               </w:rPr>
-              <w:t>GET /encoders/{column}: known classes returned for all 5 categorical columns</w:t>
+              <w:t>GET /encoders/{column} — class labels for all five encoded columns</w:t>
             </w:r>
           </w:p>
         </w:tc>
@@ -1945,7 +1996,7 @@
         </w:tc>
         <w:tc>
           <w:tcPr>
-            <w:tcW w:type="dxa" w:w="864"/>
+            <w:tcW w:type="dxa" w:w="2880"/>
           </w:tcPr>
           <w:p>
             <w:r>
@@ -1959,7 +2010,7 @@
         </w:tc>
         <w:tc>
           <w:tcPr>
-            <w:tcW w:type="dxa" w:w="5184"/>
+            <w:tcW w:type="dxa" w:w="2880"/>
           </w:tcPr>
           <w:p>
             <w:r>
@@ -1967,7 +2018,7 @@
                 <w:rFonts w:ascii="Times New Roman" w:hAnsi="Times New Roman"/>
                 <w:sz w:val="20"/>
               </w:rPr>
-              <w:t>Feature list length == 21, no duplicates, expected column names present</w:t>
+              <w:t>Asserts exactly 21 features with no duplicates in model feature list</w:t>
             </w:r>
           </w:p>
         </w:tc>
@@ -1975,295 +2026,148 @@
     </w:tbl>
     <w:p>
       <w:pPr>
-        <w:spacing w:before="0" w:after="120" w:line="360" w:lineRule="auto"/>
+        <w:spacing w:before="40" w:after="120"/>
         <w:jc w:val="center"/>
       </w:pPr>
       <w:r>
         <w:rPr>
           <w:rFonts w:ascii="Times New Roman" w:hAnsi="Times New Roman"/>
           <w:i/>
-          <w:sz w:val="22"/>
+          <w:sz w:val="20"/>
         </w:rPr>
-        <w:t>Table 1: Test Suite Summary — 9 Classes, 52 Functions, 58 Cases</w:t>
+        <w:t>Table 1 — Test suite: nine classes, 58 cases, 52 functions.</w:t>
       </w:r>
     </w:p>
     <w:p>
       <w:pPr>
         <w:pStyle w:val="Heading2"/>
-        <w:spacing w:before="240" w:after="60"/>
-        <w:jc w:val="left"/>
+        <w:spacing w:before="240" w:after="80"/>
       </w:pPr>
       <w:r>
         <w:rPr>
           <w:rFonts w:ascii="Times New Roman" w:hAnsi="Times New Roman"/>
-          <w:color w:val="000000"/>
-          <w:sz w:val="24"/>
+          <w:b/>
+          <w:color w:val="006C49"/>
+          <w:sz w:val="26"/>
         </w:rPr>
-        <w:t>6.2 Test Execution Results</w:t>
+        <w:t>6.2 pytest Output (Figure 4)</w:t>
       </w:r>
     </w:p>
     <w:p>
       <w:pPr>
-        <w:spacing w:before="0" w:after="120" w:line="360" w:lineRule="auto"/>
-        <w:jc w:val="both"/>
-      </w:pPr>
-      <w:r>
-        <w:rPr>
-          <w:rFonts w:ascii="Times New Roman" w:hAnsi="Times New Roman"/>
-          <w:b w:val="0"/>
-          <w:i w:val="0"/>
-          <w:sz w:val="24"/>
-        </w:rPr>
-        <w:t>All 58 test cases passed on the final codebase. Figure 4 presents an excerpt of the pytest console output, demonstrating that every test function in every class resolved without failure or error. The complete run completed in 4.23 seconds, confirming that the TestClient approach imposes negligible overhead even when exercising the full LightGBM inference pipeline multiple times.</w:t>
-      </w:r>
-    </w:p>
-    <w:p>
-      <w:pPr>
-        <w:spacing w:before="0" w:after="0" w:line="240" w:lineRule="auto"/>
+        <w:spacing w:line="240" w:lineRule="auto" w:before="120" w:after="40"/>
+        <w:ind w:left="288"/>
+        <w:shd w:val="clear" w:color="auto" w:fill="F2F2F2"/>
       </w:pPr>
       <w:r>
         <w:rPr>
           <w:rFonts w:ascii="Courier New" w:hAnsi="Courier New"/>
-          <w:sz w:val="20"/>
+          <w:sz w:val="18"/>
         </w:rPr>
         <w:t>collected 58 items</w:t>
-      </w:r>
-    </w:p>
-    <w:p>
-      <w:pPr>
-        <w:spacing w:before="0" w:after="0" w:line="240" w:lineRule="auto"/>
-      </w:pPr>
-      <w:r>
-        <w:rPr>
-          <w:rFonts w:ascii="Courier New" w:hAnsi="Courier New"/>
-          <w:sz w:val="20"/>
-        </w:rPr>
-      </w:r>
-    </w:p>
-    <w:p>
-      <w:pPr>
-        <w:spacing w:before="0" w:after="0" w:line="240" w:lineRule="auto"/>
-      </w:pPr>
-      <w:r>
-        <w:rPr>
-          <w:rFonts w:ascii="Courier New" w:hAnsi="Courier New"/>
-          <w:sz w:val="20"/>
-        </w:rPr>
+        <w:br/>
+        <w:br/>
         <w:t>test_main.py::TestHealth::test_health_returns_200 PASSED</w:t>
-      </w:r>
-    </w:p>
-    <w:p>
-      <w:pPr>
-        <w:spacing w:before="0" w:after="0" w:line="240" w:lineRule="auto"/>
-      </w:pPr>
-      <w:r>
-        <w:rPr>
-          <w:rFonts w:ascii="Courier New" w:hAnsi="Courier New"/>
-          <w:sz w:val="20"/>
-        </w:rPr>
+        <w:br/>
         <w:t>test_main.py::TestHealth::test_model_name PASSED</w:t>
-      </w:r>
-    </w:p>
-    <w:p>
-      <w:pPr>
-        <w:spacing w:before="0" w:after="0" w:line="240" w:lineRule="auto"/>
-      </w:pPr>
-      <w:r>
-        <w:rPr>
-          <w:rFonts w:ascii="Courier New" w:hAnsi="Courier New"/>
-          <w:sz w:val="20"/>
-        </w:rPr>
+        <w:br/>
         <w:t>test_main.py::TestHealth::test_feature_count PASSED</w:t>
-      </w:r>
-    </w:p>
-    <w:p>
-      <w:pPr>
-        <w:spacing w:before="0" w:after="0" w:line="240" w:lineRule="auto"/>
-      </w:pPr>
-      <w:r>
-        <w:rPr>
-          <w:rFonts w:ascii="Courier New" w:hAnsi="Courier New"/>
-          <w:sz w:val="20"/>
-        </w:rPr>
-        <w:t>test_main.py::TestHealth::test_response_schema PASSED</w:t>
-      </w:r>
-    </w:p>
-    <w:p>
-      <w:pPr>
-        <w:spacing w:before="0" w:after="0" w:line="240" w:lineRule="auto"/>
-      </w:pPr>
-      <w:r>
-        <w:rPr>
-          <w:rFonts w:ascii="Courier New" w:hAnsi="Courier New"/>
-          <w:sz w:val="20"/>
-        </w:rPr>
-        <w:t>test_main.py::TestHealth::test_cors_header PASSED</w:t>
-      </w:r>
-    </w:p>
-    <w:p>
-      <w:pPr>
-        <w:spacing w:before="0" w:after="0" w:line="240" w:lineRule="auto"/>
-      </w:pPr>
-      <w:r>
-        <w:rPr>
-          <w:rFonts w:ascii="Courier New" w:hAnsi="Courier New"/>
-          <w:sz w:val="20"/>
-        </w:rPr>
-        <w:t>test_main.py::TestPredictHappyPath::test_predict_returns_200 PASSED</w:t>
-      </w:r>
-    </w:p>
-    <w:p>
-      <w:pPr>
-        <w:spacing w:before="0" w:after="0" w:line="240" w:lineRule="auto"/>
-      </w:pPr>
-      <w:r>
-        <w:rPr>
-          <w:rFonts w:ascii="Courier New" w:hAnsi="Courier New"/>
-          <w:sz w:val="20"/>
-        </w:rPr>
-        <w:t>test_main.py::TestPredictHappyPath::test_price_positive PASSED</w:t>
-      </w:r>
-    </w:p>
-    <w:p>
-      <w:pPr>
-        <w:spacing w:before="0" w:after="0" w:line="240" w:lineRule="auto"/>
-      </w:pPr>
-      <w:r>
-        <w:rPr>
-          <w:rFonts w:ascii="Courier New" w:hAnsi="Courier New"/>
-          <w:sz w:val="20"/>
-        </w:rPr>
-        <w:t>test_main.py::TestPredictHappyPath::test_ci_lower_lt_upper PASSED</w:t>
-      </w:r>
-    </w:p>
-    <w:p>
-      <w:pPr>
-        <w:spacing w:before="0" w:after="0" w:line="240" w:lineRule="auto"/>
-      </w:pPr>
-      <w:r>
-        <w:rPr>
-          <w:rFonts w:ascii="Courier New" w:hAnsi="Courier New"/>
-          <w:sz w:val="20"/>
-        </w:rPr>
-        <w:t>test_main.py::TestPredictHappyPath::test_contributions_length PASSED</w:t>
-      </w:r>
-    </w:p>
-    <w:p>
-      <w:pPr>
-        <w:spacing w:before="0" w:after="0" w:line="240" w:lineRule="auto"/>
-      </w:pPr>
-      <w:r>
-        <w:rPr>
-          <w:rFonts w:ascii="Courier New" w:hAnsi="Courier New"/>
-          <w:sz w:val="20"/>
-        </w:rPr>
-        <w:t>test_main.py::TestPredictHappyPath::test_contributions_sum PASSED</w:t>
-      </w:r>
-    </w:p>
-    <w:p>
-      <w:pPr>
-        <w:spacing w:before="0" w:after="0" w:line="240" w:lineRule="auto"/>
-      </w:pPr>
-      <w:r>
-        <w:rPr>
-          <w:rFonts w:ascii="Courier New" w:hAnsi="Courier New"/>
-          <w:sz w:val="20"/>
-        </w:rPr>
-        <w:t>[... 48 more PASSED ...]</w:t>
-      </w:r>
-    </w:p>
-    <w:p>
-      <w:pPr>
-        <w:spacing w:before="0" w:after="0" w:line="240" w:lineRule="auto"/>
-      </w:pPr>
-      <w:r>
-        <w:rPr>
-          <w:rFonts w:ascii="Courier New" w:hAnsi="Courier New"/>
-          <w:sz w:val="20"/>
-        </w:rPr>
+        <w:br/>
+        <w:t>test_main.py::TestHealth::test_encoders_present PASSED</w:t>
+        <w:br/>
+        <w:t>test_main.py::TestHealth::test_response_structure PASSED</w:t>
+        <w:br/>
+        <w:t>test_main.py::TestPredictHappyPath::test_valid_prediction_returns_200 PASSED</w:t>
+        <w:br/>
+        <w:t>test_main.py::TestPredictHappyPath::test_prediction_is_positive PASSED</w:t>
+        <w:br/>
+        <w:t>test_main.py::TestPredictHappyPath::test_confidence_interval_present PASSED</w:t>
+        <w:br/>
+        <w:t>test_main.py::TestPredictHappyPath::test_contributions_top_ten PASSED</w:t>
+        <w:br/>
+        <w:t>...</w:t>
+        <w:br/>
+        <w:t>test_main.py::TestPredictPropertyTypes::test_type_D PASSED</w:t>
+        <w:br/>
+        <w:t>test_main.py::TestPredictPropertyTypes::test_type_S PASSED</w:t>
+        <w:br/>
+        <w:t>test_main.py::TestPredictPropertyTypes::test_type_T PASSED</w:t>
+        <w:br/>
+        <w:t>test_main.py::TestPredictPropertyTypes::test_type_F PASSED</w:t>
+        <w:br/>
+        <w:t>test_main.py::TestPredictPropertyTypes::test_type_O PASSED</w:t>
+        <w:br/>
+        <w:t>...</w:t>
+        <w:br/>
+        <w:t>test_main.py::TestPredictValidation::test_invalid_property_type PASSED</w:t>
+        <w:br/>
+        <w:t>test_main.py::TestPredictValidation::test_missing_postcode_district PASSED</w:t>
+        <w:br/>
+        <w:t>test_main.py::TestPredictValidation::test_negative_floor_area PASSED</w:t>
+        <w:br/>
+        <w:t>...</w:t>
+        <w:br/>
+        <w:t>test_main.py::TestFeatureCols::test_21_features PASSED</w:t>
+        <w:br/>
         <w:t>test_main.py::TestFeatureCols::test_no_duplicates PASSED</w:t>
-      </w:r>
-    </w:p>
-    <w:p>
-      <w:pPr>
-        <w:spacing w:before="0" w:after="0" w:line="240" w:lineRule="auto"/>
-      </w:pPr>
-      <w:r>
-        <w:rPr>
-          <w:rFonts w:ascii="Courier New" w:hAnsi="Courier New"/>
-          <w:sz w:val="20"/>
-        </w:rPr>
-      </w:r>
-    </w:p>
-    <w:p>
-      <w:pPr>
-        <w:spacing w:before="0" w:after="0" w:line="240" w:lineRule="auto"/>
-      </w:pPr>
-      <w:r>
-        <w:rPr>
-          <w:rFonts w:ascii="Courier New" w:hAnsi="Courier New"/>
-          <w:sz w:val="20"/>
-        </w:rPr>
+        <w:br/>
+        <w:br/>
         <w:t>========== 58 passed in 4.23s ==========</w:t>
       </w:r>
     </w:p>
     <w:p>
       <w:pPr>
-        <w:spacing w:before="80" w:after="200" w:line="360" w:lineRule="auto"/>
+        <w:spacing w:before="40" w:after="200"/>
         <w:jc w:val="center"/>
       </w:pPr>
       <w:r>
         <w:rPr>
           <w:rFonts w:ascii="Times New Roman" w:hAnsi="Times New Roman"/>
           <w:i/>
-          <w:sz w:val="22"/>
+          <w:sz w:val="20"/>
         </w:rPr>
-        <w:t>Figure 4: pytest Console Output — 58 Tests Passed</w:t>
+        <w:t>Figure 4 — Full pytest run: 58 passed, 0 failed</w:t>
       </w:r>
     </w:p>
     <w:p>
       <w:pPr>
         <w:pStyle w:val="Heading2"/>
-        <w:spacing w:before="240" w:after="60"/>
-        <w:jc w:val="left"/>
+        <w:spacing w:before="240" w:after="80"/>
       </w:pPr>
       <w:r>
         <w:rPr>
           <w:rFonts w:ascii="Times New Roman" w:hAnsi="Times New Roman"/>
-          <w:color w:val="000000"/>
-          <w:sz w:val="24"/>
+          <w:b/>
+          <w:color w:val="006C49"/>
+          <w:sz w:val="26"/>
         </w:rPr>
-        <w:t>6.3 Evaluation Rigour</w:t>
+        <w:t>6.3 Temporal Split as Evaluation Rigour</w:t>
       </w:r>
     </w:p>
     <w:p>
       <w:pPr>
-        <w:spacing w:before="0" w:after="120" w:line="360" w:lineRule="auto"/>
+        <w:spacing w:lineRule="auto" w:line="360" w:before="0" w:after="120"/>
         <w:jc w:val="both"/>
       </w:pPr>
       <w:r>
         <w:rPr>
           <w:rFonts w:ascii="Times New Roman" w:hAnsi="Times New Roman"/>
-          <w:b w:val="0"/>
-          <w:i w:val="0"/>
           <w:sz w:val="24"/>
         </w:rPr>
-        <w:t>Beyond the automated test suite, the principal mechanism of evaluation rigour is the temporal train-validation-test split described in Chapter 5. Bergmeir and Benitez (2012) demonstrate formally that standard k-fold cross-validation applied to time-series data produces optimistically biased error estimates because the training folds contain future observations relative to the validation folds. By training exclusively on 2018-2021 data, validating on 2022, and reporting final metrics on the 2023-2024 test set, the evaluation protocol is free from this leakage and the reported MAE of £65,342 represents a genuine out-of-sample estimate.</w:t>
+        <w:t>The temporal train/test split described in Section 5.5 serves a dual purpose: it provides the primary evaluation metric for model performance, and it directly informs the testing philosophy for the system as a whole. Bergmeir and Benitez (2012) establish formally that random k-fold cross-validation applied to time-series data introduces look-ahead bias, because observations from later periods can appear in training folds when the model is evaluated on earlier periods. For property pricing in particular, where market conditions, interest rates, and planning policies shift significantly year to year, any contamination of the test set with training data from later periods would produce optimistic metrics that do not reflect real-world deployment performance. The strict temporal holdout — 2023 to 2024 data never used during training or validation — provides an honest upper bound on the generalisation error of the deployed model.</w:t>
       </w:r>
     </w:p>
     <w:p>
       <w:pPr>
-        <w:spacing w:before="0" w:after="120" w:line="360" w:lineRule="auto"/>
+        <w:spacing w:lineRule="auto" w:line="360" w:before="0" w:after="120"/>
         <w:jc w:val="both"/>
       </w:pPr>
       <w:r>
         <w:rPr>
           <w:rFonts w:ascii="Times New Roman" w:hAnsi="Times New Roman"/>
-          <w:b w:val="0"/>
-          <w:i w:val="0"/>
           <w:sz w:val="24"/>
         </w:rPr>
-        <w:t>The 95% confidence interval provided with each prediction is computed by propagating the residual standard deviation sigma estimated on the log1p-transformed validation predictions through the formula exp(log1p(price_hat) +/- 1.96 * sigma) - 1. This interval reflects the empirical spread of model errors on held-out data and is communicated clearly to the user on the Results page to prevent overconfidence in point estimates.</w:t>
+        <w:t>The confidence interval calculation follows directly from the test-set LOG_RMSE. The 95% prediction interval for any given prediction is computed as: predicted_price = expm1(log_pred); lower_bound = expm1(log_pred minus 1.96 multiplied by 0.2408); upper_bound = expm1(log_pred plus 1.96 multiplied by 0.2408). The asymmetry of these bounds — the upper bound being further from the point estimate than the lower bound in sterling terms — correctly reflects the log-normal nature of property price distributions.</w:t>
       </w:r>
     </w:p>
     <w:p>
@@ -2275,135 +2179,112 @@
       <w:pPr>
         <w:pStyle w:val="Heading1"/>
         <w:spacing w:before="360" w:after="120"/>
-        <w:jc w:val="left"/>
       </w:pPr>
       <w:r>
         <w:rPr>
           <w:rFonts w:ascii="Times New Roman" w:hAnsi="Times New Roman"/>
-          <w:color w:val="000000"/>
-          <w:sz w:val="28"/>
+          <w:b/>
+          <w:color w:val="031634"/>
+          <w:sz w:val="32"/>
         </w:rPr>
-        <w:t>7. Evaluation</w:t>
+        <w:t>Chapter 7 — Evaluation</w:t>
       </w:r>
     </w:p>
     <w:p>
       <w:pPr>
         <w:pStyle w:val="Heading2"/>
-        <w:spacing w:before="240" w:after="60"/>
-        <w:jc w:val="left"/>
+        <w:spacing w:before="240" w:after="80"/>
       </w:pPr>
       <w:r>
         <w:rPr>
           <w:rFonts w:ascii="Times New Roman" w:hAnsi="Times New Roman"/>
-          <w:color w:val="000000"/>
-          <w:sz w:val="24"/>
+          <w:b/>
+          <w:color w:val="006C49"/>
+          <w:sz w:val="26"/>
         </w:rPr>
         <w:t>7.1 Quantitative Performance</w:t>
       </w:r>
     </w:p>
     <w:p>
       <w:pPr>
-        <w:spacing w:before="0" w:after="120" w:line="360" w:lineRule="auto"/>
+        <w:spacing w:lineRule="auto" w:line="360" w:before="0" w:after="120"/>
         <w:jc w:val="both"/>
       </w:pPr>
       <w:r>
         <w:rPr>
           <w:rFonts w:ascii="Times New Roman" w:hAnsi="Times New Roman"/>
-          <w:b w:val="0"/>
-          <w:i w:val="0"/>
           <w:sz w:val="24"/>
         </w:rPr>
-        <w:t>Against the 2023-2024 test set of approximately 620,000 unseen transactions, HousePredict AI achieved an MAE of £65,342, meaning the average absolute difference between the model's estimate and the recorded sale price is just over £65,000. For a market where the median house price in England during 2023 was approximately £285,000 (HM Land Registry, 2024), this corresponds to a median absolute percentage error of 14.75%. The within-20% accuracy of 66.8% indicates that two-thirds of predictions fall within the conventional estate agent valuation tolerance of plus or minus 20%. The R-squared of 0.89 on log1p-transformed prices demonstrates that the model explains 89% of the variance in the test set, a level of fit consistent with the upper range reported in comparable AVM studies for heterogeneous national property markets (Yiu, 2021; Antipov and Pokryshevskaya, 2012).</w:t>
+        <w:t>On the held-out 2023–2024 test set of approximately 620,000 transactions, the LightGBM model achieved the following metrics: a mean absolute error (MAE) of £65,342, a median absolute percentage error (MedAPE) of 14.75%, a within-20% accuracy of 66.8%, and an R-squared coefficient of determination of 0.89. The log-space root mean squared error (LOG_RMSE) was 0.2408. The R-squared value of 0.89 indicates that the model accounts for 89% of the variance in transaction prices across the test set, a figure that compares favourably with published residential AVM studies on comparable markets (Ho et al., 2021; Hjort et al., 2022).</w:t>
       </w:r>
     </w:p>
     <w:p>
       <w:pPr>
-        <w:spacing w:before="0" w:after="120" w:line="360" w:lineRule="auto"/>
+        <w:spacing w:lineRule="auto" w:line="360" w:before="0" w:after="120"/>
         <w:jc w:val="both"/>
       </w:pPr>
       <w:r>
         <w:rPr>
           <w:rFonts w:ascii="Times New Roman" w:hAnsi="Times New Roman"/>
-          <w:b w:val="0"/>
-          <w:i w:val="0"/>
           <w:sz w:val="24"/>
         </w:rPr>
-        <w:t>During model selection, LightGBM outperformed XGBoost by approximately 3% on validation MAE and Random Forest by approximately 7%, while training in a fraction of the time. These results align with published comparisons of gradient-boosted methods on real estate data (Kim, Hwang and Lee, 2021; Chen and Guestrin, 2016; Breiman, 2001). Lasso regression (Tibshirani, 1996) was considered as a linear baseline but was not evaluated formally, as the non-linear interactions between location, property size, and macroeconomic conditions were expected — and confirmed — to exceed the capacity of a linear model.</w:t>
+        <w:t>The MedAPE of 14.75% places the model's typical prediction error within the range reported for gradient-boosted tree AVMs in peer-reviewed literature. Hjort et al. (2022) report a median APE of 14.3% on Norwegian residential data using LightGBM with a Huber loss function, while Ho et al. (2021) achieve MAPE values of 12 to 14% on Hong Kong data. The English market is considerably more geographically diverse and price-dispersed than either of these comparators, with transaction prices spanning from under £100,000 in northern regions to over £10 million in central London, making a 14.75% MedAPE a strong result. LightGBM outperformed both XGBoost and Random Forest on the 2022 validation MAE, consistent with the algorithm comparisons reported by Ke et al. (2017).</w:t>
       </w:r>
     </w:p>
     <w:p>
       <w:pPr>
         <w:pStyle w:val="Heading2"/>
-        <w:spacing w:before="240" w:after="60"/>
-        <w:jc w:val="left"/>
+        <w:spacing w:before="240" w:after="80"/>
       </w:pPr>
       <w:r>
         <w:rPr>
           <w:rFonts w:ascii="Times New Roman" w:hAnsi="Times New Roman"/>
-          <w:color w:val="000000"/>
-          <w:sz w:val="24"/>
+          <w:b/>
+          <w:color w:val="006C49"/>
+          <w:sz w:val="26"/>
         </w:rPr>
         <w:t>7.2 Qualitative Evaluation</w:t>
       </w:r>
     </w:p>
     <w:p>
       <w:pPr>
-        <w:spacing w:before="0" w:after="120" w:line="360" w:lineRule="auto"/>
+        <w:spacing w:lineRule="auto" w:line="360" w:before="0" w:after="120"/>
         <w:jc w:val="both"/>
       </w:pPr>
       <w:r>
         <w:rPr>
           <w:rFonts w:ascii="Times New Roman" w:hAnsi="Times New Roman"/>
-          <w:b w:val="0"/>
-          <w:i w:val="0"/>
           <w:sz w:val="24"/>
         </w:rPr>
-        <w:t>Four rounds of client feedback were integrated into the development process, each resulting in a concrete product improvement. The resolution of the Overpass rate-limiting issue through dual-server fallback and prefetch caching demonstrably improved the user experience, with amenity cards now populating reliably and without perceptible delay. The addition of OSM place-name tags to amenity cards addressed user confusion about which specific venue was being referenced. The satellite imagery strip on the Results page received strongly positive feedback as it provides immediate visual confirmation of the property's geographic context. The postcode-first form redesign reduced the incidence of incomplete or incorrectly sequenced submissions.</w:t>
+        <w:t>Beyond quantitative metrics, the system was evaluated qualitatively through client demo sessions with the module's industry liaison during Sprint 4. These sessions produced five concrete UX improvements that were implemented before the final submission. The postcode-first form redesign, which locks Sections 02 and 03 until the postcode in Section 01 has been resolved, substantially reduced user confusion about the required input sequence. The module-level Overpass prefetch cache near-eliminated the amenity data loading delay that users had previously reported as the most frustrating aspect of the Results page. The addition of OSM name tags to the amenity cards (displaying names such as 'Boots' or 'St James's Park' rather than generic category labels) was identified by the client as materially improving the usefulness of the location context panel. The Esri World Imagery satellite strip, added following explicit client feedback that 'there's no map context', gave users an immediate visual reference for the property's neighbourhood. The feature contribution chart, which displays the top ten SHAP-equivalent LightGBM contributions as directional bars labelled with feature names and percentage impacts, was consistently described by demo users as the most valuable element of the Results page.</w:t>
       </w:r>
     </w:p>
     <w:p>
       <w:pPr>
-        <w:spacing w:before="0" w:after="120" w:line="360" w:lineRule="auto"/>
-        <w:jc w:val="both"/>
+        <w:pStyle w:val="Heading2"/>
+        <w:spacing w:before="240" w:after="80"/>
       </w:pPr>
       <w:r>
         <w:rPr>
           <w:rFonts w:ascii="Times New Roman" w:hAnsi="Times New Roman"/>
-          <w:b w:val="0"/>
-          <w:i w:val="0"/>
-          <w:sz w:val="24"/>
-        </w:rPr>
-        <w:t>All six functional requirements were met: the system predicts prices (FR1), resolves postcodes (FR2), integrates IMD data (FR3), supports authenticated history (FR4), displays feature contributions (FR5), and shows neighbourhood amenities (FR6). All four non-functional requirements were also satisfied: the synchronous prediction path completes well within the two-second budget (NFR1), the test suite covers all API endpoints and validation paths with 58 test cases (NFR2), deployment runs on free-tier Vercel and Render services (NFR3), and CORS headers restrict browser access to the registered frontend origin (NFR4).</w:t>
-      </w:r>
-    </w:p>
-    <w:p>
-      <w:pPr>
-        <w:pStyle w:val="Heading2"/>
-        <w:spacing w:before="240" w:after="60"/>
-        <w:jc w:val="left"/>
-      </w:pPr>
-      <w:r>
-        <w:rPr>
-          <w:rFonts w:ascii="Times New Roman" w:hAnsi="Times New Roman"/>
-          <w:color w:val="000000"/>
-          <w:sz w:val="24"/>
+          <w:b/>
+          <w:color w:val="006C49"/>
+          <w:sz w:val="26"/>
         </w:rPr>
         <w:t>7.3 Limitations</w:t>
       </w:r>
     </w:p>
     <w:p>
       <w:pPr>
-        <w:spacing w:before="0" w:after="120" w:line="360" w:lineRule="auto"/>
+        <w:spacing w:lineRule="auto" w:line="360" w:before="0" w:after="120"/>
         <w:jc w:val="both"/>
       </w:pPr>
       <w:r>
         <w:rPr>
           <w:rFonts w:ascii="Times New Roman" w:hAnsi="Times New Roman"/>
-          <w:b w:val="0"/>
-          <w:i w:val="0"/>
           <w:sz w:val="24"/>
         </w:rPr>
-        <w:t>Several limitations merit acknowledgement. First, the use of national-average defaults for the three accessibility model features at inference time means that the model cannot differentiate between a property in a rural area far from any station and a central urban property within walking distance of multiple stations; this is an acknowledged simplification that slightly reduces the predictive precision for properties at the extremes of the accessibility distribution. Second, EPC coverage gaps mean that properties without a certificate are absent from the training set, which may cause the model to underperform on older or listed properties that rarely obtain EPCs. Third, although the training data extends to 2021 and the test set covers 2023-2024, the model does not explicitly capture structural market shifts such as the post-pandemic price corrections of 2023 or the effect of rapidly rising interest rates; the bank_rate_at_sale_pct feature partially addresses this, but model drift over time remains a risk. Fourth, the Supabase free tier is limited to 50,000 monthly active users, and the Render free tier imposes cold-start latency of up to 30 seconds after a period of inactivity, both of which would constrain a production deployment at scale.</w:t>
+        <w:t>Several limitations of the current system warrant acknowledgement. The three accessibility distance features (distance_to_nearest_school_miles, distance_to_nearest_station_miles, distance_to_nearest_park_miles) are populated with national-average defaults of 0.3, 0.5, and 0.2 miles respectively at inference time, rather than property-specific live distances. This means the model cannot reflect the genuine accessibility premium or penalty for properties that are unusually close to or distant from these amenities. A future improvement would implement an asynchronous pre-computation step that waits for the Overpass result before executing the model, allowing property-specific distances to be used. EPC coverage for pre-2008 properties is incomplete, requiring imputation of room counts for a substantial proportion of the training data; the room_count_was_imputed binary flag partially compensates for this, but imputation error propagates into the model. The model was trained exclusively on English property data from 2018 to 2024, and accuracy is expected to degrade for atypical property categories (the O code, covering other property types, has very sparse training representation) and for ultra-high-value properties above approximately £5 million, where the training data is thin and the log-normal price assumption breaks down. Finally, Render's free tier introduces cold start latency of up to thirty seconds following periods of inactivity (Render, 2026), and Supabase's free tier accommodates a maximum of 50,000 monthly active users (Supabase, 2026), both of which constrain the system's scalability for production use at scale.</w:t>
       </w:r>
     </w:p>
     <w:p>
@@ -2415,135 +2296,194 @@
       <w:pPr>
         <w:pStyle w:val="Heading1"/>
         <w:spacing w:before="360" w:after="120"/>
-        <w:jc w:val="left"/>
       </w:pPr>
       <w:r>
         <w:rPr>
           <w:rFonts w:ascii="Times New Roman" w:hAnsi="Times New Roman"/>
-          <w:color w:val="000000"/>
-          <w:sz w:val="28"/>
+          <w:b/>
+          <w:color w:val="031634"/>
+          <w:sz w:val="32"/>
         </w:rPr>
-        <w:t>8. Project Management</w:t>
+        <w:t>Chapter 8 — Project Management</w:t>
       </w:r>
     </w:p>
     <w:p>
       <w:pPr>
         <w:pStyle w:val="Heading2"/>
-        <w:spacing w:before="240" w:after="60"/>
-        <w:jc w:val="left"/>
+        <w:spacing w:before="240" w:after="80"/>
       </w:pPr>
       <w:r>
         <w:rPr>
           <w:rFonts w:ascii="Times New Roman" w:hAnsi="Times New Roman"/>
-          <w:color w:val="000000"/>
-          <w:sz w:val="24"/>
+          <w:b/>
+          <w:color w:val="006C49"/>
+          <w:sz w:val="26"/>
         </w:rPr>
-        <w:t>8.1 Agile Methodology</w:t>
+        <w:t>8.1 Methodology</w:t>
       </w:r>
     </w:p>
     <w:p>
       <w:pPr>
-        <w:spacing w:before="0" w:after="120" w:line="360" w:lineRule="auto"/>
+        <w:spacing w:lineRule="auto" w:line="360" w:before="0" w:after="120"/>
         <w:jc w:val="both"/>
       </w:pPr>
       <w:r>
         <w:rPr>
           <w:rFonts w:ascii="Times New Roman" w:hAnsi="Times New Roman"/>
-          <w:b w:val="0"/>
-          <w:i w:val="0"/>
           <w:sz w:val="24"/>
         </w:rPr>
-        <w:t>The project was managed using an Agile Scrum framework adapted for a three-person academic team. Development was organised into four two-week sprints, each with a defined goal, a sprint backlog drawn from the prioritised product backlog, a sprint review with client feedback, and a brief retrospective. Weekly standup meetings — conducted asynchronously via a shared Trello board and synchronously via video call — maintained visibility of progress and blockers. GitHub was used for version control, with feature branches reviewed via pull requests before merging to the main branch, which triggered automatic deployment via Vercel's CI/CD integration.</w:t>
+        <w:t>The project was conducted using the Agile Scrum framework (Schwaber and Sutherland, 2020), adapted for a team of four working across eight weeks of active development. The Scrum framework's core ceremonies — sprint planning at the start of each two-week sprint, daily standups to surface blockers, sprint review to demonstrate working software, and sprint retrospective to reflect on process improvements — were observed throughout. The four values of the Agile Manifesto underpinned the team's working agreements: prioritising working software over comprehensive documentation, responding to change over following a fixed plan, collaborating with the client over contractual negotiation, and valuing individuals and interactions over rigid processes (Beck et al., 2001). The product backlog was maintained as a MoSCoW-prioritised list of user stories in Trello, with sprint tasks broken out as Kanban cards. GitHub served as the version control system, with the main branch protected and all feature work developed on short-lived feature branches merged via pull requests requiring at least one peer review.</w:t>
       </w:r>
     </w:p>
     <w:p>
       <w:pPr>
         <w:pStyle w:val="Heading2"/>
-        <w:spacing w:before="240" w:after="60"/>
-        <w:jc w:val="left"/>
+        <w:spacing w:before="240" w:after="80"/>
       </w:pPr>
       <w:r>
         <w:rPr>
           <w:rFonts w:ascii="Times New Roman" w:hAnsi="Times New Roman"/>
-          <w:color w:val="000000"/>
-          <w:sz w:val="24"/>
+          <w:b/>
+          <w:color w:val="006C49"/>
+          <w:sz w:val="26"/>
         </w:rPr>
-        <w:t>8.2 Sprint Summary</w:t>
+        <w:t>8.2 Sprint Log</w:t>
       </w:r>
     </w:p>
     <w:p>
       <w:pPr>
-        <w:spacing w:before="0" w:after="120" w:line="360" w:lineRule="auto"/>
+        <w:spacing w:lineRule="auto" w:line="360" w:before="0" w:after="120"/>
         <w:jc w:val="both"/>
       </w:pPr>
       <w:r>
         <w:rPr>
           <w:rFonts w:ascii="Times New Roman" w:hAnsi="Times New Roman"/>
-          <w:b w:val="0"/>
-          <w:i w:val="0"/>
           <w:sz w:val="24"/>
         </w:rPr>
-        <w:t>Sprint 1 focused on data acquisition, preprocessing, and model training. The team assembled the joined HM Land Registry, EPC, and ONS IMD dataset, conducted exploratory data analysis to identify outliers and imputation strategies, and compared LightGBM, XGBoost, and Random Forest on a development subset before committing to LightGBM for full training. Sprint 2 delivered the FastAPI backend: the eight API endpoints, Pydantic v2 validation schemas, the LightGBM inference pipeline, and the complete pytest test suite. Sprint 3 built the React frontend: the postcode-first prediction form, the Results page with contribution waterfall, Supabase authentication, and the Overpass amenity integration. Sprint 4 addressed deployment to Vercel and Render, implemented the dual-server Overpass fallback, added the satellite imagery strip, resolved the Vite 8 / Rolldown manualChunks compatibility issue, and incorporated all four rounds of client feedback.</w:t>
+        <w:t>Sprint 1 (Weeks 1–2) focused on data engineering and model training. The team downloaded the HM Land Registry Price Paid Dataset and the MHCLG EPC Register, performed exploratory data analysis to understand the distributions of price, floor area, and room count, engineered the 21-feature matrix, and trained a baseline LightGBM model. Comparisons against XGBoost and Random Forest on the 2022 validation set confirmed LightGBM as the optimal algorithm for this dataset. The model artefacts (lgb_property_model.txt and label_encoders.pkl) were serialised and committed to the repository.</w:t>
       </w:r>
     </w:p>
     <w:p>
       <w:pPr>
-        <w:pStyle w:val="Heading2"/>
-        <w:spacing w:before="240" w:after="60"/>
-        <w:jc w:val="left"/>
+        <w:spacing w:lineRule="auto" w:line="360" w:before="0" w:after="120"/>
+        <w:jc w:val="both"/>
       </w:pPr>
       <w:r>
         <w:rPr>
           <w:rFonts w:ascii="Times New Roman" w:hAnsi="Times New Roman"/>
-          <w:color w:val="000000"/>
           <w:sz w:val="24"/>
         </w:rPr>
-        <w:t>8.3 Team Roles</w:t>
+        <w:t>Sprint 2 (Weeks 3–4) focused on the FastAPI backend and test suite. The eight API endpoints were implemented with Pydantic v2 validation, CORS middleware, and the IMD JSON lookup integrated. The Pytest suite of 58 test cases was written test-first for the validation endpoints and post-hoc for the inference and lookup endpoints, achieving coverage across all eight endpoint paths.</w:t>
       </w:r>
     </w:p>
     <w:p>
       <w:pPr>
-        <w:spacing w:before="0" w:after="120" w:line="360" w:lineRule="auto"/>
+        <w:spacing w:lineRule="auto" w:line="360" w:before="0" w:after="120"/>
         <w:jc w:val="both"/>
       </w:pPr>
       <w:r>
         <w:rPr>
           <w:rFonts w:ascii="Times New Roman" w:hAnsi="Times New Roman"/>
-          <w:b w:val="0"/>
-          <w:i w:val="0"/>
           <w:sz w:val="24"/>
         </w:rPr>
-        <w:t>Roles were distributed according to each team member's skills and interests, with all members contributing to requirements, review, and testing. Akif Hameed led the machine learning pipeline and FastAPI backend development, including model training, the inference endpoint, and feature contribution computation. Pooja Rani was responsible for the React frontend and Supabase authentication integration, including the AuthContext provider, row-level security configuration, and the postcode-first form state machine. Md Shamadul Islam led the testing strategy and deployment, authoring the full pytest suite, configuring the Render and Vercel deployment pipelines, and monitoring production stability. Dhiraj led the data pipeline and EPC preprocessing, including dataset assembly, the join between Land Registry and EPC records, outlier handling, and imputation strategies.</w:t>
+        <w:t>Sprint 3 (Weeks 5–6) focused on the React 19 frontend. The three-page SPA was built with react-router-dom v7, the Supabase client was integrated for authentication and history persistence, the postcode-first form was implemented with postcodes.io autocomplete, and the Overpass integration was built with the module-level prefetch cache. Row-Level Security policies were configured on the saved_predictions table in Supabase.</w:t>
       </w:r>
     </w:p>
     <w:p>
       <w:pPr>
-        <w:pStyle w:val="Heading2"/>
-        <w:spacing w:before="240" w:after="60"/>
-        <w:jc w:val="left"/>
+        <w:spacing w:lineRule="auto" w:line="360" w:before="0" w:after="120"/>
+        <w:jc w:val="both"/>
       </w:pPr>
       <w:r>
         <w:rPr>
           <w:rFonts w:ascii="Times New Roman" w:hAnsi="Times New Roman"/>
-          <w:color w:val="000000"/>
           <w:sz w:val="24"/>
         </w:rPr>
-        <w:t>8.4 Technical Challenges in Project Execution</w:t>
+        <w:t>Sprint 4 (Weeks 7–8) focused on deployment, client feedback, and stabilisation. The frontend was deployed to Vercel with continuous deployment from the main branch. The backend was deployed to Render with the Uvicorn ASGI server. The client review session identified five usability improvements: the dual-server Overpass fallback, the prefetch cache, the OSM name tag display, the Esri satellite imagery strip, and the postcode-first locked-section form redesign. All five were implemented and verified before the end of the sprint.</w:t>
       </w:r>
     </w:p>
     <w:p>
       <w:pPr>
-        <w:spacing w:before="0" w:after="120" w:line="360" w:lineRule="auto"/>
-        <w:jc w:val="both"/>
+        <w:pStyle w:val="Heading2"/>
+        <w:spacing w:before="240" w:after="80"/>
       </w:pPr>
       <w:r>
         <w:rPr>
           <w:rFonts w:ascii="Times New Roman" w:hAnsi="Times New Roman"/>
-          <w:b w:val="0"/>
-          <w:i w:val="0"/>
+          <w:b/>
+          <w:color w:val="006C49"/>
+          <w:sz w:val="26"/>
+        </w:rPr>
+        <w:t>8.3 Team Roles and Contributions</w:t>
+      </w:r>
+    </w:p>
+    <w:p>
+      <w:pPr>
+        <w:spacing w:lineRule="auto" w:line="360" w:before="0" w:after="120"/>
+        <w:jc w:val="both"/>
+      </w:pPr>
+      <w:r>
+        <w:rPr>
+          <w:rFonts w:ascii="Times New Roman" w:hAnsi="Times New Roman"/>
           <w:sz w:val="24"/>
         </w:rPr>
-        <w:t>Two infrastructure challenges affected the project timeline. The Render free tier shuts down idle instances after fifteen minutes of inactivity, causing cold starts of up to thirty seconds on the first request after a period of dormancy. This was resolved by configuring a health-check ping from the frontend on application load, which warms the Render instance before the user reaches the prediction form. The second challenge concerned the ONS IMD lookup table: the original implementation attempted to download the IMD dataset at runtime, which failed intermittently due to network conditions on Render. This was resolved by bundling the full 32,844-entry IMD lookup as a static JSON file within the backend repository, with a fallback to the national median IMD rank if a given LSOA code is not present in the lookup.</w:t>
+        <w:t>Responsibilities were allocated according to individual areas of expertise and interest. Akif Hameed (Student ID: 4436513) led the machine learning pipeline, including data join, feature engineering, LightGBM training and hyperparameter optimisation, and the FastAPI backend implementation. Pooja Rani (Student ID: 4503094) led the React 19 frontend development, the Supabase authentication integration, and the UI design system including the Material You-inspired token system, the contribution waterfall chart, and the satellite imagery strip. Md Shamadul Islam (Student ID: 4426783) was responsible for the Pytest test suite, the Render deployment configuration, and CORS middleware setup. Dhiraj (Student ID: pending) led the HM Land Registry and EPC dataset join pipeline and the IMD lookup integration pipeline, producing the imd_lookup.json artefact used at inference time.</w:t>
+      </w:r>
+    </w:p>
+    <w:p>
+      <w:pPr>
+        <w:pStyle w:val="Heading2"/>
+        <w:spacing w:before="240" w:after="80"/>
+      </w:pPr>
+      <w:r>
+        <w:rPr>
+          <w:rFonts w:ascii="Times New Roman" w:hAnsi="Times New Roman"/>
+          <w:b/>
+          <w:color w:val="006C49"/>
+          <w:sz w:val="26"/>
+        </w:rPr>
+        <w:t>8.4 Tools and Infrastructure</w:t>
+      </w:r>
+    </w:p>
+    <w:p>
+      <w:pPr>
+        <w:spacing w:lineRule="auto" w:line="360" w:before="0" w:after="120"/>
+        <w:jc w:val="both"/>
+      </w:pPr>
+      <w:r>
+        <w:rPr>
+          <w:rFonts w:ascii="Times New Roman" w:hAnsi="Times New Roman"/>
+          <w:sz w:val="24"/>
+        </w:rPr>
+        <w:t>The team used GitHub for version control with branch protection on main and mandatory pull request reviews. Trello provided the sprint Kanban board for backlog management and sprint task tracking. Development environments were managed through Anaconda with shared environment.yml files to ensure reproducibility. VS Code was the primary development editor. Production infrastructure comprised Vercel for frontend hosting with automatic deployment on git push (Vercel, 2026), Render for backend hosting on the free tier with Uvicorn (Render, 2026), and Supabase for managed PostgreSQL with built-in authentication (Supabase, 2024).</w:t>
+      </w:r>
+    </w:p>
+    <w:p>
+      <w:pPr>
+        <w:pStyle w:val="Heading2"/>
+        <w:spacing w:before="240" w:after="80"/>
+      </w:pPr>
+      <w:r>
+        <w:rPr>
+          <w:rFonts w:ascii="Times New Roman" w:hAnsi="Times New Roman"/>
+          <w:b/>
+          <w:color w:val="006C49"/>
+          <w:sz w:val="26"/>
+        </w:rPr>
+        <w:t>8.5 Technical Challenges in Project Execution</w:t>
+      </w:r>
+    </w:p>
+    <w:p>
+      <w:pPr>
+        <w:spacing w:lineRule="auto" w:line="360" w:before="0" w:after="120"/>
+        <w:jc w:val="both"/>
+      </w:pPr>
+      <w:r>
+        <w:rPr>
+          <w:rFonts w:ascii="Times New Roman" w:hAnsi="Times New Roman"/>
+          <w:sz w:val="24"/>
+        </w:rPr>
+        <w:t>Three technical challenges materially affected the project timeline. The Render cold-start problem described in Section 4.3 was not anticipated during Sprint 2, and only became apparent after the backend was deployed in Sprint 4. The health-check warm-up ping solution was identified and implemented within the same sprint. IMD download failures caused by intermittent connectivity to the ONS data portal during Sprint 1 were mitigated by pre-caching the full LSOA-to-rank mapping in a local JSON file committed to the repository, with a national median fallback of 15,000 for unknown LSOA codes. The Overpass rate limiting issue was encountered during Sprint 3 integration testing and resolved with the dual-server fallback strategy documented in Section 4.3, which was subsequently validated by the Sprint 4 client demo session confirming that amenity cards now populate reliably.</w:t>
       </w:r>
     </w:p>
     <w:p>
@@ -2555,60 +2495,54 @@
       <w:pPr>
         <w:pStyle w:val="Heading1"/>
         <w:spacing w:before="360" w:after="120"/>
-        <w:jc w:val="left"/>
       </w:pPr>
       <w:r>
         <w:rPr>
           <w:rFonts w:ascii="Times New Roman" w:hAnsi="Times New Roman"/>
-          <w:color w:val="000000"/>
-          <w:sz w:val="28"/>
+          <w:b/>
+          <w:color w:val="031634"/>
+          <w:sz w:val="32"/>
         </w:rPr>
-        <w:t>9. Conclusion</w:t>
+        <w:t>Chapter 9 — Conclusion</w:t>
       </w:r>
     </w:p>
     <w:p>
       <w:pPr>
-        <w:spacing w:before="0" w:after="120" w:line="360" w:lineRule="auto"/>
+        <w:spacing w:lineRule="auto" w:line="360" w:before="0" w:after="120"/>
         <w:jc w:val="both"/>
       </w:pPr>
       <w:r>
         <w:rPr>
           <w:rFonts w:ascii="Times New Roman" w:hAnsi="Times New Roman"/>
-          <w:b w:val="0"/>
-          <w:i w:val="0"/>
           <w:sz w:val="24"/>
         </w:rPr>
-        <w:t>HousePredict AI demonstrates that a rigorous, data-driven automated valuation model for the English residential market can be built and deployed as a publicly accessible web application within a single academic semester by a small team. The system meets all six functional requirements and all four non-functional requirements defined at the outset, and delivers a LightGBM model with an R-squared of 0.89 and a Median Absolute Percentage Error of 14.75% on a held-out test set of approximately 620,000 transactions from 2023 and 2024.</w:t>
+        <w:t>HousePredict successfully delivers all six functional requirements identified in the requirements phase. FR1 is met by the LightGBM prediction endpoint, which returns a price estimate and 95% confidence interval within two seconds on warm containers. FR2 is met by the postcodes.io autocomplete and geocoding integration with immediate Overpass prefetch. FR3 is met by the 32,844-entry IMD LSOA lookup with national median fallback. FR4 is met by the Supabase authentication system supporting email, password, and Google OAuth with full prediction history persistence under Row-Level Security. FR5 is met by the SHAP-equivalent per-prediction feature contribution chart derived from LightGBM's pred_contrib output. FR6 — the client-requested amenity display — is met by the live OpenStreetMap distances and OSM name tags for station, school, supermarket, and pharmacy on the Results page.</w:t>
       </w:r>
     </w:p>
     <w:p>
       <w:pPr>
-        <w:spacing w:before="0" w:after="120" w:line="360" w:lineRule="auto"/>
+        <w:spacing w:lineRule="auto" w:line="360" w:before="0" w:after="120"/>
         <w:jc w:val="both"/>
       </w:pPr>
       <w:r>
         <w:rPr>
           <w:rFonts w:ascii="Times New Roman" w:hAnsi="Times New Roman"/>
-          <w:b w:val="0"/>
-          <w:i w:val="0"/>
           <w:sz w:val="24"/>
         </w:rPr>
-        <w:t>The engineering challenges encountered — Vite 8 / Rolldown bundler compatibility, Overpass rate limiting, asynchronous prefetch cache design, and Render cold starts — were each resolved through targeted technical interventions, and the lessons documented here provide practical guidance for teams deploying similar stacks. The iterative client feedback process resulted in four concrete product improvements that measurably enhanced usability, reinforcing the value of Agile sprint reviews in surfacing requirements that are difficult to elicit upfront.</w:t>
+        <w:t>The core model achieves an R-squared of 0.89 and a mean absolute error of £65,342 on a temporally held-out test set of 620,000 English residential transactions from 2023 to 2024, with a MedAPE of 14.75% that compares directly with the published state of the art for gradient-boosted tree AVMs (Hjort et al., 2022; Ho et al., 2021). The strict temporal split provides a rigorous and honest evaluation of the model's generalisation to future market conditions, free from the look-ahead bias that affects random cross-validation on time-series data (Bergmeir and Benitez, 2012). The four-sprint Agile Scrum delivery process, guided by the principles of the Agile Manifesto (Beck et al., 2001), enabled the team to respond to client feedback rapidly and incorporate five substantive UX improvements during the final sprint.</w:t>
       </w:r>
     </w:p>
     <w:p>
       <w:pPr>
-        <w:spacing w:before="0" w:after="120" w:line="360" w:lineRule="auto"/>
+        <w:spacing w:lineRule="auto" w:line="360" w:before="0" w:after="120"/>
         <w:jc w:val="both"/>
       </w:pPr>
       <w:r>
         <w:rPr>
           <w:rFonts w:ascii="Times New Roman" w:hAnsi="Times New Roman"/>
-          <w:b w:val="0"/>
-          <w:i w:val="0"/>
           <w:sz w:val="24"/>
         </w:rPr>
-        <w:t>Three directions for future work are identified. First, the most impactful improvement would be to replace the national-average default values for the school, station, and park accessibility features with live OSM-derived distances at inference time. This would require either completing the Overpass prefetch before enabling form submission or implementing an asynchronous re-prediction once the real distances are available, and would be expected to improve prediction accuracy for properties with atypical accessibility profiles. Second, the model training data is currently limited to England; extending coverage to Wales and Scotland would require integrating the respective Land Registry and EPC datasets and retraining with the additional geographic features. Third, a native mobile application would lower the barrier to use for prospective homebuyers who conduct property research primarily on smartphones, and the existing FastAPI backend would serve a React Native frontend without modification.</w:t>
+        <w:t>Several directions for future work would meaningfully improve the system. First, the model's three accessibility distance features should be populated with property-specific live Overpass distances rather than national-average defaults, which would require a brief asynchronous wait before model execution but would improve prediction accuracy for properties with unusually high or low amenity accessibility. Second, the model should be extended to cover Wales and Scotland by incorporating the Scottish Assessors Association data and the Welsh Government property dataset. Third, a mobile-optimised native application would better serve the growing proportion of property searches conducted on smartphones. Fourth, the model should be retrained annually on the most recent 12 months of Land Registry data to maintain accuracy as market conditions evolve. Finally, a production-grade deployment on paid Render and Supabase tiers would eliminate the cold-start and monthly active user constraints that currently limit scalability.</w:t>
       </w:r>
     </w:p>
     <w:p>
@@ -2620,838 +2554,450 @@
       <w:pPr>
         <w:pStyle w:val="Heading1"/>
         <w:spacing w:before="360" w:after="120"/>
-        <w:jc w:val="left"/>
       </w:pPr>
       <w:r>
         <w:rPr>
           <w:rFonts w:ascii="Times New Roman" w:hAnsi="Times New Roman"/>
-          <w:color w:val="000000"/>
-          <w:sz w:val="28"/>
+          <w:b/>
+          <w:color w:val="031634"/>
+          <w:sz w:val="32"/>
         </w:rPr>
         <w:t>References</w:t>
       </w:r>
     </w:p>
     <w:p>
       <w:pPr>
-        <w:spacing w:before="0" w:after="80" w:line="240" w:lineRule="auto"/>
-        <w:ind w:hanging="720" w:left="720"/>
-        <w:jc w:val="both"/>
+        <w:spacing w:line="240" w:lineRule="auto" w:before="0" w:after="120"/>
+        <w:ind w:left="720" w:hanging="720"/>
       </w:pPr>
       <w:r>
         <w:rPr>
           <w:rFonts w:ascii="Times New Roman" w:hAnsi="Times New Roman"/>
-          <w:i w:val="0"/>
           <w:sz w:val="24"/>
         </w:rPr>
-        <w:t xml:space="preserve">Antipov, E.A. and Pokryshevskaya, E.B. (2012) </w:t>
+        <w:t>Antipov, E.A. and Pokryshevskaya, E.B. (2012) 'Mass appraisal of residential apartments: An application of Random forest for valuation and a CART-based approach for model diagnostics', Expert Systems with Applications, 39(2), pp. 1772–1778.</w:t>
       </w:r>
+    </w:p>
+    <w:p>
+      <w:pPr>
+        <w:spacing w:line="240" w:lineRule="auto" w:before="0" w:after="120"/>
+        <w:ind w:left="720" w:hanging="720"/>
+      </w:pPr>
       <w:r>
         <w:rPr>
           <w:rFonts w:ascii="Times New Roman" w:hAnsi="Times New Roman"/>
-          <w:i/>
           <w:sz w:val="24"/>
         </w:rPr>
-        <w:t xml:space="preserve">'Mass appraisal of residential apartments: An application of Random forest for valuation and a CART-based approach for model diagnostics', </w:t>
+        <w:t>Beck, K. et al. (2001) Manifesto for Agile Software Development. Available at: https://agilemanifesto.org (Accessed: 19 April 2026).</w:t>
       </w:r>
+    </w:p>
+    <w:p>
+      <w:pPr>
+        <w:spacing w:line="240" w:lineRule="auto" w:before="0" w:after="120"/>
+        <w:ind w:left="720" w:hanging="720"/>
+      </w:pPr>
       <w:r>
         <w:rPr>
           <w:rFonts w:ascii="Times New Roman" w:hAnsi="Times New Roman"/>
-          <w:i w:val="0"/>
           <w:sz w:val="24"/>
         </w:rPr>
-        <w:t xml:space="preserve">Expert Systems with Applications, </w:t>
+        <w:t>Bergmeir, C. and Benítez, J.M. (2012) 'On the use of cross-validation for time series predictor evaluation', Information Sciences, 191, pp. 192–213.</w:t>
       </w:r>
+    </w:p>
+    <w:p>
+      <w:pPr>
+        <w:spacing w:line="240" w:lineRule="auto" w:before="0" w:after="120"/>
+        <w:ind w:left="720" w:hanging="720"/>
+      </w:pPr>
       <w:r>
         <w:rPr>
           <w:rFonts w:ascii="Times New Roman" w:hAnsi="Times New Roman"/>
-          <w:i w:val="0"/>
           <w:sz w:val="24"/>
         </w:rPr>
-        <w:t>39(12), pp. 10778–10785.</w:t>
+        <w:t>Breiman, L. (2001) 'Random forests', Machine Learning, 45(1), pp. 5–32.</w:t>
       </w:r>
     </w:p>
     <w:p>
       <w:pPr>
-        <w:spacing w:before="0" w:after="80" w:line="240" w:lineRule="auto"/>
-        <w:ind w:hanging="720" w:left="720"/>
-        <w:jc w:val="both"/>
+        <w:spacing w:line="240" w:lineRule="auto" w:before="0" w:after="120"/>
+        <w:ind w:left="720" w:hanging="720"/>
       </w:pPr>
       <w:r>
         <w:rPr>
           <w:rFonts w:ascii="Times New Roman" w:hAnsi="Times New Roman"/>
-          <w:i w:val="0"/>
           <w:sz w:val="24"/>
         </w:rPr>
-        <w:t xml:space="preserve">Bergmeir, C. and Benitez, J.M. (2012) </w:t>
+        <w:t>Chen, T. and Guestrin, C. (2016) 'XGBoost: A scalable tree boosting system', in Proceedings of the 22nd ACM SIGKDD International Conference on Knowledge Discovery and Data Mining, pp. 785–794.</w:t>
       </w:r>
+    </w:p>
+    <w:p>
+      <w:pPr>
+        <w:spacing w:line="240" w:lineRule="auto" w:before="0" w:after="120"/>
+        <w:ind w:left="720" w:hanging="720"/>
+      </w:pPr>
       <w:r>
         <w:rPr>
           <w:rFonts w:ascii="Times New Roman" w:hAnsi="Times New Roman"/>
-          <w:i/>
           <w:sz w:val="24"/>
         </w:rPr>
-        <w:t xml:space="preserve">'On the use of cross-validation for time series predictor evaluation', </w:t>
+        <w:t>Clapp, J.M. and Giaccotto, C. (1992) 'Estimating price indices for residential property: A comparison of repeat sales and assessed value methods', Journal of the American Statistical Association, 87(418), pp. 300–306.</w:t>
       </w:r>
+    </w:p>
+    <w:p>
+      <w:pPr>
+        <w:spacing w:line="240" w:lineRule="auto" w:before="0" w:after="120"/>
+        <w:ind w:left="720" w:hanging="720"/>
+      </w:pPr>
       <w:r>
         <w:rPr>
           <w:rFonts w:ascii="Times New Roman" w:hAnsi="Times New Roman"/>
-          <w:i w:val="0"/>
           <w:sz w:val="24"/>
         </w:rPr>
-        <w:t xml:space="preserve">Information Sciences, </w:t>
+        <w:t>Department for Levelling Up, Housing and Communities (2019) English Indices of Deprivation 2019. London: MHCLG. Available at: https://www.gov.uk/government/statistics/english-indices-of-deprivation-2019 (Accessed: 19 April 2026).</w:t>
       </w:r>
+    </w:p>
+    <w:p>
+      <w:pPr>
+        <w:spacing w:line="240" w:lineRule="auto" w:before="0" w:after="120"/>
+        <w:ind w:left="720" w:hanging="720"/>
+      </w:pPr>
       <w:r>
         <w:rPr>
           <w:rFonts w:ascii="Times New Roman" w:hAnsi="Times New Roman"/>
-          <w:i w:val="0"/>
           <w:sz w:val="24"/>
         </w:rPr>
-        <w:t>191, pp. 192–213.</w:t>
+        <w:t>Department for Levelling Up, Housing and Communities (2026) Energy Performance of Buildings Data England and Wales. Available at: https://epc.opendatacommunities.org (Accessed: 19 April 2026).</w:t>
       </w:r>
     </w:p>
     <w:p>
       <w:pPr>
-        <w:spacing w:before="0" w:after="80" w:line="240" w:lineRule="auto"/>
-        <w:ind w:hanging="720" w:left="720"/>
-        <w:jc w:val="both"/>
+        <w:spacing w:line="240" w:lineRule="auto" w:before="0" w:after="120"/>
+        <w:ind w:left="720" w:hanging="720"/>
       </w:pPr>
       <w:r>
         <w:rPr>
           <w:rFonts w:ascii="Times New Roman" w:hAnsi="Times New Roman"/>
-          <w:i w:val="0"/>
           <w:sz w:val="24"/>
         </w:rPr>
-        <w:t xml:space="preserve">Breiman, L. (2001) </w:t>
+        <w:t>FastAPI (2024) FastAPI documentation. Available at: https://fastapi.tiangolo.com (Accessed: 19 April 2026).</w:t>
       </w:r>
+    </w:p>
+    <w:p>
+      <w:pPr>
+        <w:spacing w:line="240" w:lineRule="auto" w:before="0" w:after="120"/>
+        <w:ind w:left="720" w:hanging="720"/>
+      </w:pPr>
       <w:r>
         <w:rPr>
           <w:rFonts w:ascii="Times New Roman" w:hAnsi="Times New Roman"/>
-          <w:i/>
           <w:sz w:val="24"/>
         </w:rPr>
-        <w:t xml:space="preserve">'Random forests', </w:t>
+        <w:t>Fuerst, F. and McAllister, P. (2011) 'Green noise or green value? Measuring the effects of environmental certification on office values', Real Estate Economics, 39(1), pp. 45–69.</w:t>
       </w:r>
+    </w:p>
+    <w:p>
+      <w:pPr>
+        <w:spacing w:line="240" w:lineRule="auto" w:before="0" w:after="120"/>
+        <w:ind w:left="720" w:hanging="720"/>
+      </w:pPr>
       <w:r>
         <w:rPr>
           <w:rFonts w:ascii="Times New Roman" w:hAnsi="Times New Roman"/>
-          <w:i w:val="0"/>
           <w:sz w:val="24"/>
         </w:rPr>
-        <w:t xml:space="preserve">Machine Learning, </w:t>
+        <w:t>Fuerst, F., McAllister, P., Nanda, A. and Wyatt, P. (2015) 'Does energy efficiency matter to home-buyers? An investigation of EPC ratings and transaction prices in England', Energy Economics, 48, pp. 145–156.</w:t>
       </w:r>
+    </w:p>
+    <w:p>
+      <w:pPr>
+        <w:spacing w:line="240" w:lineRule="auto" w:before="0" w:after="120"/>
+        <w:ind w:left="720" w:hanging="720"/>
+      </w:pPr>
       <w:r>
         <w:rPr>
           <w:rFonts w:ascii="Times New Roman" w:hAnsi="Times New Roman"/>
-          <w:i w:val="0"/>
           <w:sz w:val="24"/>
         </w:rPr>
-        <w:t>45(1), pp. 5–32.</w:t>
+        <w:t>Geerts, M., vanden Broucke, S. and De Weerdt, J. (2023) 'A survey of methods and input data types for house price prediction', ISPRS International Journal of Geo-Information, 12(5), 200.</w:t>
       </w:r>
     </w:p>
     <w:p>
       <w:pPr>
-        <w:spacing w:before="0" w:after="80" w:line="240" w:lineRule="auto"/>
-        <w:ind w:hanging="720" w:left="720"/>
-        <w:jc w:val="both"/>
+        <w:spacing w:line="240" w:lineRule="auto" w:before="0" w:after="120"/>
+        <w:ind w:left="720" w:hanging="720"/>
       </w:pPr>
       <w:r>
         <w:rPr>
           <w:rFonts w:ascii="Times New Roman" w:hAnsi="Times New Roman"/>
-          <w:i w:val="0"/>
           <w:sz w:val="24"/>
         </w:rPr>
-        <w:t xml:space="preserve">Chen, T. and Guestrin, C. (2016) </w:t>
+        <w:t>Grinsztajn, L., Oyallon, E. and Varoquaux, G. (2022) 'Why do tree-based models still outperform deep learning on typical tabular data?', Advances in Neural Information Processing Systems, 35, pp. 507–520.</w:t>
       </w:r>
+    </w:p>
+    <w:p>
+      <w:pPr>
+        <w:spacing w:line="240" w:lineRule="auto" w:before="0" w:after="120"/>
+        <w:ind w:left="720" w:hanging="720"/>
+      </w:pPr>
       <w:r>
         <w:rPr>
           <w:rFonts w:ascii="Times New Roman" w:hAnsi="Times New Roman"/>
-          <w:i/>
           <w:sz w:val="24"/>
         </w:rPr>
-        <w:t xml:space="preserve">'XGBoost: A scalable tree boosting system', </w:t>
+        <w:t>Hjort, A., Pensar, J., Scheel, I. and Sommervoll, D.E. (2022) 'House price prediction with gradient boosted trees under different loss functions', Journal of Property Research, 39(4), pp. 338–364.</w:t>
       </w:r>
+    </w:p>
+    <w:p>
+      <w:pPr>
+        <w:spacing w:line="240" w:lineRule="auto" w:before="0" w:after="120"/>
+        <w:ind w:left="720" w:hanging="720"/>
+      </w:pPr>
       <w:r>
         <w:rPr>
           <w:rFonts w:ascii="Times New Roman" w:hAnsi="Times New Roman"/>
-          <w:i w:val="0"/>
           <w:sz w:val="24"/>
         </w:rPr>
-        <w:t xml:space="preserve">Proceedings of the 22nd ACM SIGKDD International Conference on Knowledge Discovery and Data Mining, </w:t>
+        <w:t>HM Land Registry (2024) Price Paid Data. Available at: https://www.gov.uk/government/collections/price-paid-data (Accessed: 19 April 2026).</w:t>
       </w:r>
+    </w:p>
+    <w:p>
+      <w:pPr>
+        <w:spacing w:line="240" w:lineRule="auto" w:before="0" w:after="120"/>
+        <w:ind w:left="720" w:hanging="720"/>
+      </w:pPr>
       <w:r>
         <w:rPr>
           <w:rFonts w:ascii="Times New Roman" w:hAnsi="Times New Roman"/>
-          <w:i w:val="0"/>
           <w:sz w:val="24"/>
         </w:rPr>
-        <w:t>pp. 785–794.</w:t>
+        <w:t>Ho, W.K.O., Tang, B.S. and Wong, S.W. (2021) 'Predicting property prices with machine learning algorithms', Journal of Property Research, 38(1), pp. 48–70.</w:t>
       </w:r>
     </w:p>
     <w:p>
       <w:pPr>
-        <w:spacing w:before="0" w:after="80" w:line="240" w:lineRule="auto"/>
-        <w:ind w:hanging="720" w:left="720"/>
-        <w:jc w:val="both"/>
+        <w:spacing w:line="240" w:lineRule="auto" w:before="0" w:after="120"/>
+        <w:ind w:left="720" w:hanging="720"/>
       </w:pPr>
       <w:r>
         <w:rPr>
           <w:rFonts w:ascii="Times New Roman" w:hAnsi="Times New Roman"/>
-          <w:i w:val="0"/>
           <w:sz w:val="24"/>
         </w:rPr>
-        <w:t xml:space="preserve">Clapp, J.M. and Giaccotto, C. (1992) </w:t>
+        <w:t>Ke, G. et al. (2017) 'LightGBM: A highly efficient gradient boosting decision tree', Advances in Neural Information Processing Systems, 30, pp. 3146–3154.</w:t>
       </w:r>
+    </w:p>
+    <w:p>
+      <w:pPr>
+        <w:spacing w:line="240" w:lineRule="auto" w:before="0" w:after="120"/>
+        <w:ind w:left="720" w:hanging="720"/>
+      </w:pPr>
       <w:r>
         <w:rPr>
           <w:rFonts w:ascii="Times New Roman" w:hAnsi="Times New Roman"/>
-          <w:i/>
           <w:sz w:val="24"/>
         </w:rPr>
-        <w:t xml:space="preserve">'Estimating price indices for residential property: A comparison of repeat sales and assessed value methods', </w:t>
+        <w:t>Lundberg, S.M. and Lee, S.-I. (2017) 'A unified approach to interpreting model predictions', Advances in Neural Information Processing Systems, 30, pp. 4765–4774.</w:t>
       </w:r>
+    </w:p>
+    <w:p>
+      <w:pPr>
+        <w:spacing w:line="240" w:lineRule="auto" w:before="0" w:after="120"/>
+        <w:ind w:left="720" w:hanging="720"/>
+      </w:pPr>
       <w:r>
         <w:rPr>
           <w:rFonts w:ascii="Times New Roman" w:hAnsi="Times New Roman"/>
-          <w:i w:val="0"/>
           <w:sz w:val="24"/>
         </w:rPr>
-        <w:t xml:space="preserve">Journal of the American Statistical Association, </w:t>
+        <w:t>Office for National Statistics (2024) ONS Postcode Directory (August 2024) for the UK. Available at: https://geoportal.statistics.gov.uk (Accessed: 19 April 2026).</w:t>
       </w:r>
+    </w:p>
+    <w:p>
+      <w:pPr>
+        <w:spacing w:line="240" w:lineRule="auto" w:before="0" w:after="120"/>
+        <w:ind w:left="720" w:hanging="720"/>
+      </w:pPr>
       <w:r>
         <w:rPr>
           <w:rFonts w:ascii="Times New Roman" w:hAnsi="Times New Roman"/>
-          <w:i w:val="0"/>
           <w:sz w:val="24"/>
         </w:rPr>
-        <w:t>87(418), pp. 300–306.</w:t>
+        <w:t>OpenStreetMap Foundation (2021) Copyright and License. Available at: https://www.openstreetmap.org/copyright (Accessed: 19 April 2026).</w:t>
       </w:r>
     </w:p>
     <w:p>
       <w:pPr>
-        <w:spacing w:before="0" w:after="80" w:line="240" w:lineRule="auto"/>
-        <w:ind w:hanging="720" w:left="720"/>
-        <w:jc w:val="both"/>
+        <w:spacing w:line="240" w:lineRule="auto" w:before="0" w:after="120"/>
+        <w:ind w:left="720" w:hanging="720"/>
       </w:pPr>
       <w:r>
         <w:rPr>
           <w:rFonts w:ascii="Times New Roman" w:hAnsi="Times New Roman"/>
-          <w:i w:val="0"/>
           <w:sz w:val="24"/>
         </w:rPr>
-        <w:t xml:space="preserve">Department for Levelling Up, Housing and Communities (2019) </w:t>
+        <w:t>OpenStreetMap Wiki (2025) Overpass API. Available at: https://wiki.openstreetmap.org/wiki/Overpass_API (Accessed: 19 April 2026).</w:t>
       </w:r>
+    </w:p>
+    <w:p>
+      <w:pPr>
+        <w:spacing w:line="240" w:lineRule="auto" w:before="0" w:after="120"/>
+        <w:ind w:left="720" w:hanging="720"/>
+      </w:pPr>
       <w:r>
         <w:rPr>
           <w:rFonts w:ascii="Times New Roman" w:hAnsi="Times New Roman"/>
-          <w:i/>
           <w:sz w:val="24"/>
         </w:rPr>
-        <w:t xml:space="preserve">English Indices of Deprivation 2019. </w:t>
+        <w:t>Park, B. and Bae, J.K. (2015) 'Using machine learning algorithms for housing price prediction: The case of Fairfax County, Virginia housing data', Expert Systems with Applications, 42(6), pp. 2928–2934.</w:t>
       </w:r>
+    </w:p>
+    <w:p>
+      <w:pPr>
+        <w:spacing w:line="240" w:lineRule="auto" w:before="0" w:after="120"/>
+        <w:ind w:left="720" w:hanging="720"/>
+      </w:pPr>
       <w:r>
         <w:rPr>
           <w:rFonts w:ascii="Times New Roman" w:hAnsi="Times New Roman"/>
-          <w:i w:val="0"/>
           <w:sz w:val="24"/>
         </w:rPr>
-        <w:t>London: MHCLG. Available at: https://www.gov.uk/government/statistics/english-indices-of-deprivation-2019 (Accessed: 10 April 2026).</w:t>
+        <w:t>Pedregosa, F. et al. (2011) 'Scikit-learn: Machine learning in Python', Journal of Machine Learning Research, 12, pp. 2825–2830.</w:t>
       </w:r>
     </w:p>
     <w:p>
       <w:pPr>
-        <w:spacing w:before="0" w:after="80" w:line="240" w:lineRule="auto"/>
-        <w:ind w:hanging="720" w:left="720"/>
-        <w:jc w:val="both"/>
+        <w:spacing w:line="240" w:lineRule="auto" w:before="0" w:after="120"/>
+        <w:ind w:left="720" w:hanging="720"/>
       </w:pPr>
       <w:r>
         <w:rPr>
           <w:rFonts w:ascii="Times New Roman" w:hAnsi="Times New Roman"/>
-          <w:i w:val="0"/>
           <w:sz w:val="24"/>
         </w:rPr>
-        <w:t xml:space="preserve">FastAPI (2024) </w:t>
+        <w:t>postcodes.io (2024) Free UK Postcode API. Available at: https://postcodes.io (Accessed: 19 April 2026).</w:t>
       </w:r>
+    </w:p>
+    <w:p>
+      <w:pPr>
+        <w:spacing w:line="240" w:lineRule="auto" w:before="0" w:after="120"/>
+        <w:ind w:left="720" w:hanging="720"/>
+      </w:pPr>
       <w:r>
         <w:rPr>
           <w:rFonts w:ascii="Times New Roman" w:hAnsi="Times New Roman"/>
-          <w:i/>
           <w:sz w:val="24"/>
         </w:rPr>
-        <w:t xml:space="preserve">FastAPI documentation. </w:t>
+        <w:t>Render (2026) Deploy for Free. Available at: https://render.com/docs/free (Accessed: 19 April 2026).</w:t>
       </w:r>
+    </w:p>
+    <w:p>
+      <w:pPr>
+        <w:spacing w:line="240" w:lineRule="auto" w:before="0" w:after="120"/>
+        <w:ind w:left="720" w:hanging="720"/>
+      </w:pPr>
       <w:r>
         <w:rPr>
           <w:rFonts w:ascii="Times New Roman" w:hAnsi="Times New Roman"/>
-          <w:i w:val="0"/>
           <w:sz w:val="24"/>
         </w:rPr>
-        <w:t>Available at: https://fastapi.tiangolo.com (Accessed: 10 April 2026).</w:t>
+        <w:t>Rosen, S. (1974) 'Hedonic prices and implicit markets: Product differentiation in pure competition', Journal of Political Economy, 82(1), pp. 34–55.</w:t>
       </w:r>
     </w:p>
     <w:p>
       <w:pPr>
-        <w:spacing w:before="0" w:after="80" w:line="240" w:lineRule="auto"/>
-        <w:ind w:hanging="720" w:left="720"/>
-        <w:jc w:val="both"/>
+        <w:spacing w:line="240" w:lineRule="auto" w:before="0" w:after="120"/>
+        <w:ind w:left="720" w:hanging="720"/>
       </w:pPr>
       <w:r>
         <w:rPr>
           <w:rFonts w:ascii="Times New Roman" w:hAnsi="Times New Roman"/>
-          <w:i w:val="0"/>
           <w:sz w:val="24"/>
         </w:rPr>
-        <w:t xml:space="preserve">Fuerst, F. and McAllister, P. (2011) </w:t>
+        <w:t>Schwaber, K. and Sutherland, J. (2020) The Scrum Guide: The Definitive Guide to Scrum: The Rules of the Game. Available at: https://scrumguides.org (Accessed: 19 April 2026).</w:t>
       </w:r>
+    </w:p>
+    <w:p>
+      <w:pPr>
+        <w:spacing w:line="240" w:lineRule="auto" w:before="0" w:after="120"/>
+        <w:ind w:left="720" w:hanging="720"/>
+      </w:pPr>
       <w:r>
         <w:rPr>
           <w:rFonts w:ascii="Times New Roman" w:hAnsi="Times New Roman"/>
-          <w:i/>
           <w:sz w:val="24"/>
         </w:rPr>
-        <w:t xml:space="preserve">'Green noise or green value? Measuring the effects of environmental certification on office values', </w:t>
+        <w:t>Sommerville, I. (2015) Software Engineering. 10th edn. Harlow: Pearson.</w:t>
       </w:r>
+    </w:p>
+    <w:p>
+      <w:pPr>
+        <w:spacing w:line="240" w:lineRule="auto" w:before="0" w:after="120"/>
+        <w:ind w:left="720" w:hanging="720"/>
+      </w:pPr>
       <w:r>
         <w:rPr>
           <w:rFonts w:ascii="Times New Roman" w:hAnsi="Times New Roman"/>
-          <w:i w:val="0"/>
           <w:sz w:val="24"/>
         </w:rPr>
-        <w:t xml:space="preserve">Real Estate Economics, </w:t>
+        <w:t>Supabase (2024) Supabase documentation. Available at: https://supabase.com/docs (Accessed: 19 April 2026).</w:t>
       </w:r>
+    </w:p>
+    <w:p>
+      <w:pPr>
+        <w:spacing w:line="240" w:lineRule="auto" w:before="0" w:after="120"/>
+        <w:ind w:left="720" w:hanging="720"/>
+      </w:pPr>
       <w:r>
         <w:rPr>
           <w:rFonts w:ascii="Times New Roman" w:hAnsi="Times New Roman"/>
-          <w:i w:val="0"/>
           <w:sz w:val="24"/>
         </w:rPr>
-        <w:t>39(1), pp. 45–69.</w:t>
+        <w:t>Supabase (2026) Pricing. Available at: https://supabase.com/pricing (Accessed: 19 April 2026).</w:t>
       </w:r>
     </w:p>
     <w:p>
       <w:pPr>
-        <w:spacing w:before="0" w:after="80" w:line="240" w:lineRule="auto"/>
-        <w:ind w:hanging="720" w:left="720"/>
-        <w:jc w:val="both"/>
+        <w:spacing w:line="240" w:lineRule="auto" w:before="0" w:after="120"/>
+        <w:ind w:left="720" w:hanging="720"/>
       </w:pPr>
       <w:r>
         <w:rPr>
           <w:rFonts w:ascii="Times New Roman" w:hAnsi="Times New Roman"/>
-          <w:i w:val="0"/>
           <w:sz w:val="24"/>
         </w:rPr>
-        <w:t xml:space="preserve">Goodfellow, I., Bengio, Y. and Courville, A. (2016) </w:t>
+        <w:t>Tibshirani, R. (1996) 'Regression shrinkage and selection via the lasso', Journal of the Royal Statistical Society: Series B (Methodological), 58(1), pp. 267–288.</w:t>
       </w:r>
+    </w:p>
+    <w:p>
+      <w:pPr>
+        <w:spacing w:line="240" w:lineRule="auto" w:before="0" w:after="120"/>
+        <w:ind w:left="720" w:hanging="720"/>
+      </w:pPr>
       <w:r>
         <w:rPr>
           <w:rFonts w:ascii="Times New Roman" w:hAnsi="Times New Roman"/>
-          <w:i/>
           <w:sz w:val="24"/>
         </w:rPr>
-        <w:t xml:space="preserve">Deep Learning. </w:t>
+        <w:t>Vercel (2026) Deploying Git Repositories with Vercel. Available at: https://vercel.com/docs/deployments/git (Accessed: 19 April 2026).</w:t>
       </w:r>
+    </w:p>
+    <w:p>
+      <w:pPr>
+        <w:spacing w:line="240" w:lineRule="auto" w:before="0" w:after="120"/>
+        <w:ind w:left="720" w:hanging="720"/>
+      </w:pPr>
       <w:r>
         <w:rPr>
           <w:rFonts w:ascii="Times New Roman" w:hAnsi="Times New Roman"/>
-          <w:i w:val="0"/>
           <w:sz w:val="24"/>
         </w:rPr>
-        <w:t>Cambridge, MA: MIT Press.</w:t>
-      </w:r>
-    </w:p>
-    <w:p>
-      <w:pPr>
-        <w:spacing w:before="0" w:after="80" w:line="240" w:lineRule="auto"/>
-        <w:ind w:hanging="720" w:left="720"/>
-        <w:jc w:val="both"/>
-      </w:pPr>
-      <w:r>
-        <w:rPr>
-          <w:rFonts w:ascii="Times New Roman" w:hAnsi="Times New Roman"/>
-          <w:i w:val="0"/>
-          <w:sz w:val="24"/>
-        </w:rPr>
-        <w:t xml:space="preserve">HM Land Registry (2024) </w:t>
-      </w:r>
-      <w:r>
-        <w:rPr>
-          <w:rFonts w:ascii="Times New Roman" w:hAnsi="Times New Roman"/>
-          <w:i/>
-          <w:sz w:val="24"/>
-        </w:rPr>
-        <w:t xml:space="preserve">Price Paid Data. </w:t>
-      </w:r>
-      <w:r>
-        <w:rPr>
-          <w:rFonts w:ascii="Times New Roman" w:hAnsi="Times New Roman"/>
-          <w:i w:val="0"/>
-          <w:sz w:val="24"/>
-        </w:rPr>
-        <w:t>Available at: https://www.gov.uk/government/collections/price-paid-data (Accessed: 10 April 2026).</w:t>
-      </w:r>
-    </w:p>
-    <w:p>
-      <w:pPr>
-        <w:spacing w:before="0" w:after="80" w:line="240" w:lineRule="auto"/>
-        <w:ind w:hanging="720" w:left="720"/>
-        <w:jc w:val="both"/>
-      </w:pPr>
-      <w:r>
-        <w:rPr>
-          <w:rFonts w:ascii="Times New Roman" w:hAnsi="Times New Roman"/>
-          <w:i w:val="0"/>
-          <w:sz w:val="24"/>
-        </w:rPr>
-        <w:t xml:space="preserve">Ke, G. et al. (2017) </w:t>
-      </w:r>
-      <w:r>
-        <w:rPr>
-          <w:rFonts w:ascii="Times New Roman" w:hAnsi="Times New Roman"/>
-          <w:i/>
-          <w:sz w:val="24"/>
-        </w:rPr>
-        <w:t xml:space="preserve">'LightGBM: A highly efficient gradient boosting decision tree', </w:t>
-      </w:r>
-      <w:r>
-        <w:rPr>
-          <w:rFonts w:ascii="Times New Roman" w:hAnsi="Times New Roman"/>
-          <w:i w:val="0"/>
-          <w:sz w:val="24"/>
-        </w:rPr>
-        <w:t xml:space="preserve">Advances in Neural Information Processing Systems, </w:t>
-      </w:r>
-      <w:r>
-        <w:rPr>
-          <w:rFonts w:ascii="Times New Roman" w:hAnsi="Times New Roman"/>
-          <w:i w:val="0"/>
-          <w:sz w:val="24"/>
-        </w:rPr>
-        <w:t>30, pp. 3146–3154.</w:t>
-      </w:r>
-    </w:p>
-    <w:p>
-      <w:pPr>
-        <w:spacing w:before="0" w:after="80" w:line="240" w:lineRule="auto"/>
-        <w:ind w:hanging="720" w:left="720"/>
-        <w:jc w:val="both"/>
-      </w:pPr>
-      <w:r>
-        <w:rPr>
-          <w:rFonts w:ascii="Times New Roman" w:hAnsi="Times New Roman"/>
-          <w:i w:val="0"/>
-          <w:sz w:val="24"/>
-        </w:rPr>
-        <w:t xml:space="preserve">Kim, G., Hwang, S. and Lee, H. (2021) </w:t>
-      </w:r>
-      <w:r>
-        <w:rPr>
-          <w:rFonts w:ascii="Times New Roman" w:hAnsi="Times New Roman"/>
-          <w:i/>
-          <w:sz w:val="24"/>
-        </w:rPr>
-        <w:t xml:space="preserve">'House price prediction using machine learning: A review', </w:t>
-      </w:r>
-      <w:r>
-        <w:rPr>
-          <w:rFonts w:ascii="Times New Roman" w:hAnsi="Times New Roman"/>
-          <w:i w:val="0"/>
-          <w:sz w:val="24"/>
-        </w:rPr>
-        <w:t xml:space="preserve">Journal of Big Data, </w:t>
-      </w:r>
-      <w:r>
-        <w:rPr>
-          <w:rFonts w:ascii="Times New Roman" w:hAnsi="Times New Roman"/>
-          <w:i w:val="0"/>
-          <w:sz w:val="24"/>
-        </w:rPr>
-        <w:t>8(1), pp. 1–26.</w:t>
-      </w:r>
-    </w:p>
-    <w:p>
-      <w:pPr>
-        <w:spacing w:before="0" w:after="80" w:line="240" w:lineRule="auto"/>
-        <w:ind w:hanging="720" w:left="720"/>
-        <w:jc w:val="both"/>
-      </w:pPr>
-      <w:r>
-        <w:rPr>
-          <w:rFonts w:ascii="Times New Roman" w:hAnsi="Times New Roman"/>
-          <w:i w:val="0"/>
-          <w:sz w:val="24"/>
-        </w:rPr>
-        <w:t xml:space="preserve">Lundberg, S.M. and Lee, S.I. (2017) </w:t>
-      </w:r>
-      <w:r>
-        <w:rPr>
-          <w:rFonts w:ascii="Times New Roman" w:hAnsi="Times New Roman"/>
-          <w:i/>
-          <w:sz w:val="24"/>
-        </w:rPr>
-        <w:t xml:space="preserve">'A unified approach to interpreting model predictions', </w:t>
-      </w:r>
-      <w:r>
-        <w:rPr>
-          <w:rFonts w:ascii="Times New Roman" w:hAnsi="Times New Roman"/>
-          <w:i w:val="0"/>
-          <w:sz w:val="24"/>
-        </w:rPr>
-        <w:t xml:space="preserve">Advances in Neural Information Processing Systems, </w:t>
-      </w:r>
-      <w:r>
-        <w:rPr>
-          <w:rFonts w:ascii="Times New Roman" w:hAnsi="Times New Roman"/>
-          <w:i w:val="0"/>
-          <w:sz w:val="24"/>
-        </w:rPr>
-        <w:t>30, pp. 4765–4774.</w:t>
-      </w:r>
-    </w:p>
-    <w:p>
-      <w:pPr>
-        <w:spacing w:before="0" w:after="80" w:line="240" w:lineRule="auto"/>
-        <w:ind w:hanging="720" w:left="720"/>
-        <w:jc w:val="both"/>
-      </w:pPr>
-      <w:r>
-        <w:rPr>
-          <w:rFonts w:ascii="Times New Roman" w:hAnsi="Times New Roman"/>
-          <w:i w:val="0"/>
-          <w:sz w:val="24"/>
-        </w:rPr>
-        <w:t xml:space="preserve">Ministry of Housing, Communities and Local Government (2024) </w:t>
-      </w:r>
-      <w:r>
-        <w:rPr>
-          <w:rFonts w:ascii="Times New Roman" w:hAnsi="Times New Roman"/>
-          <w:i/>
-          <w:sz w:val="24"/>
-        </w:rPr>
-        <w:t xml:space="preserve">EPC Register. </w:t>
-      </w:r>
-      <w:r>
-        <w:rPr>
-          <w:rFonts w:ascii="Times New Roman" w:hAnsi="Times New Roman"/>
-          <w:i w:val="0"/>
-          <w:sz w:val="24"/>
-        </w:rPr>
-        <w:t>Available at: https://epcregister.com (Accessed: 10 April 2026).</w:t>
-      </w:r>
-    </w:p>
-    <w:p>
-      <w:pPr>
-        <w:spacing w:before="0" w:after="80" w:line="240" w:lineRule="auto"/>
-        <w:ind w:hanging="720" w:left="720"/>
-        <w:jc w:val="both"/>
-      </w:pPr>
-      <w:r>
-        <w:rPr>
-          <w:rFonts w:ascii="Times New Roman" w:hAnsi="Times New Roman"/>
-          <w:i w:val="0"/>
-          <w:sz w:val="24"/>
-        </w:rPr>
-        <w:t xml:space="preserve">Office for National Statistics (2024) </w:t>
-      </w:r>
-      <w:r>
-        <w:rPr>
-          <w:rFonts w:ascii="Times New Roman" w:hAnsi="Times New Roman"/>
-          <w:i/>
-          <w:sz w:val="24"/>
-        </w:rPr>
-        <w:t xml:space="preserve">Postcode Directory. </w:t>
-      </w:r>
-      <w:r>
-        <w:rPr>
-          <w:rFonts w:ascii="Times New Roman" w:hAnsi="Times New Roman"/>
-          <w:i w:val="0"/>
-          <w:sz w:val="24"/>
-        </w:rPr>
-        <w:t>Available at: https://geoportal.statistics.gov.uk (Accessed: 10 April 2026).</w:t>
-      </w:r>
-    </w:p>
-    <w:p>
-      <w:pPr>
-        <w:spacing w:before="0" w:after="80" w:line="240" w:lineRule="auto"/>
-        <w:ind w:hanging="720" w:left="720"/>
-        <w:jc w:val="both"/>
-      </w:pPr>
-      <w:r>
-        <w:rPr>
-          <w:rFonts w:ascii="Times New Roman" w:hAnsi="Times New Roman"/>
-          <w:i w:val="0"/>
-          <w:sz w:val="24"/>
-        </w:rPr>
-        <w:t xml:space="preserve">OpenStreetMap contributors (2024) </w:t>
-      </w:r>
-      <w:r>
-        <w:rPr>
-          <w:rFonts w:ascii="Times New Roman" w:hAnsi="Times New Roman"/>
-          <w:i/>
-          <w:sz w:val="24"/>
-        </w:rPr>
-        <w:t xml:space="preserve">OpenStreetMap Overpass API. </w:t>
-      </w:r>
-      <w:r>
-        <w:rPr>
-          <w:rFonts w:ascii="Times New Roman" w:hAnsi="Times New Roman"/>
-          <w:i w:val="0"/>
-          <w:sz w:val="24"/>
-        </w:rPr>
-        <w:t>Available at: https://overpass-api.de (Accessed: 10 April 2026).</w:t>
-      </w:r>
-    </w:p>
-    <w:p>
-      <w:pPr>
-        <w:spacing w:before="0" w:after="80" w:line="240" w:lineRule="auto"/>
-        <w:ind w:hanging="720" w:left="720"/>
-        <w:jc w:val="both"/>
-      </w:pPr>
-      <w:r>
-        <w:rPr>
-          <w:rFonts w:ascii="Times New Roman" w:hAnsi="Times New Roman"/>
-          <w:i w:val="0"/>
-          <w:sz w:val="24"/>
-        </w:rPr>
-        <w:t xml:space="preserve">Park, B. and Bae, J.K. (2015) </w:t>
-      </w:r>
-      <w:r>
-        <w:rPr>
-          <w:rFonts w:ascii="Times New Roman" w:hAnsi="Times New Roman"/>
-          <w:i/>
-          <w:sz w:val="24"/>
-        </w:rPr>
-        <w:t xml:space="preserve">'Using machine learning algorithms for housing price prediction: The case of Fairfax County, Virginia housing data', </w:t>
-      </w:r>
-      <w:r>
-        <w:rPr>
-          <w:rFonts w:ascii="Times New Roman" w:hAnsi="Times New Roman"/>
-          <w:i w:val="0"/>
-          <w:sz w:val="24"/>
-        </w:rPr>
-        <w:t xml:space="preserve">Expert Systems with Applications, </w:t>
-      </w:r>
-      <w:r>
-        <w:rPr>
-          <w:rFonts w:ascii="Times New Roman" w:hAnsi="Times New Roman"/>
-          <w:i w:val="0"/>
-          <w:sz w:val="24"/>
-        </w:rPr>
-        <w:t>42(6), pp. 2928–2934.</w:t>
-      </w:r>
-    </w:p>
-    <w:p>
-      <w:pPr>
-        <w:spacing w:before="0" w:after="80" w:line="240" w:lineRule="auto"/>
-        <w:ind w:hanging="720" w:left="720"/>
-        <w:jc w:val="both"/>
-      </w:pPr>
-      <w:r>
-        <w:rPr>
-          <w:rFonts w:ascii="Times New Roman" w:hAnsi="Times New Roman"/>
-          <w:i w:val="0"/>
-          <w:sz w:val="24"/>
-        </w:rPr>
-        <w:t xml:space="preserve">Pedregosa, F. et al. (2011) </w:t>
-      </w:r>
-      <w:r>
-        <w:rPr>
-          <w:rFonts w:ascii="Times New Roman" w:hAnsi="Times New Roman"/>
-          <w:i/>
-          <w:sz w:val="24"/>
-        </w:rPr>
-        <w:t xml:space="preserve">'Scikit-learn: Machine learning in Python', </w:t>
-      </w:r>
-      <w:r>
-        <w:rPr>
-          <w:rFonts w:ascii="Times New Roman" w:hAnsi="Times New Roman"/>
-          <w:i w:val="0"/>
-          <w:sz w:val="24"/>
-        </w:rPr>
-        <w:t xml:space="preserve">Journal of Machine Learning Research, </w:t>
-      </w:r>
-      <w:r>
-        <w:rPr>
-          <w:rFonts w:ascii="Times New Roman" w:hAnsi="Times New Roman"/>
-          <w:i w:val="0"/>
-          <w:sz w:val="24"/>
-        </w:rPr>
-        <w:t>12, pp. 2825–2830.</w:t>
-      </w:r>
-    </w:p>
-    <w:p>
-      <w:pPr>
-        <w:spacing w:before="0" w:after="80" w:line="240" w:lineRule="auto"/>
-        <w:ind w:hanging="720" w:left="720"/>
-        <w:jc w:val="both"/>
-      </w:pPr>
-      <w:r>
-        <w:rPr>
-          <w:rFonts w:ascii="Times New Roman" w:hAnsi="Times New Roman"/>
-          <w:i w:val="0"/>
-          <w:sz w:val="24"/>
-        </w:rPr>
-        <w:t xml:space="preserve">postcodes.io (2024) </w:t>
-      </w:r>
-      <w:r>
-        <w:rPr>
-          <w:rFonts w:ascii="Times New Roman" w:hAnsi="Times New Roman"/>
-          <w:i/>
-          <w:sz w:val="24"/>
-        </w:rPr>
-        <w:t xml:space="preserve">Free UK Postcode API. </w:t>
-      </w:r>
-      <w:r>
-        <w:rPr>
-          <w:rFonts w:ascii="Times New Roman" w:hAnsi="Times New Roman"/>
-          <w:i w:val="0"/>
-          <w:sz w:val="24"/>
-        </w:rPr>
-        <w:t>Available at: https://postcodes.io (Accessed: 10 April 2026).</w:t>
-      </w:r>
-    </w:p>
-    <w:p>
-      <w:pPr>
-        <w:spacing w:before="0" w:after="80" w:line="240" w:lineRule="auto"/>
-        <w:ind w:hanging="720" w:left="720"/>
-        <w:jc w:val="both"/>
-      </w:pPr>
-      <w:r>
-        <w:rPr>
-          <w:rFonts w:ascii="Times New Roman" w:hAnsi="Times New Roman"/>
-          <w:i w:val="0"/>
-          <w:sz w:val="24"/>
-        </w:rPr>
-        <w:t xml:space="preserve">Provost, F. and Fawcett, T. (2013) </w:t>
-      </w:r>
-      <w:r>
-        <w:rPr>
-          <w:rFonts w:ascii="Times New Roman" w:hAnsi="Times New Roman"/>
-          <w:i/>
-          <w:sz w:val="24"/>
-        </w:rPr>
-        <w:t xml:space="preserve">Data Science for Business. </w:t>
-      </w:r>
-      <w:r>
-        <w:rPr>
-          <w:rFonts w:ascii="Times New Roman" w:hAnsi="Times New Roman"/>
-          <w:i w:val="0"/>
-          <w:sz w:val="24"/>
-        </w:rPr>
-        <w:t>Sebastopol, CA: O'Reilly Media.</w:t>
-      </w:r>
-    </w:p>
-    <w:p>
-      <w:pPr>
-        <w:spacing w:before="0" w:after="80" w:line="240" w:lineRule="auto"/>
-        <w:ind w:hanging="720" w:left="720"/>
-        <w:jc w:val="both"/>
-      </w:pPr>
-      <w:r>
-        <w:rPr>
-          <w:rFonts w:ascii="Times New Roman" w:hAnsi="Times New Roman"/>
-          <w:i w:val="0"/>
-          <w:sz w:val="24"/>
-        </w:rPr>
-        <w:t xml:space="preserve">Supabase (2024) </w:t>
-      </w:r>
-      <w:r>
-        <w:rPr>
-          <w:rFonts w:ascii="Times New Roman" w:hAnsi="Times New Roman"/>
-          <w:i/>
-          <w:sz w:val="24"/>
-        </w:rPr>
-        <w:t xml:space="preserve">Supabase documentation. </w:t>
-      </w:r>
-      <w:r>
-        <w:rPr>
-          <w:rFonts w:ascii="Times New Roman" w:hAnsi="Times New Roman"/>
-          <w:i w:val="0"/>
-          <w:sz w:val="24"/>
-        </w:rPr>
-        <w:t>Available at: https://supabase.com/docs (Accessed: 10 April 2026).</w:t>
-      </w:r>
-    </w:p>
-    <w:p>
-      <w:pPr>
-        <w:spacing w:before="0" w:after="80" w:line="240" w:lineRule="auto"/>
-        <w:ind w:hanging="720" w:left="720"/>
-        <w:jc w:val="both"/>
-      </w:pPr>
-      <w:r>
-        <w:rPr>
-          <w:rFonts w:ascii="Times New Roman" w:hAnsi="Times New Roman"/>
-          <w:i w:val="0"/>
-          <w:sz w:val="24"/>
-        </w:rPr>
-        <w:t xml:space="preserve">Tibshirani, R. (1996) </w:t>
-      </w:r>
-      <w:r>
-        <w:rPr>
-          <w:rFonts w:ascii="Times New Roman" w:hAnsi="Times New Roman"/>
-          <w:i/>
-          <w:sz w:val="24"/>
-        </w:rPr>
-        <w:t xml:space="preserve">'Regression shrinkage and selection via the lasso', </w:t>
-      </w:r>
-      <w:r>
-        <w:rPr>
-          <w:rFonts w:ascii="Times New Roman" w:hAnsi="Times New Roman"/>
-          <w:i w:val="0"/>
-          <w:sz w:val="24"/>
-        </w:rPr>
-        <w:t xml:space="preserve">Journal of the Royal Statistical Society: Series B (Methodological), </w:t>
-      </w:r>
-      <w:r>
-        <w:rPr>
-          <w:rFonts w:ascii="Times New Roman" w:hAnsi="Times New Roman"/>
-          <w:i w:val="0"/>
-          <w:sz w:val="24"/>
-        </w:rPr>
-        <w:t>58(1), pp. 267–288.</w:t>
-      </w:r>
-    </w:p>
-    <w:p>
-      <w:pPr>
-        <w:spacing w:before="0" w:after="80" w:line="240" w:lineRule="auto"/>
-        <w:ind w:hanging="720" w:left="720"/>
-        <w:jc w:val="both"/>
-      </w:pPr>
-      <w:r>
-        <w:rPr>
-          <w:rFonts w:ascii="Times New Roman" w:hAnsi="Times New Roman"/>
-          <w:i w:val="0"/>
-          <w:sz w:val="24"/>
-        </w:rPr>
-        <w:t xml:space="preserve">Yiu, E. (2021) </w:t>
-      </w:r>
-      <w:r>
-        <w:rPr>
-          <w:rFonts w:ascii="Times New Roman" w:hAnsi="Times New Roman"/>
-          <w:i/>
-          <w:sz w:val="24"/>
-        </w:rPr>
-        <w:t xml:space="preserve">'Property valuation using machine learning: Comparison of automated valuation model approaches for the Hong Kong housing market', </w:t>
-      </w:r>
-      <w:r>
-        <w:rPr>
-          <w:rFonts w:ascii="Times New Roman" w:hAnsi="Times New Roman"/>
-          <w:i w:val="0"/>
-          <w:sz w:val="24"/>
-        </w:rPr>
-        <w:t xml:space="preserve">Journal of Property Investment &amp; Finance, </w:t>
-      </w:r>
-      <w:r>
-        <w:rPr>
-          <w:rFonts w:ascii="Times New Roman" w:hAnsi="Times New Roman"/>
-          <w:i w:val="0"/>
-          <w:sz w:val="24"/>
-        </w:rPr>
-        <w:t>39(5), pp. 517–537.</w:t>
+        <w:t>Vite (2026) Migration from v7. Available at: https://vite.dev/guide/migration (Accessed: 19 April 2026).</w:t>
       </w:r>
     </w:p>
     <w:sectPr>
-      <w:footerReference w:type="default" r:id="rId9"/>
-      <w:pgSz w:w="11906" w:h="16838"/>
-      <w:pgMar w:top="1440" w:right="1440" w:bottom="1440" w:left="1440" w:header="720" w:footer="720" w:gutter="0"/>
+      <w:footerReference w:type="default" r:id="rId12"/>
+      <w:pgSz w:w="12240" w:h="15840"/>
+      <w:pgMar w:top="1440" w:right="1800" w:bottom="1440" w:left="1800" w:header="720" w:footer="720" w:gutter="0"/>
       <w:cols w:space="720"/>
       <w:docGrid w:linePitch="360"/>
     </w:sectPr>
@@ -3468,7 +3014,8 @@
     </w:pPr>
     <w:r>
       <w:rPr>
-        <w:sz w:val="22"/>
+        <w:rFonts w:ascii="Times New Roman" w:hAnsi="Times New Roman"/>
+        <w:sz w:val="20"/>
       </w:rPr>
       <w:fldChar w:fldCharType="begin"/>
       <w:instrText>PAGE</w:instrText>
